--- a/Hệ thống mẫu văn bản/Nguyên đã làm/Lịch báo giảng/Lịch báo giảng - Tuần 04 (THCS).docx
+++ b/Hệ thống mẫu văn bản/Nguyên đã làm/Lịch báo giảng/Lịch báo giảng - Tuần 04 (THCS).docx
@@ -7035,7 +7035,7 @@
                 <w:sz w:val="26"/>
                 <w:szCs w:val="26"/>
               </w:rPr>
-              <w:t>1</w:t>
+              <w:t>3</w:t>
             </w:r>
           </w:p>
         </w:tc>
@@ -7122,7 +7122,7 @@
                 <w:sz w:val="26"/>
                 <w:szCs w:val="26"/>
               </w:rPr>
-              <w:t>Bài 1. Thiết bị vào - ra</w:t>
+              <w:t>Bài 3. Quản lý dữ liệu trong máy tính</w:t>
             </w:r>
           </w:p>
         </w:tc>
@@ -7238,7 +7238,7 @@
                 <w:sz w:val="26"/>
                 <w:szCs w:val="26"/>
               </w:rPr>
-              <w:t>2</w:t>
+              <w:t>4</w:t>
             </w:r>
           </w:p>
         </w:tc>
@@ -7325,7 +7325,7 @@
                 <w:sz w:val="26"/>
                 <w:szCs w:val="26"/>
               </w:rPr>
-              <w:t>Bài 2. Phần mềm máy tính</w:t>
+              <w:t>Bài 4. Mạng xã hội và một số kênh trao đổi thông tin trên Internet</w:t>
             </w:r>
           </w:p>
         </w:tc>

--- a/Hệ thống mẫu văn bản/Nguyên đã làm/Lịch báo giảng/Lịch báo giảng - Tuần 04 (THCS).docx
+++ b/Hệ thống mẫu văn bản/Nguyên đã làm/Lịch báo giảng/Lịch báo giảng - Tuần 04 (THCS).docx
@@ -5754,6 +5754,8 @@
               </w:rPr>
               <w:br/>
               <w:t>Tổ trưởng</w:t>
+              <w:br/>
+              <w:t>Nguyễn Thị Ngọc Ánh</w:t>
             </w:r>
             <w:r>
               <w:rPr>
@@ -11068,26 +11070,20 @@
                 <w:sz w:val="26"/>
                 <w:szCs w:val="26"/>
               </w:rPr>
-              <w:br/>
-              <w:t>…………………………………………………………………</w:t>
-            </w:r>
-            <w:r>
-              <w:rPr>
-                <w:rFonts w:ascii="Times New Roman" w:hAnsi="Times New Roman" w:cs="Times New Roman"/>
-                <w:sz w:val="26"/>
-                <w:szCs w:val="26"/>
-              </w:rPr>
-              <w:br/>
-              <w:t>…………………………………………………………………</w:t>
-            </w:r>
-            <w:r>
-              <w:rPr>
-                <w:rFonts w:ascii="Times New Roman" w:hAnsi="Times New Roman" w:cs="Times New Roman"/>
-                <w:sz w:val="26"/>
-                <w:szCs w:val="26"/>
-              </w:rPr>
-              <w:br/>
-              <w:t>…………………………………………………………………</w:t>
+            </w:r>
+            <w:r>
+              <w:rPr>
+                <w:rFonts w:ascii="Times New Roman" w:hAnsi="Times New Roman" w:cs="Times New Roman"/>
+                <w:sz w:val="26"/>
+                <w:szCs w:val="26"/>
+              </w:rPr>
+            </w:r>
+            <w:r>
+              <w:rPr>
+                <w:rFonts w:ascii="Times New Roman" w:hAnsi="Times New Roman" w:cs="Times New Roman"/>
+                <w:sz w:val="26"/>
+                <w:szCs w:val="26"/>
+              </w:rPr>
             </w:r>
           </w:p>
         </w:tc>
@@ -11120,6 +11116,8 @@
               </w:rPr>
               <w:br/>
               <w:t>Tổ trưởng</w:t>
+              <w:br/>
+              <w:t>Nguyễn Thị Ngọc Ánh</w:t>
             </w:r>
             <w:r>
               <w:rPr>

--- a/Hệ thống mẫu văn bản/Nguyên đã làm/Lịch báo giảng/Lịch báo giảng - Tuần 04 (THCS).docx
+++ b/Hệ thống mẫu văn bản/Nguyên đã làm/Lịch báo giảng/Lịch báo giảng - Tuần 04 (THCS).docx
@@ -808,12 +808,6 @@
                 <w:szCs w:val="26"/>
               </w:rPr>
             </w:pPr>
-            <w:r>
-              <w:rPr>
-                <w:rFonts w:ascii="Times New Roman" w:hAnsi="Times New Roman"/>
-                <w:sz w:val="26"/>
-              </w:rPr>
-            </w:r>
           </w:p>
         </w:tc>
         <w:tc>
@@ -835,12 +829,6 @@
                 <w:szCs w:val="26"/>
               </w:rPr>
             </w:pPr>
-            <w:r>
-              <w:rPr>
-                <w:rFonts w:ascii="Times New Roman" w:hAnsi="Times New Roman"/>
-                <w:sz w:val="26"/>
-              </w:rPr>
-            </w:r>
           </w:p>
         </w:tc>
         <w:tc>
@@ -862,12 +850,6 @@
                 <w:szCs w:val="26"/>
               </w:rPr>
             </w:pPr>
-            <w:r>
-              <w:rPr>
-                <w:rFonts w:ascii="Times New Roman" w:hAnsi="Times New Roman"/>
-                <w:sz w:val="26"/>
-              </w:rPr>
-            </w:r>
           </w:p>
         </w:tc>
         <w:tc>
@@ -889,12 +871,6 @@
                 <w:szCs w:val="26"/>
               </w:rPr>
             </w:pPr>
-            <w:r>
-              <w:rPr>
-                <w:rFonts w:ascii="Times New Roman" w:hAnsi="Times New Roman"/>
-                <w:sz w:val="26"/>
-              </w:rPr>
-            </w:r>
           </w:p>
         </w:tc>
         <w:tc>
@@ -916,12 +892,6 @@
                 <w:szCs w:val="26"/>
               </w:rPr>
             </w:pPr>
-            <w:r>
-              <w:rPr>
-                <w:rFonts w:ascii="Times New Roman" w:hAnsi="Times New Roman"/>
-                <w:sz w:val="26"/>
-              </w:rPr>
-            </w:r>
           </w:p>
         </w:tc>
       </w:tr>
@@ -999,12 +969,6 @@
                 <w:szCs w:val="26"/>
               </w:rPr>
             </w:pPr>
-            <w:r>
-              <w:rPr>
-                <w:rFonts w:ascii="Times New Roman" w:hAnsi="Times New Roman"/>
-                <w:sz w:val="26"/>
-              </w:rPr>
-            </w:r>
           </w:p>
         </w:tc>
         <w:tc>
@@ -1026,12 +990,6 @@
                 <w:szCs w:val="26"/>
               </w:rPr>
             </w:pPr>
-            <w:r>
-              <w:rPr>
-                <w:rFonts w:ascii="Times New Roman" w:hAnsi="Times New Roman"/>
-                <w:sz w:val="26"/>
-              </w:rPr>
-            </w:r>
           </w:p>
         </w:tc>
         <w:tc>
@@ -1053,12 +1011,6 @@
                 <w:szCs w:val="26"/>
               </w:rPr>
             </w:pPr>
-            <w:r>
-              <w:rPr>
-                <w:rFonts w:ascii="Times New Roman" w:hAnsi="Times New Roman"/>
-                <w:sz w:val="26"/>
-              </w:rPr>
-            </w:r>
           </w:p>
         </w:tc>
         <w:tc>
@@ -1080,12 +1032,6 @@
                 <w:szCs w:val="26"/>
               </w:rPr>
             </w:pPr>
-            <w:r>
-              <w:rPr>
-                <w:rFonts w:ascii="Times New Roman" w:hAnsi="Times New Roman"/>
-                <w:sz w:val="26"/>
-              </w:rPr>
-            </w:r>
           </w:p>
         </w:tc>
         <w:tc>
@@ -1107,12 +1053,6 @@
                 <w:szCs w:val="26"/>
               </w:rPr>
             </w:pPr>
-            <w:r>
-              <w:rPr>
-                <w:rFonts w:ascii="Times New Roman" w:hAnsi="Times New Roman"/>
-                <w:sz w:val="26"/>
-              </w:rPr>
-            </w:r>
           </w:p>
         </w:tc>
       </w:tr>
@@ -1190,12 +1130,6 @@
                 <w:szCs w:val="26"/>
               </w:rPr>
             </w:pPr>
-            <w:r>
-              <w:rPr>
-                <w:rFonts w:ascii="Times New Roman" w:hAnsi="Times New Roman"/>
-                <w:sz w:val="26"/>
-              </w:rPr>
-            </w:r>
           </w:p>
         </w:tc>
         <w:tc>
@@ -1217,12 +1151,6 @@
                 <w:szCs w:val="26"/>
               </w:rPr>
             </w:pPr>
-            <w:r>
-              <w:rPr>
-                <w:rFonts w:ascii="Times New Roman" w:hAnsi="Times New Roman"/>
-                <w:sz w:val="26"/>
-              </w:rPr>
-            </w:r>
           </w:p>
         </w:tc>
         <w:tc>
@@ -1244,12 +1172,6 @@
                 <w:szCs w:val="26"/>
               </w:rPr>
             </w:pPr>
-            <w:r>
-              <w:rPr>
-                <w:rFonts w:ascii="Times New Roman" w:hAnsi="Times New Roman"/>
-                <w:sz w:val="26"/>
-              </w:rPr>
-            </w:r>
           </w:p>
         </w:tc>
         <w:tc>
@@ -1271,12 +1193,6 @@
                 <w:szCs w:val="26"/>
               </w:rPr>
             </w:pPr>
-            <w:r>
-              <w:rPr>
-                <w:rFonts w:ascii="Times New Roman" w:hAnsi="Times New Roman"/>
-                <w:sz w:val="26"/>
-              </w:rPr>
-            </w:r>
           </w:p>
         </w:tc>
         <w:tc>
@@ -1298,12 +1214,6 @@
                 <w:szCs w:val="26"/>
               </w:rPr>
             </w:pPr>
-            <w:r>
-              <w:rPr>
-                <w:rFonts w:ascii="Times New Roman" w:hAnsi="Times New Roman"/>
-                <w:sz w:val="26"/>
-              </w:rPr>
-            </w:r>
           </w:p>
         </w:tc>
       </w:tr>
@@ -1381,13 +1291,6 @@
                 <w:szCs w:val="26"/>
               </w:rPr>
             </w:pPr>
-            <w:r>
-              <w:rPr>
-                <w:rFonts w:ascii="Times New Roman" w:hAnsi="Times New Roman" w:cs="Times New Roman"/>
-                <w:sz w:val="26"/>
-                <w:szCs w:val="26"/>
-              </w:rPr>
-            </w:r>
           </w:p>
         </w:tc>
         <w:tc>
@@ -1409,13 +1312,6 @@
                 <w:szCs w:val="26"/>
               </w:rPr>
             </w:pPr>
-            <w:r>
-              <w:rPr>
-                <w:rFonts w:ascii="Times New Roman" w:hAnsi="Times New Roman" w:cs="Times New Roman"/>
-                <w:sz w:val="26"/>
-                <w:szCs w:val="26"/>
-              </w:rPr>
-            </w:r>
           </w:p>
         </w:tc>
         <w:tc>
@@ -1437,13 +1333,6 @@
                 <w:szCs w:val="26"/>
               </w:rPr>
             </w:pPr>
-            <w:r>
-              <w:rPr>
-                <w:rFonts w:ascii="Times New Roman" w:hAnsi="Times New Roman" w:cs="Times New Roman"/>
-                <w:sz w:val="26"/>
-                <w:szCs w:val="26"/>
-              </w:rPr>
-            </w:r>
           </w:p>
         </w:tc>
         <w:tc>
@@ -1465,13 +1354,6 @@
                 <w:szCs w:val="26"/>
               </w:rPr>
             </w:pPr>
-            <w:r>
-              <w:rPr>
-                <w:rFonts w:ascii="Times New Roman" w:hAnsi="Times New Roman" w:cs="Times New Roman"/>
-                <w:sz w:val="26"/>
-                <w:szCs w:val="26"/>
-              </w:rPr>
-            </w:r>
           </w:p>
         </w:tc>
         <w:tc>
@@ -1493,13 +1375,6 @@
                 <w:szCs w:val="26"/>
               </w:rPr>
             </w:pPr>
-            <w:r>
-              <w:rPr>
-                <w:rFonts w:ascii="Times New Roman" w:hAnsi="Times New Roman" w:cs="Times New Roman"/>
-                <w:sz w:val="26"/>
-                <w:szCs w:val="26"/>
-              </w:rPr>
-            </w:r>
           </w:p>
         </w:tc>
       </w:tr>
@@ -1577,12 +1452,6 @@
                 <w:szCs w:val="26"/>
               </w:rPr>
             </w:pPr>
-            <w:r>
-              <w:rPr>
-                <w:rFonts w:ascii="Times New Roman" w:hAnsi="Times New Roman"/>
-                <w:sz w:val="26"/>
-              </w:rPr>
-            </w:r>
           </w:p>
         </w:tc>
         <w:tc>
@@ -1604,12 +1473,6 @@
                 <w:szCs w:val="26"/>
               </w:rPr>
             </w:pPr>
-            <w:r>
-              <w:rPr>
-                <w:rFonts w:ascii="Times New Roman" w:hAnsi="Times New Roman"/>
-                <w:sz w:val="26"/>
-              </w:rPr>
-            </w:r>
           </w:p>
         </w:tc>
         <w:tc>
@@ -1631,12 +1494,6 @@
                 <w:szCs w:val="26"/>
               </w:rPr>
             </w:pPr>
-            <w:r>
-              <w:rPr>
-                <w:rFonts w:ascii="Times New Roman" w:hAnsi="Times New Roman"/>
-                <w:sz w:val="26"/>
-              </w:rPr>
-            </w:r>
           </w:p>
         </w:tc>
         <w:tc>
@@ -1658,12 +1515,6 @@
                 <w:szCs w:val="26"/>
               </w:rPr>
             </w:pPr>
-            <w:r>
-              <w:rPr>
-                <w:rFonts w:ascii="Times New Roman" w:hAnsi="Times New Roman"/>
-                <w:sz w:val="26"/>
-              </w:rPr>
-            </w:r>
           </w:p>
         </w:tc>
         <w:tc>
@@ -1685,12 +1536,6 @@
                 <w:szCs w:val="26"/>
               </w:rPr>
             </w:pPr>
-            <w:r>
-              <w:rPr>
-                <w:rFonts w:ascii="Times New Roman" w:hAnsi="Times New Roman"/>
-                <w:sz w:val="26"/>
-              </w:rPr>
-            </w:r>
           </w:p>
         </w:tc>
       </w:tr>
@@ -1774,12 +1619,6 @@
                 <w:szCs w:val="26"/>
               </w:rPr>
             </w:pPr>
-            <w:r>
-              <w:rPr>
-                <w:rFonts w:ascii="Times New Roman" w:hAnsi="Times New Roman"/>
-                <w:sz w:val="26"/>
-              </w:rPr>
-            </w:r>
           </w:p>
         </w:tc>
         <w:tc>
@@ -1801,12 +1640,6 @@
                 <w:szCs w:val="26"/>
               </w:rPr>
             </w:pPr>
-            <w:r>
-              <w:rPr>
-                <w:rFonts w:ascii="Times New Roman" w:hAnsi="Times New Roman"/>
-                <w:sz w:val="26"/>
-              </w:rPr>
-            </w:r>
           </w:p>
         </w:tc>
         <w:tc>
@@ -1828,12 +1661,6 @@
                 <w:szCs w:val="26"/>
               </w:rPr>
             </w:pPr>
-            <w:r>
-              <w:rPr>
-                <w:rFonts w:ascii="Times New Roman" w:hAnsi="Times New Roman"/>
-                <w:sz w:val="26"/>
-              </w:rPr>
-            </w:r>
           </w:p>
         </w:tc>
         <w:tc>
@@ -1855,12 +1682,6 @@
                 <w:szCs w:val="26"/>
               </w:rPr>
             </w:pPr>
-            <w:r>
-              <w:rPr>
-                <w:rFonts w:ascii="Times New Roman" w:hAnsi="Times New Roman"/>
-                <w:sz w:val="26"/>
-              </w:rPr>
-            </w:r>
           </w:p>
         </w:tc>
         <w:tc>
@@ -1882,12 +1703,6 @@
                 <w:szCs w:val="26"/>
               </w:rPr>
             </w:pPr>
-            <w:r>
-              <w:rPr>
-                <w:rFonts w:ascii="Times New Roman" w:hAnsi="Times New Roman"/>
-                <w:sz w:val="26"/>
-              </w:rPr>
-            </w:r>
           </w:p>
         </w:tc>
       </w:tr>
@@ -1967,12 +1782,6 @@
                 <w:szCs w:val="26"/>
               </w:rPr>
             </w:pPr>
-            <w:r>
-              <w:rPr>
-                <w:rFonts w:ascii="Times New Roman" w:hAnsi="Times New Roman"/>
-                <w:sz w:val="26"/>
-              </w:rPr>
-            </w:r>
           </w:p>
         </w:tc>
         <w:tc>
@@ -1994,12 +1803,6 @@
                 <w:szCs w:val="26"/>
               </w:rPr>
             </w:pPr>
-            <w:r>
-              <w:rPr>
-                <w:rFonts w:ascii="Times New Roman" w:hAnsi="Times New Roman"/>
-                <w:sz w:val="26"/>
-              </w:rPr>
-            </w:r>
           </w:p>
         </w:tc>
         <w:tc>
@@ -2021,12 +1824,6 @@
                 <w:szCs w:val="26"/>
               </w:rPr>
             </w:pPr>
-            <w:r>
-              <w:rPr>
-                <w:rFonts w:ascii="Times New Roman" w:hAnsi="Times New Roman"/>
-                <w:sz w:val="26"/>
-              </w:rPr>
-            </w:r>
           </w:p>
         </w:tc>
         <w:tc>
@@ -2048,12 +1845,6 @@
                 <w:szCs w:val="26"/>
               </w:rPr>
             </w:pPr>
-            <w:r>
-              <w:rPr>
-                <w:rFonts w:ascii="Times New Roman" w:hAnsi="Times New Roman"/>
-                <w:sz w:val="26"/>
-              </w:rPr>
-            </w:r>
           </w:p>
         </w:tc>
         <w:tc>
@@ -2075,12 +1866,6 @@
                 <w:szCs w:val="26"/>
               </w:rPr>
             </w:pPr>
-            <w:r>
-              <w:rPr>
-                <w:rFonts w:ascii="Times New Roman" w:hAnsi="Times New Roman"/>
-                <w:sz w:val="26"/>
-              </w:rPr>
-            </w:r>
           </w:p>
         </w:tc>
       </w:tr>
@@ -2160,13 +1945,6 @@
                 <w:szCs w:val="26"/>
               </w:rPr>
             </w:pPr>
-            <w:r>
-              <w:rPr>
-                <w:rFonts w:ascii="Times New Roman" w:hAnsi="Times New Roman" w:cs="Times New Roman"/>
-                <w:sz w:val="26"/>
-                <w:szCs w:val="26"/>
-              </w:rPr>
-            </w:r>
           </w:p>
         </w:tc>
         <w:tc>
@@ -2188,13 +1966,6 @@
                 <w:szCs w:val="26"/>
               </w:rPr>
             </w:pPr>
-            <w:r>
-              <w:rPr>
-                <w:rFonts w:ascii="Times New Roman" w:hAnsi="Times New Roman" w:cs="Times New Roman"/>
-                <w:sz w:val="26"/>
-                <w:szCs w:val="26"/>
-              </w:rPr>
-            </w:r>
           </w:p>
         </w:tc>
         <w:tc>
@@ -2216,13 +1987,6 @@
                 <w:szCs w:val="26"/>
               </w:rPr>
             </w:pPr>
-            <w:r>
-              <w:rPr>
-                <w:rFonts w:ascii="Times New Roman" w:hAnsi="Times New Roman" w:cs="Times New Roman"/>
-                <w:sz w:val="26"/>
-                <w:szCs w:val="26"/>
-              </w:rPr>
-            </w:r>
           </w:p>
         </w:tc>
         <w:tc>
@@ -2244,13 +2008,6 @@
                 <w:szCs w:val="26"/>
               </w:rPr>
             </w:pPr>
-            <w:r>
-              <w:rPr>
-                <w:rFonts w:ascii="Times New Roman" w:hAnsi="Times New Roman" w:cs="Times New Roman"/>
-                <w:sz w:val="26"/>
-                <w:szCs w:val="26"/>
-              </w:rPr>
-            </w:r>
           </w:p>
         </w:tc>
         <w:tc>
@@ -2272,13 +2029,6 @@
                 <w:szCs w:val="26"/>
               </w:rPr>
             </w:pPr>
-            <w:r>
-              <w:rPr>
-                <w:rFonts w:ascii="Times New Roman" w:hAnsi="Times New Roman" w:cs="Times New Roman"/>
-                <w:sz w:val="26"/>
-                <w:szCs w:val="26"/>
-              </w:rPr>
-            </w:r>
           </w:p>
         </w:tc>
       </w:tr>
@@ -2358,13 +2108,6 @@
                 <w:szCs w:val="26"/>
               </w:rPr>
             </w:pPr>
-            <w:r>
-              <w:rPr>
-                <w:rFonts w:ascii="Times New Roman" w:hAnsi="Times New Roman" w:cs="Times New Roman"/>
-                <w:sz w:val="26"/>
-                <w:szCs w:val="26"/>
-              </w:rPr>
-            </w:r>
           </w:p>
         </w:tc>
         <w:tc>
@@ -2386,13 +2129,6 @@
                 <w:szCs w:val="26"/>
               </w:rPr>
             </w:pPr>
-            <w:r>
-              <w:rPr>
-                <w:rFonts w:ascii="Times New Roman" w:hAnsi="Times New Roman" w:cs="Times New Roman"/>
-                <w:sz w:val="26"/>
-                <w:szCs w:val="26"/>
-              </w:rPr>
-            </w:r>
           </w:p>
         </w:tc>
         <w:tc>
@@ -2414,13 +2150,6 @@
                 <w:szCs w:val="26"/>
               </w:rPr>
             </w:pPr>
-            <w:r>
-              <w:rPr>
-                <w:rFonts w:ascii="Times New Roman" w:hAnsi="Times New Roman" w:cs="Times New Roman"/>
-                <w:sz w:val="26"/>
-                <w:szCs w:val="26"/>
-              </w:rPr>
-            </w:r>
           </w:p>
         </w:tc>
         <w:tc>
@@ -2442,13 +2171,6 @@
                 <w:szCs w:val="26"/>
               </w:rPr>
             </w:pPr>
-            <w:r>
-              <w:rPr>
-                <w:rFonts w:ascii="Times New Roman" w:hAnsi="Times New Roman" w:cs="Times New Roman"/>
-                <w:sz w:val="26"/>
-                <w:szCs w:val="26"/>
-              </w:rPr>
-            </w:r>
           </w:p>
         </w:tc>
         <w:tc>
@@ -2470,13 +2192,6 @@
                 <w:szCs w:val="26"/>
               </w:rPr>
             </w:pPr>
-            <w:r>
-              <w:rPr>
-                <w:rFonts w:ascii="Times New Roman" w:hAnsi="Times New Roman" w:cs="Times New Roman"/>
-                <w:sz w:val="26"/>
-                <w:szCs w:val="26"/>
-              </w:rPr>
-            </w:r>
           </w:p>
         </w:tc>
       </w:tr>
@@ -2556,12 +2271,6 @@
                 <w:szCs w:val="26"/>
               </w:rPr>
             </w:pPr>
-            <w:r>
-              <w:rPr>
-                <w:rFonts w:ascii="Times New Roman" w:hAnsi="Times New Roman"/>
-                <w:sz w:val="26"/>
-              </w:rPr>
-            </w:r>
           </w:p>
         </w:tc>
         <w:tc>
@@ -2583,12 +2292,6 @@
                 <w:szCs w:val="26"/>
               </w:rPr>
             </w:pPr>
-            <w:r>
-              <w:rPr>
-                <w:rFonts w:ascii="Times New Roman" w:hAnsi="Times New Roman"/>
-                <w:sz w:val="26"/>
-              </w:rPr>
-            </w:r>
           </w:p>
         </w:tc>
         <w:tc>
@@ -2610,12 +2313,6 @@
                 <w:szCs w:val="26"/>
               </w:rPr>
             </w:pPr>
-            <w:r>
-              <w:rPr>
-                <w:rFonts w:ascii="Times New Roman" w:hAnsi="Times New Roman"/>
-                <w:sz w:val="26"/>
-              </w:rPr>
-            </w:r>
           </w:p>
         </w:tc>
         <w:tc>
@@ -2637,12 +2334,6 @@
                 <w:szCs w:val="26"/>
               </w:rPr>
             </w:pPr>
-            <w:r>
-              <w:rPr>
-                <w:rFonts w:ascii="Times New Roman" w:hAnsi="Times New Roman"/>
-                <w:sz w:val="26"/>
-              </w:rPr>
-            </w:r>
           </w:p>
         </w:tc>
         <w:tc>
@@ -2664,12 +2355,6 @@
                 <w:szCs w:val="26"/>
               </w:rPr>
             </w:pPr>
-            <w:r>
-              <w:rPr>
-                <w:rFonts w:ascii="Times New Roman" w:hAnsi="Times New Roman"/>
-                <w:sz w:val="26"/>
-              </w:rPr>
-            </w:r>
           </w:p>
         </w:tc>
       </w:tr>
@@ -2753,12 +2438,6 @@
                 <w:szCs w:val="26"/>
               </w:rPr>
             </w:pPr>
-            <w:r>
-              <w:rPr>
-                <w:rFonts w:ascii="Times New Roman" w:hAnsi="Times New Roman"/>
-                <w:sz w:val="26"/>
-              </w:rPr>
-            </w:r>
           </w:p>
         </w:tc>
         <w:tc>
@@ -2780,12 +2459,6 @@
                 <w:szCs w:val="26"/>
               </w:rPr>
             </w:pPr>
-            <w:r>
-              <w:rPr>
-                <w:rFonts w:ascii="Times New Roman" w:hAnsi="Times New Roman"/>
-                <w:sz w:val="26"/>
-              </w:rPr>
-            </w:r>
           </w:p>
         </w:tc>
         <w:tc>
@@ -2807,12 +2480,6 @@
                 <w:szCs w:val="26"/>
               </w:rPr>
             </w:pPr>
-            <w:r>
-              <w:rPr>
-                <w:rFonts w:ascii="Times New Roman" w:hAnsi="Times New Roman"/>
-                <w:sz w:val="26"/>
-              </w:rPr>
-            </w:r>
           </w:p>
         </w:tc>
         <w:tc>
@@ -2834,12 +2501,6 @@
                 <w:szCs w:val="26"/>
               </w:rPr>
             </w:pPr>
-            <w:r>
-              <w:rPr>
-                <w:rFonts w:ascii="Times New Roman" w:hAnsi="Times New Roman"/>
-                <w:sz w:val="26"/>
-              </w:rPr>
-            </w:r>
           </w:p>
         </w:tc>
         <w:tc>
@@ -2861,12 +2522,6 @@
                 <w:szCs w:val="26"/>
               </w:rPr>
             </w:pPr>
-            <w:r>
-              <w:rPr>
-                <w:rFonts w:ascii="Times New Roman" w:hAnsi="Times New Roman"/>
-                <w:sz w:val="26"/>
-              </w:rPr>
-            </w:r>
           </w:p>
         </w:tc>
       </w:tr>
@@ -2946,13 +2601,6 @@
                 <w:szCs w:val="26"/>
               </w:rPr>
             </w:pPr>
-            <w:r>
-              <w:rPr>
-                <w:rFonts w:ascii="Times New Roman" w:hAnsi="Times New Roman" w:cs="Times New Roman"/>
-                <w:sz w:val="26"/>
-                <w:szCs w:val="26"/>
-              </w:rPr>
-            </w:r>
           </w:p>
         </w:tc>
         <w:tc>
@@ -2974,13 +2622,6 @@
                 <w:szCs w:val="26"/>
               </w:rPr>
             </w:pPr>
-            <w:r>
-              <w:rPr>
-                <w:rFonts w:ascii="Times New Roman" w:hAnsi="Times New Roman" w:cs="Times New Roman"/>
-                <w:sz w:val="26"/>
-                <w:szCs w:val="26"/>
-              </w:rPr>
-            </w:r>
           </w:p>
         </w:tc>
         <w:tc>
@@ -3002,13 +2643,6 @@
                 <w:szCs w:val="26"/>
               </w:rPr>
             </w:pPr>
-            <w:r>
-              <w:rPr>
-                <w:rFonts w:ascii="Times New Roman" w:hAnsi="Times New Roman" w:cs="Times New Roman"/>
-                <w:sz w:val="26"/>
-                <w:szCs w:val="26"/>
-              </w:rPr>
-            </w:r>
           </w:p>
         </w:tc>
         <w:tc>
@@ -3030,13 +2664,6 @@
                 <w:szCs w:val="26"/>
               </w:rPr>
             </w:pPr>
-            <w:r>
-              <w:rPr>
-                <w:rFonts w:ascii="Times New Roman" w:hAnsi="Times New Roman" w:cs="Times New Roman"/>
-                <w:sz w:val="26"/>
-                <w:szCs w:val="26"/>
-              </w:rPr>
-            </w:r>
           </w:p>
         </w:tc>
         <w:tc>
@@ -3058,13 +2685,6 @@
                 <w:szCs w:val="26"/>
               </w:rPr>
             </w:pPr>
-            <w:r>
-              <w:rPr>
-                <w:rFonts w:ascii="Times New Roman" w:hAnsi="Times New Roman" w:cs="Times New Roman"/>
-                <w:sz w:val="26"/>
-                <w:szCs w:val="26"/>
-              </w:rPr>
-            </w:r>
           </w:p>
         </w:tc>
       </w:tr>
@@ -3144,12 +2764,6 @@
                 <w:szCs w:val="26"/>
               </w:rPr>
             </w:pPr>
-            <w:r>
-              <w:rPr>
-                <w:rFonts w:ascii="Times New Roman" w:hAnsi="Times New Roman"/>
-                <w:sz w:val="26"/>
-              </w:rPr>
-            </w:r>
           </w:p>
         </w:tc>
         <w:tc>
@@ -3171,12 +2785,6 @@
                 <w:szCs w:val="26"/>
               </w:rPr>
             </w:pPr>
-            <w:r>
-              <w:rPr>
-                <w:rFonts w:ascii="Times New Roman" w:hAnsi="Times New Roman"/>
-                <w:sz w:val="26"/>
-              </w:rPr>
-            </w:r>
           </w:p>
         </w:tc>
         <w:tc>
@@ -3198,12 +2806,6 @@
                 <w:szCs w:val="26"/>
               </w:rPr>
             </w:pPr>
-            <w:r>
-              <w:rPr>
-                <w:rFonts w:ascii="Times New Roman" w:hAnsi="Times New Roman"/>
-                <w:sz w:val="26"/>
-              </w:rPr>
-            </w:r>
           </w:p>
         </w:tc>
         <w:tc>
@@ -3225,12 +2827,6 @@
                 <w:szCs w:val="26"/>
               </w:rPr>
             </w:pPr>
-            <w:r>
-              <w:rPr>
-                <w:rFonts w:ascii="Times New Roman" w:hAnsi="Times New Roman"/>
-                <w:sz w:val="26"/>
-              </w:rPr>
-            </w:r>
           </w:p>
         </w:tc>
         <w:tc>
@@ -3252,12 +2848,6 @@
                 <w:szCs w:val="26"/>
               </w:rPr>
             </w:pPr>
-            <w:r>
-              <w:rPr>
-                <w:rFonts w:ascii="Times New Roman" w:hAnsi="Times New Roman"/>
-                <w:sz w:val="26"/>
-              </w:rPr>
-            </w:r>
           </w:p>
         </w:tc>
       </w:tr>
@@ -3337,13 +2927,6 @@
                 <w:szCs w:val="26"/>
               </w:rPr>
             </w:pPr>
-            <w:r>
-              <w:rPr>
-                <w:rFonts w:ascii="Times New Roman" w:hAnsi="Times New Roman" w:cs="Times New Roman"/>
-                <w:sz w:val="26"/>
-                <w:szCs w:val="26"/>
-              </w:rPr>
-            </w:r>
           </w:p>
         </w:tc>
         <w:tc>
@@ -3365,13 +2948,6 @@
                 <w:szCs w:val="26"/>
               </w:rPr>
             </w:pPr>
-            <w:r>
-              <w:rPr>
-                <w:rFonts w:ascii="Times New Roman" w:hAnsi="Times New Roman" w:cs="Times New Roman"/>
-                <w:sz w:val="26"/>
-                <w:szCs w:val="26"/>
-              </w:rPr>
-            </w:r>
           </w:p>
         </w:tc>
         <w:tc>
@@ -3393,13 +2969,6 @@
                 <w:szCs w:val="26"/>
               </w:rPr>
             </w:pPr>
-            <w:r>
-              <w:rPr>
-                <w:rFonts w:ascii="Times New Roman" w:hAnsi="Times New Roman" w:cs="Times New Roman"/>
-                <w:sz w:val="26"/>
-                <w:szCs w:val="26"/>
-              </w:rPr>
-            </w:r>
           </w:p>
         </w:tc>
         <w:tc>
@@ -3421,13 +2990,6 @@
                 <w:szCs w:val="26"/>
               </w:rPr>
             </w:pPr>
-            <w:r>
-              <w:rPr>
-                <w:rFonts w:ascii="Times New Roman" w:hAnsi="Times New Roman" w:cs="Times New Roman"/>
-                <w:sz w:val="26"/>
-                <w:szCs w:val="26"/>
-              </w:rPr>
-            </w:r>
           </w:p>
         </w:tc>
         <w:tc>
@@ -3449,13 +3011,6 @@
                 <w:szCs w:val="26"/>
               </w:rPr>
             </w:pPr>
-            <w:r>
-              <w:rPr>
-                <w:rFonts w:ascii="Times New Roman" w:hAnsi="Times New Roman" w:cs="Times New Roman"/>
-                <w:sz w:val="26"/>
-                <w:szCs w:val="26"/>
-              </w:rPr>
-            </w:r>
           </w:p>
         </w:tc>
       </w:tr>
@@ -3535,12 +3090,6 @@
                 <w:szCs w:val="26"/>
               </w:rPr>
             </w:pPr>
-            <w:r>
-              <w:rPr>
-                <w:rFonts w:ascii="Times New Roman" w:hAnsi="Times New Roman"/>
-                <w:sz w:val="26"/>
-              </w:rPr>
-            </w:r>
           </w:p>
         </w:tc>
         <w:tc>
@@ -3562,12 +3111,6 @@
                 <w:szCs w:val="26"/>
               </w:rPr>
             </w:pPr>
-            <w:r>
-              <w:rPr>
-                <w:rFonts w:ascii="Times New Roman" w:hAnsi="Times New Roman"/>
-                <w:sz w:val="26"/>
-              </w:rPr>
-            </w:r>
           </w:p>
         </w:tc>
         <w:tc>
@@ -3589,12 +3132,6 @@
                 <w:szCs w:val="26"/>
               </w:rPr>
             </w:pPr>
-            <w:r>
-              <w:rPr>
-                <w:rFonts w:ascii="Times New Roman" w:hAnsi="Times New Roman"/>
-                <w:sz w:val="26"/>
-              </w:rPr>
-            </w:r>
           </w:p>
         </w:tc>
         <w:tc>
@@ -3616,12 +3153,6 @@
                 <w:szCs w:val="26"/>
               </w:rPr>
             </w:pPr>
-            <w:r>
-              <w:rPr>
-                <w:rFonts w:ascii="Times New Roman" w:hAnsi="Times New Roman"/>
-                <w:sz w:val="26"/>
-              </w:rPr>
-            </w:r>
           </w:p>
         </w:tc>
         <w:tc>
@@ -3643,12 +3174,6 @@
                 <w:szCs w:val="26"/>
               </w:rPr>
             </w:pPr>
-            <w:r>
-              <w:rPr>
-                <w:rFonts w:ascii="Times New Roman" w:hAnsi="Times New Roman"/>
-                <w:sz w:val="26"/>
-              </w:rPr>
-            </w:r>
           </w:p>
         </w:tc>
       </w:tr>
@@ -3732,13 +3257,6 @@
                 <w:szCs w:val="26"/>
               </w:rPr>
             </w:pPr>
-            <w:r>
-              <w:rPr>
-                <w:rFonts w:ascii="Times New Roman" w:hAnsi="Times New Roman" w:cs="Times New Roman"/>
-                <w:sz w:val="26"/>
-                <w:szCs w:val="26"/>
-              </w:rPr>
-            </w:r>
           </w:p>
         </w:tc>
         <w:tc>
@@ -3760,13 +3278,6 @@
                 <w:szCs w:val="26"/>
               </w:rPr>
             </w:pPr>
-            <w:r>
-              <w:rPr>
-                <w:rFonts w:ascii="Times New Roman" w:hAnsi="Times New Roman" w:cs="Times New Roman"/>
-                <w:sz w:val="26"/>
-                <w:szCs w:val="26"/>
-              </w:rPr>
-            </w:r>
           </w:p>
         </w:tc>
         <w:tc>
@@ -3788,13 +3299,6 @@
                 <w:szCs w:val="26"/>
               </w:rPr>
             </w:pPr>
-            <w:r>
-              <w:rPr>
-                <w:rFonts w:ascii="Times New Roman" w:hAnsi="Times New Roman" w:cs="Times New Roman"/>
-                <w:sz w:val="26"/>
-                <w:szCs w:val="26"/>
-              </w:rPr>
-            </w:r>
           </w:p>
         </w:tc>
         <w:tc>
@@ -3816,13 +3320,6 @@
                 <w:szCs w:val="26"/>
               </w:rPr>
             </w:pPr>
-            <w:r>
-              <w:rPr>
-                <w:rFonts w:ascii="Times New Roman" w:hAnsi="Times New Roman" w:cs="Times New Roman"/>
-                <w:sz w:val="26"/>
-                <w:szCs w:val="26"/>
-              </w:rPr>
-            </w:r>
           </w:p>
         </w:tc>
         <w:tc>
@@ -3844,13 +3341,6 @@
                 <w:szCs w:val="26"/>
               </w:rPr>
             </w:pPr>
-            <w:r>
-              <w:rPr>
-                <w:rFonts w:ascii="Times New Roman" w:hAnsi="Times New Roman" w:cs="Times New Roman"/>
-                <w:sz w:val="26"/>
-                <w:szCs w:val="26"/>
-              </w:rPr>
-            </w:r>
           </w:p>
         </w:tc>
       </w:tr>
@@ -3930,13 +3420,6 @@
                 <w:szCs w:val="26"/>
               </w:rPr>
             </w:pPr>
-            <w:r>
-              <w:rPr>
-                <w:rFonts w:ascii="Times New Roman" w:hAnsi="Times New Roman" w:cs="Times New Roman"/>
-                <w:sz w:val="26"/>
-                <w:szCs w:val="26"/>
-              </w:rPr>
-            </w:r>
           </w:p>
         </w:tc>
         <w:tc>
@@ -3958,13 +3441,6 @@
                 <w:szCs w:val="26"/>
               </w:rPr>
             </w:pPr>
-            <w:r>
-              <w:rPr>
-                <w:rFonts w:ascii="Times New Roman" w:hAnsi="Times New Roman" w:cs="Times New Roman"/>
-                <w:sz w:val="26"/>
-                <w:szCs w:val="26"/>
-              </w:rPr>
-            </w:r>
           </w:p>
         </w:tc>
         <w:tc>
@@ -3986,13 +3462,6 @@
                 <w:szCs w:val="26"/>
               </w:rPr>
             </w:pPr>
-            <w:r>
-              <w:rPr>
-                <w:rFonts w:ascii="Times New Roman" w:hAnsi="Times New Roman" w:cs="Times New Roman"/>
-                <w:sz w:val="26"/>
-                <w:szCs w:val="26"/>
-              </w:rPr>
-            </w:r>
           </w:p>
         </w:tc>
         <w:tc>
@@ -4014,13 +3483,6 @@
                 <w:szCs w:val="26"/>
               </w:rPr>
             </w:pPr>
-            <w:r>
-              <w:rPr>
-                <w:rFonts w:ascii="Times New Roman" w:hAnsi="Times New Roman" w:cs="Times New Roman"/>
-                <w:sz w:val="26"/>
-                <w:szCs w:val="26"/>
-              </w:rPr>
-            </w:r>
           </w:p>
         </w:tc>
         <w:tc>
@@ -4042,13 +3504,6 @@
                 <w:szCs w:val="26"/>
               </w:rPr>
             </w:pPr>
-            <w:r>
-              <w:rPr>
-                <w:rFonts w:ascii="Times New Roman" w:hAnsi="Times New Roman" w:cs="Times New Roman"/>
-                <w:sz w:val="26"/>
-                <w:szCs w:val="26"/>
-              </w:rPr>
-            </w:r>
           </w:p>
         </w:tc>
       </w:tr>
@@ -4128,12 +3583,6 @@
                 <w:szCs w:val="26"/>
               </w:rPr>
             </w:pPr>
-            <w:r>
-              <w:rPr>
-                <w:rFonts w:ascii="Times New Roman" w:hAnsi="Times New Roman"/>
-                <w:sz w:val="26"/>
-              </w:rPr>
-            </w:r>
           </w:p>
         </w:tc>
         <w:tc>
@@ -4155,12 +3604,6 @@
                 <w:szCs w:val="26"/>
               </w:rPr>
             </w:pPr>
-            <w:r>
-              <w:rPr>
-                <w:rFonts w:ascii="Times New Roman" w:hAnsi="Times New Roman"/>
-                <w:sz w:val="26"/>
-              </w:rPr>
-            </w:r>
           </w:p>
         </w:tc>
         <w:tc>
@@ -4182,12 +3625,6 @@
                 <w:szCs w:val="26"/>
               </w:rPr>
             </w:pPr>
-            <w:r>
-              <w:rPr>
-                <w:rFonts w:ascii="Times New Roman" w:hAnsi="Times New Roman"/>
-                <w:sz w:val="26"/>
-              </w:rPr>
-            </w:r>
           </w:p>
         </w:tc>
         <w:tc>
@@ -4209,12 +3646,6 @@
                 <w:szCs w:val="26"/>
               </w:rPr>
             </w:pPr>
-            <w:r>
-              <w:rPr>
-                <w:rFonts w:ascii="Times New Roman" w:hAnsi="Times New Roman"/>
-                <w:sz w:val="26"/>
-              </w:rPr>
-            </w:r>
           </w:p>
         </w:tc>
         <w:tc>
@@ -4236,12 +3667,6 @@
                 <w:szCs w:val="26"/>
               </w:rPr>
             </w:pPr>
-            <w:r>
-              <w:rPr>
-                <w:rFonts w:ascii="Times New Roman" w:hAnsi="Times New Roman"/>
-                <w:sz w:val="26"/>
-              </w:rPr>
-            </w:r>
           </w:p>
         </w:tc>
       </w:tr>
@@ -4321,13 +3746,6 @@
                 <w:szCs w:val="26"/>
               </w:rPr>
             </w:pPr>
-            <w:r>
-              <w:rPr>
-                <w:rFonts w:ascii="Times New Roman" w:hAnsi="Times New Roman" w:cs="Times New Roman"/>
-                <w:sz w:val="26"/>
-                <w:szCs w:val="26"/>
-              </w:rPr>
-            </w:r>
           </w:p>
         </w:tc>
         <w:tc>
@@ -4349,13 +3767,6 @@
                 <w:szCs w:val="26"/>
               </w:rPr>
             </w:pPr>
-            <w:r>
-              <w:rPr>
-                <w:rFonts w:ascii="Times New Roman" w:hAnsi="Times New Roman" w:cs="Times New Roman"/>
-                <w:sz w:val="26"/>
-                <w:szCs w:val="26"/>
-              </w:rPr>
-            </w:r>
           </w:p>
         </w:tc>
         <w:tc>
@@ -4377,13 +3788,6 @@
                 <w:szCs w:val="26"/>
               </w:rPr>
             </w:pPr>
-            <w:r>
-              <w:rPr>
-                <w:rFonts w:ascii="Times New Roman" w:hAnsi="Times New Roman" w:cs="Times New Roman"/>
-                <w:sz w:val="26"/>
-                <w:szCs w:val="26"/>
-              </w:rPr>
-            </w:r>
           </w:p>
         </w:tc>
         <w:tc>
@@ -4405,13 +3809,6 @@
                 <w:szCs w:val="26"/>
               </w:rPr>
             </w:pPr>
-            <w:r>
-              <w:rPr>
-                <w:rFonts w:ascii="Times New Roman" w:hAnsi="Times New Roman" w:cs="Times New Roman"/>
-                <w:sz w:val="26"/>
-                <w:szCs w:val="26"/>
-              </w:rPr>
-            </w:r>
           </w:p>
         </w:tc>
         <w:tc>
@@ -4433,13 +3830,6 @@
                 <w:szCs w:val="26"/>
               </w:rPr>
             </w:pPr>
-            <w:r>
-              <w:rPr>
-                <w:rFonts w:ascii="Times New Roman" w:hAnsi="Times New Roman" w:cs="Times New Roman"/>
-                <w:sz w:val="26"/>
-                <w:szCs w:val="26"/>
-              </w:rPr>
-            </w:r>
           </w:p>
         </w:tc>
       </w:tr>
@@ -4519,12 +3909,6 @@
                 <w:szCs w:val="26"/>
               </w:rPr>
             </w:pPr>
-            <w:r>
-              <w:rPr>
-                <w:rFonts w:ascii="Times New Roman" w:hAnsi="Times New Roman"/>
-                <w:sz w:val="26"/>
-              </w:rPr>
-            </w:r>
           </w:p>
         </w:tc>
         <w:tc>
@@ -4546,12 +3930,6 @@
                 <w:szCs w:val="26"/>
               </w:rPr>
             </w:pPr>
-            <w:r>
-              <w:rPr>
-                <w:rFonts w:ascii="Times New Roman" w:hAnsi="Times New Roman"/>
-                <w:sz w:val="26"/>
-              </w:rPr>
-            </w:r>
           </w:p>
         </w:tc>
         <w:tc>
@@ -4573,12 +3951,6 @@
                 <w:szCs w:val="26"/>
               </w:rPr>
             </w:pPr>
-            <w:r>
-              <w:rPr>
-                <w:rFonts w:ascii="Times New Roman" w:hAnsi="Times New Roman"/>
-                <w:sz w:val="26"/>
-              </w:rPr>
-            </w:r>
           </w:p>
         </w:tc>
         <w:tc>
@@ -4600,12 +3972,6 @@
                 <w:szCs w:val="26"/>
               </w:rPr>
             </w:pPr>
-            <w:r>
-              <w:rPr>
-                <w:rFonts w:ascii="Times New Roman" w:hAnsi="Times New Roman"/>
-                <w:sz w:val="26"/>
-              </w:rPr>
-            </w:r>
           </w:p>
         </w:tc>
         <w:tc>
@@ -4627,12 +3993,6 @@
                 <w:szCs w:val="26"/>
               </w:rPr>
             </w:pPr>
-            <w:r>
-              <w:rPr>
-                <w:rFonts w:ascii="Times New Roman" w:hAnsi="Times New Roman"/>
-                <w:sz w:val="26"/>
-              </w:rPr>
-            </w:r>
           </w:p>
         </w:tc>
       </w:tr>
@@ -4716,12 +4076,6 @@
                 <w:szCs w:val="26"/>
               </w:rPr>
             </w:pPr>
-            <w:r>
-              <w:rPr>
-                <w:rFonts w:ascii="Times New Roman" w:hAnsi="Times New Roman"/>
-                <w:sz w:val="26"/>
-              </w:rPr>
-            </w:r>
           </w:p>
         </w:tc>
         <w:tc>
@@ -4743,12 +4097,6 @@
                 <w:szCs w:val="26"/>
               </w:rPr>
             </w:pPr>
-            <w:r>
-              <w:rPr>
-                <w:rFonts w:ascii="Times New Roman" w:hAnsi="Times New Roman"/>
-                <w:sz w:val="26"/>
-              </w:rPr>
-            </w:r>
           </w:p>
         </w:tc>
         <w:tc>
@@ -4770,12 +4118,6 @@
                 <w:szCs w:val="26"/>
               </w:rPr>
             </w:pPr>
-            <w:r>
-              <w:rPr>
-                <w:rFonts w:ascii="Times New Roman" w:hAnsi="Times New Roman"/>
-                <w:sz w:val="26"/>
-              </w:rPr>
-            </w:r>
           </w:p>
         </w:tc>
         <w:tc>
@@ -4797,12 +4139,6 @@
                 <w:szCs w:val="26"/>
               </w:rPr>
             </w:pPr>
-            <w:r>
-              <w:rPr>
-                <w:rFonts w:ascii="Times New Roman" w:hAnsi="Times New Roman"/>
-                <w:sz w:val="26"/>
-              </w:rPr>
-            </w:r>
           </w:p>
         </w:tc>
         <w:tc>
@@ -4824,12 +4160,6 @@
                 <w:szCs w:val="26"/>
               </w:rPr>
             </w:pPr>
-            <w:r>
-              <w:rPr>
-                <w:rFonts w:ascii="Times New Roman" w:hAnsi="Times New Roman"/>
-                <w:sz w:val="26"/>
-              </w:rPr>
-            </w:r>
           </w:p>
         </w:tc>
       </w:tr>
@@ -4906,13 +4236,6 @@
                 <w:szCs w:val="26"/>
               </w:rPr>
             </w:pPr>
-            <w:r>
-              <w:rPr>
-                <w:rFonts w:ascii="Times New Roman" w:hAnsi="Times New Roman" w:cs="Times New Roman"/>
-                <w:sz w:val="26"/>
-                <w:szCs w:val="26"/>
-              </w:rPr>
-            </w:r>
           </w:p>
         </w:tc>
         <w:tc>
@@ -4934,13 +4257,6 @@
                 <w:szCs w:val="26"/>
               </w:rPr>
             </w:pPr>
-            <w:r>
-              <w:rPr>
-                <w:rFonts w:ascii="Times New Roman" w:hAnsi="Times New Roman" w:cs="Times New Roman"/>
-                <w:sz w:val="26"/>
-                <w:szCs w:val="26"/>
-              </w:rPr>
-            </w:r>
           </w:p>
         </w:tc>
         <w:tc>
@@ -4962,13 +4278,6 @@
                 <w:szCs w:val="26"/>
               </w:rPr>
             </w:pPr>
-            <w:r>
-              <w:rPr>
-                <w:rFonts w:ascii="Times New Roman" w:hAnsi="Times New Roman" w:cs="Times New Roman"/>
-                <w:sz w:val="26"/>
-                <w:szCs w:val="26"/>
-              </w:rPr>
-            </w:r>
           </w:p>
         </w:tc>
         <w:tc>
@@ -4990,13 +4299,6 @@
                 <w:szCs w:val="26"/>
               </w:rPr>
             </w:pPr>
-            <w:r>
-              <w:rPr>
-                <w:rFonts w:ascii="Times New Roman" w:hAnsi="Times New Roman" w:cs="Times New Roman"/>
-                <w:sz w:val="26"/>
-                <w:szCs w:val="26"/>
-              </w:rPr>
-            </w:r>
           </w:p>
         </w:tc>
         <w:tc>
@@ -5018,13 +4320,6 @@
                 <w:szCs w:val="26"/>
               </w:rPr>
             </w:pPr>
-            <w:r>
-              <w:rPr>
-                <w:rFonts w:ascii="Times New Roman" w:hAnsi="Times New Roman" w:cs="Times New Roman"/>
-                <w:sz w:val="26"/>
-                <w:szCs w:val="26"/>
-              </w:rPr>
-            </w:r>
           </w:p>
         </w:tc>
       </w:tr>
@@ -5101,13 +4396,6 @@
                 <w:szCs w:val="26"/>
               </w:rPr>
             </w:pPr>
-            <w:r>
-              <w:rPr>
-                <w:rFonts w:ascii="Times New Roman" w:hAnsi="Times New Roman" w:cs="Times New Roman"/>
-                <w:sz w:val="26"/>
-                <w:szCs w:val="26"/>
-              </w:rPr>
-            </w:r>
           </w:p>
         </w:tc>
         <w:tc>
@@ -5129,13 +4417,6 @@
                 <w:szCs w:val="26"/>
               </w:rPr>
             </w:pPr>
-            <w:r>
-              <w:rPr>
-                <w:rFonts w:ascii="Times New Roman" w:hAnsi="Times New Roman" w:cs="Times New Roman"/>
-                <w:sz w:val="26"/>
-                <w:szCs w:val="26"/>
-              </w:rPr>
-            </w:r>
           </w:p>
         </w:tc>
         <w:tc>
@@ -5157,13 +4438,6 @@
                 <w:szCs w:val="26"/>
               </w:rPr>
             </w:pPr>
-            <w:r>
-              <w:rPr>
-                <w:rFonts w:ascii="Times New Roman" w:hAnsi="Times New Roman" w:cs="Times New Roman"/>
-                <w:sz w:val="26"/>
-                <w:szCs w:val="26"/>
-              </w:rPr>
-            </w:r>
           </w:p>
         </w:tc>
         <w:tc>
@@ -5185,13 +4459,6 @@
                 <w:szCs w:val="26"/>
               </w:rPr>
             </w:pPr>
-            <w:r>
-              <w:rPr>
-                <w:rFonts w:ascii="Times New Roman" w:hAnsi="Times New Roman" w:cs="Times New Roman"/>
-                <w:sz w:val="26"/>
-                <w:szCs w:val="26"/>
-              </w:rPr>
-            </w:r>
           </w:p>
         </w:tc>
         <w:tc>
@@ -5213,13 +4480,6 @@
                 <w:szCs w:val="26"/>
               </w:rPr>
             </w:pPr>
-            <w:r>
-              <w:rPr>
-                <w:rFonts w:ascii="Times New Roman" w:hAnsi="Times New Roman" w:cs="Times New Roman"/>
-                <w:sz w:val="26"/>
-                <w:szCs w:val="26"/>
-              </w:rPr>
-            </w:r>
           </w:p>
         </w:tc>
       </w:tr>
@@ -5754,6 +5014,43 @@
               </w:rPr>
               <w:br/>
               <w:t>Tổ trưởng</w:t>
+            </w:r>
+          </w:p>
+          <w:p>
+            <w:pPr>
+              <w:jc w:val="center"/>
+              <w:rPr>
+                <w:rFonts w:ascii="Times New Roman" w:hAnsi="Times New Roman" w:cs="Times New Roman"/>
+                <w:sz w:val="26"/>
+                <w:szCs w:val="26"/>
+              </w:rPr>
+            </w:pPr>
+          </w:p>
+          <w:p>
+            <w:pPr>
+              <w:jc w:val="center"/>
+              <w:rPr>
+                <w:rFonts w:ascii="Times New Roman" w:hAnsi="Times New Roman" w:cs="Times New Roman"/>
+                <w:sz w:val="26"/>
+                <w:szCs w:val="26"/>
+              </w:rPr>
+            </w:pPr>
+          </w:p>
+          <w:p>
+            <w:pPr>
+              <w:jc w:val="center"/>
+              <w:rPr>
+                <w:rFonts w:ascii="Times New Roman" w:hAnsi="Times New Roman" w:cs="Times New Roman"/>
+                <w:sz w:val="26"/>
+                <w:szCs w:val="26"/>
+              </w:rPr>
+            </w:pPr>
+            <w:r>
+              <w:rPr>
+                <w:rFonts w:ascii="Times New Roman" w:hAnsi="Times New Roman" w:cs="Times New Roman"/>
+                <w:sz w:val="26"/>
+                <w:szCs w:val="26"/>
+              </w:rPr>
               <w:br/>
               <w:t>Nguyễn Thị Ngọc Ánh</w:t>
             </w:r>
@@ -5769,11 +5066,6 @@
         </w:tc>
       </w:tr>
     </w:tbl>
-    <w:p>
-      <w:r>
-        <w:br w:type="page"/>
-      </w:r>
-    </w:p>
     <w:p>
       <w:pPr>
         <w:spacing w:after="0" w:line="240" w:lineRule="auto"/>
@@ -5785,6 +5077,7 @@
         <w:rPr>
           <w:i/>
         </w:rPr>
+        <w:lastRenderedPageBreak/>
         <w:t>Buổi…chiều…..Tuần…04…(Từ ngày…24/08/2026…đến ngày:… 28/08/2026….)</w:t>
       </w:r>
     </w:p>
@@ -6143,12 +5436,6 @@
                 <w:szCs w:val="26"/>
               </w:rPr>
             </w:pPr>
-            <w:r>
-              <w:rPr>
-                <w:rFonts w:ascii="Times New Roman" w:hAnsi="Times New Roman"/>
-                <w:sz w:val="26"/>
-              </w:rPr>
-            </w:r>
           </w:p>
         </w:tc>
         <w:tc>
@@ -6170,12 +5457,6 @@
                 <w:szCs w:val="26"/>
               </w:rPr>
             </w:pPr>
-            <w:r>
-              <w:rPr>
-                <w:rFonts w:ascii="Times New Roman" w:hAnsi="Times New Roman"/>
-                <w:sz w:val="26"/>
-              </w:rPr>
-            </w:r>
           </w:p>
         </w:tc>
         <w:tc>
@@ -6197,12 +5478,6 @@
                 <w:szCs w:val="26"/>
               </w:rPr>
             </w:pPr>
-            <w:r>
-              <w:rPr>
-                <w:rFonts w:ascii="Times New Roman" w:hAnsi="Times New Roman"/>
-                <w:sz w:val="26"/>
-              </w:rPr>
-            </w:r>
           </w:p>
         </w:tc>
         <w:tc>
@@ -6224,12 +5499,6 @@
                 <w:szCs w:val="26"/>
               </w:rPr>
             </w:pPr>
-            <w:r>
-              <w:rPr>
-                <w:rFonts w:ascii="Times New Roman" w:hAnsi="Times New Roman"/>
-                <w:sz w:val="26"/>
-              </w:rPr>
-            </w:r>
           </w:p>
         </w:tc>
         <w:tc>
@@ -6251,12 +5520,6 @@
                 <w:szCs w:val="26"/>
               </w:rPr>
             </w:pPr>
-            <w:r>
-              <w:rPr>
-                <w:rFonts w:ascii="Times New Roman" w:hAnsi="Times New Roman"/>
-                <w:sz w:val="26"/>
-              </w:rPr>
-            </w:r>
           </w:p>
         </w:tc>
       </w:tr>
@@ -6334,12 +5597,6 @@
                 <w:szCs w:val="26"/>
               </w:rPr>
             </w:pPr>
-            <w:r>
-              <w:rPr>
-                <w:rFonts w:ascii="Times New Roman" w:hAnsi="Times New Roman"/>
-                <w:sz w:val="26"/>
-              </w:rPr>
-            </w:r>
           </w:p>
         </w:tc>
         <w:tc>
@@ -6361,12 +5618,6 @@
                 <w:szCs w:val="26"/>
               </w:rPr>
             </w:pPr>
-            <w:r>
-              <w:rPr>
-                <w:rFonts w:ascii="Times New Roman" w:hAnsi="Times New Roman"/>
-                <w:sz w:val="26"/>
-              </w:rPr>
-            </w:r>
           </w:p>
         </w:tc>
         <w:tc>
@@ -6388,12 +5639,6 @@
                 <w:szCs w:val="26"/>
               </w:rPr>
             </w:pPr>
-            <w:r>
-              <w:rPr>
-                <w:rFonts w:ascii="Times New Roman" w:hAnsi="Times New Roman"/>
-                <w:sz w:val="26"/>
-              </w:rPr>
-            </w:r>
           </w:p>
         </w:tc>
         <w:tc>
@@ -6415,12 +5660,6 @@
                 <w:szCs w:val="26"/>
               </w:rPr>
             </w:pPr>
-            <w:r>
-              <w:rPr>
-                <w:rFonts w:ascii="Times New Roman" w:hAnsi="Times New Roman"/>
-                <w:sz w:val="26"/>
-              </w:rPr>
-            </w:r>
           </w:p>
         </w:tc>
         <w:tc>
@@ -6442,12 +5681,6 @@
                 <w:szCs w:val="26"/>
               </w:rPr>
             </w:pPr>
-            <w:r>
-              <w:rPr>
-                <w:rFonts w:ascii="Times New Roman" w:hAnsi="Times New Roman"/>
-                <w:sz w:val="26"/>
-              </w:rPr>
-            </w:r>
           </w:p>
         </w:tc>
       </w:tr>
@@ -6525,12 +5758,6 @@
                 <w:szCs w:val="26"/>
               </w:rPr>
             </w:pPr>
-            <w:r>
-              <w:rPr>
-                <w:rFonts w:ascii="Times New Roman" w:hAnsi="Times New Roman"/>
-                <w:sz w:val="26"/>
-              </w:rPr>
-            </w:r>
           </w:p>
         </w:tc>
         <w:tc>
@@ -6552,12 +5779,6 @@
                 <w:szCs w:val="26"/>
               </w:rPr>
             </w:pPr>
-            <w:r>
-              <w:rPr>
-                <w:rFonts w:ascii="Times New Roman" w:hAnsi="Times New Roman"/>
-                <w:sz w:val="26"/>
-              </w:rPr>
-            </w:r>
           </w:p>
         </w:tc>
         <w:tc>
@@ -6579,12 +5800,6 @@
                 <w:szCs w:val="26"/>
               </w:rPr>
             </w:pPr>
-            <w:r>
-              <w:rPr>
-                <w:rFonts w:ascii="Times New Roman" w:hAnsi="Times New Roman"/>
-                <w:sz w:val="26"/>
-              </w:rPr>
-            </w:r>
           </w:p>
         </w:tc>
         <w:tc>
@@ -6606,12 +5821,6 @@
                 <w:szCs w:val="26"/>
               </w:rPr>
             </w:pPr>
-            <w:r>
-              <w:rPr>
-                <w:rFonts w:ascii="Times New Roman" w:hAnsi="Times New Roman"/>
-                <w:sz w:val="26"/>
-              </w:rPr>
-            </w:r>
           </w:p>
         </w:tc>
         <w:tc>
@@ -6633,12 +5842,6 @@
                 <w:szCs w:val="26"/>
               </w:rPr>
             </w:pPr>
-            <w:r>
-              <w:rPr>
-                <w:rFonts w:ascii="Times New Roman" w:hAnsi="Times New Roman"/>
-                <w:sz w:val="26"/>
-              </w:rPr>
-            </w:r>
           </w:p>
         </w:tc>
       </w:tr>
@@ -6716,12 +5919,6 @@
                 <w:szCs w:val="26"/>
               </w:rPr>
             </w:pPr>
-            <w:r>
-              <w:rPr>
-                <w:rFonts w:ascii="Times New Roman" w:hAnsi="Times New Roman"/>
-                <w:sz w:val="26"/>
-              </w:rPr>
-            </w:r>
           </w:p>
         </w:tc>
         <w:tc>
@@ -6743,12 +5940,6 @@
                 <w:szCs w:val="26"/>
               </w:rPr>
             </w:pPr>
-            <w:r>
-              <w:rPr>
-                <w:rFonts w:ascii="Times New Roman" w:hAnsi="Times New Roman"/>
-                <w:sz w:val="26"/>
-              </w:rPr>
-            </w:r>
           </w:p>
         </w:tc>
         <w:tc>
@@ -6770,12 +5961,6 @@
                 <w:szCs w:val="26"/>
               </w:rPr>
             </w:pPr>
-            <w:r>
-              <w:rPr>
-                <w:rFonts w:ascii="Times New Roman" w:hAnsi="Times New Roman"/>
-                <w:sz w:val="26"/>
-              </w:rPr>
-            </w:r>
           </w:p>
         </w:tc>
         <w:tc>
@@ -6797,12 +5982,6 @@
                 <w:szCs w:val="26"/>
               </w:rPr>
             </w:pPr>
-            <w:r>
-              <w:rPr>
-                <w:rFonts w:ascii="Times New Roman" w:hAnsi="Times New Roman"/>
-                <w:sz w:val="26"/>
-              </w:rPr>
-            </w:r>
           </w:p>
         </w:tc>
         <w:tc>
@@ -6824,12 +6003,6 @@
                 <w:szCs w:val="26"/>
               </w:rPr>
             </w:pPr>
-            <w:r>
-              <w:rPr>
-                <w:rFonts w:ascii="Times New Roman" w:hAnsi="Times New Roman"/>
-                <w:sz w:val="26"/>
-              </w:rPr>
-            </w:r>
           </w:p>
         </w:tc>
       </w:tr>
@@ -6907,12 +6080,6 @@
                 <w:szCs w:val="26"/>
               </w:rPr>
             </w:pPr>
-            <w:r>
-              <w:rPr>
-                <w:rFonts w:ascii="Times New Roman" w:hAnsi="Times New Roman"/>
-                <w:sz w:val="26"/>
-              </w:rPr>
-            </w:r>
           </w:p>
         </w:tc>
         <w:tc>
@@ -6934,12 +6101,6 @@
                 <w:szCs w:val="26"/>
               </w:rPr>
             </w:pPr>
-            <w:r>
-              <w:rPr>
-                <w:rFonts w:ascii="Times New Roman" w:hAnsi="Times New Roman"/>
-                <w:sz w:val="26"/>
-              </w:rPr>
-            </w:r>
           </w:p>
         </w:tc>
         <w:tc>
@@ -6961,12 +6122,6 @@
                 <w:szCs w:val="26"/>
               </w:rPr>
             </w:pPr>
-            <w:r>
-              <w:rPr>
-                <w:rFonts w:ascii="Times New Roman" w:hAnsi="Times New Roman"/>
-                <w:sz w:val="26"/>
-              </w:rPr>
-            </w:r>
           </w:p>
         </w:tc>
         <w:tc>
@@ -6988,12 +6143,6 @@
                 <w:szCs w:val="26"/>
               </w:rPr>
             </w:pPr>
-            <w:r>
-              <w:rPr>
-                <w:rFonts w:ascii="Times New Roman" w:hAnsi="Times New Roman"/>
-                <w:sz w:val="26"/>
-              </w:rPr>
-            </w:r>
           </w:p>
         </w:tc>
         <w:tc>
@@ -7015,12 +6164,6 @@
                 <w:szCs w:val="26"/>
               </w:rPr>
             </w:pPr>
-            <w:r>
-              <w:rPr>
-                <w:rFonts w:ascii="Times New Roman" w:hAnsi="Times New Roman"/>
-                <w:sz w:val="26"/>
-              </w:rPr>
-            </w:r>
           </w:p>
         </w:tc>
       </w:tr>
@@ -7104,13 +6247,6 @@
                 <w:szCs w:val="26"/>
               </w:rPr>
             </w:pPr>
-            <w:r>
-              <w:rPr>
-                <w:rFonts w:ascii="Times New Roman" w:hAnsi="Times New Roman" w:cs="Times New Roman"/>
-                <w:sz w:val="26"/>
-                <w:szCs w:val="26"/>
-              </w:rPr>
-            </w:r>
           </w:p>
         </w:tc>
         <w:tc>
@@ -7132,13 +6268,6 @@
                 <w:szCs w:val="26"/>
               </w:rPr>
             </w:pPr>
-            <w:r>
-              <w:rPr>
-                <w:rFonts w:ascii="Times New Roman" w:hAnsi="Times New Roman" w:cs="Times New Roman"/>
-                <w:sz w:val="26"/>
-                <w:szCs w:val="26"/>
-              </w:rPr>
-            </w:r>
           </w:p>
         </w:tc>
         <w:tc>
@@ -7160,13 +6289,6 @@
                 <w:szCs w:val="26"/>
               </w:rPr>
             </w:pPr>
-            <w:r>
-              <w:rPr>
-                <w:rFonts w:ascii="Times New Roman" w:hAnsi="Times New Roman" w:cs="Times New Roman"/>
-                <w:sz w:val="26"/>
-                <w:szCs w:val="26"/>
-              </w:rPr>
-            </w:r>
           </w:p>
         </w:tc>
         <w:tc>
@@ -7188,13 +6310,6 @@
                 <w:szCs w:val="26"/>
               </w:rPr>
             </w:pPr>
-            <w:r>
-              <w:rPr>
-                <w:rFonts w:ascii="Times New Roman" w:hAnsi="Times New Roman" w:cs="Times New Roman"/>
-                <w:sz w:val="26"/>
-                <w:szCs w:val="26"/>
-              </w:rPr>
-            </w:r>
           </w:p>
         </w:tc>
         <w:tc>
@@ -7216,13 +6331,6 @@
                 <w:szCs w:val="26"/>
               </w:rPr>
             </w:pPr>
-            <w:r>
-              <w:rPr>
-                <w:rFonts w:ascii="Times New Roman" w:hAnsi="Times New Roman" w:cs="Times New Roman"/>
-                <w:sz w:val="26"/>
-                <w:szCs w:val="26"/>
-              </w:rPr>
-            </w:r>
           </w:p>
         </w:tc>
       </w:tr>
@@ -7302,13 +6410,6 @@
                 <w:szCs w:val="26"/>
               </w:rPr>
             </w:pPr>
-            <w:r>
-              <w:rPr>
-                <w:rFonts w:ascii="Times New Roman" w:hAnsi="Times New Roman" w:cs="Times New Roman"/>
-                <w:sz w:val="26"/>
-                <w:szCs w:val="26"/>
-              </w:rPr>
-            </w:r>
           </w:p>
         </w:tc>
         <w:tc>
@@ -7330,13 +6431,6 @@
                 <w:szCs w:val="26"/>
               </w:rPr>
             </w:pPr>
-            <w:r>
-              <w:rPr>
-                <w:rFonts w:ascii="Times New Roman" w:hAnsi="Times New Roman" w:cs="Times New Roman"/>
-                <w:sz w:val="26"/>
-                <w:szCs w:val="26"/>
-              </w:rPr>
-            </w:r>
           </w:p>
         </w:tc>
         <w:tc>
@@ -7358,13 +6452,6 @@
                 <w:szCs w:val="26"/>
               </w:rPr>
             </w:pPr>
-            <w:r>
-              <w:rPr>
-                <w:rFonts w:ascii="Times New Roman" w:hAnsi="Times New Roman" w:cs="Times New Roman"/>
-                <w:sz w:val="26"/>
-                <w:szCs w:val="26"/>
-              </w:rPr>
-            </w:r>
           </w:p>
         </w:tc>
         <w:tc>
@@ -7386,13 +6473,6 @@
                 <w:szCs w:val="26"/>
               </w:rPr>
             </w:pPr>
-            <w:r>
-              <w:rPr>
-                <w:rFonts w:ascii="Times New Roman" w:hAnsi="Times New Roman" w:cs="Times New Roman"/>
-                <w:sz w:val="26"/>
-                <w:szCs w:val="26"/>
-              </w:rPr>
-            </w:r>
           </w:p>
         </w:tc>
         <w:tc>
@@ -7414,13 +6494,6 @@
                 <w:szCs w:val="26"/>
               </w:rPr>
             </w:pPr>
-            <w:r>
-              <w:rPr>
-                <w:rFonts w:ascii="Times New Roman" w:hAnsi="Times New Roman" w:cs="Times New Roman"/>
-                <w:sz w:val="26"/>
-                <w:szCs w:val="26"/>
-              </w:rPr>
-            </w:r>
           </w:p>
         </w:tc>
       </w:tr>
@@ -7906,12 +6979,6 @@
                 <w:szCs w:val="26"/>
               </w:rPr>
             </w:pPr>
-            <w:r>
-              <w:rPr>
-                <w:rFonts w:ascii="Times New Roman" w:hAnsi="Times New Roman"/>
-                <w:sz w:val="26"/>
-              </w:rPr>
-            </w:r>
           </w:p>
         </w:tc>
         <w:tc>
@@ -7933,12 +7000,6 @@
                 <w:szCs w:val="26"/>
               </w:rPr>
             </w:pPr>
-            <w:r>
-              <w:rPr>
-                <w:rFonts w:ascii="Times New Roman" w:hAnsi="Times New Roman"/>
-                <w:sz w:val="26"/>
-              </w:rPr>
-            </w:r>
           </w:p>
         </w:tc>
         <w:tc>
@@ -7960,12 +7021,6 @@
                 <w:szCs w:val="26"/>
               </w:rPr>
             </w:pPr>
-            <w:r>
-              <w:rPr>
-                <w:rFonts w:ascii="Times New Roman" w:hAnsi="Times New Roman"/>
-                <w:sz w:val="26"/>
-              </w:rPr>
-            </w:r>
           </w:p>
         </w:tc>
         <w:tc>
@@ -7987,12 +7042,6 @@
                 <w:szCs w:val="26"/>
               </w:rPr>
             </w:pPr>
-            <w:r>
-              <w:rPr>
-                <w:rFonts w:ascii="Times New Roman" w:hAnsi="Times New Roman"/>
-                <w:sz w:val="26"/>
-              </w:rPr>
-            </w:r>
           </w:p>
         </w:tc>
         <w:tc>
@@ -8014,12 +7063,6 @@
                 <w:szCs w:val="26"/>
               </w:rPr>
             </w:pPr>
-            <w:r>
-              <w:rPr>
-                <w:rFonts w:ascii="Times New Roman" w:hAnsi="Times New Roman"/>
-                <w:sz w:val="26"/>
-              </w:rPr>
-            </w:r>
           </w:p>
         </w:tc>
       </w:tr>
@@ -8103,12 +7146,6 @@
                 <w:szCs w:val="26"/>
               </w:rPr>
             </w:pPr>
-            <w:r>
-              <w:rPr>
-                <w:rFonts w:ascii="Times New Roman" w:hAnsi="Times New Roman"/>
-                <w:sz w:val="26"/>
-              </w:rPr>
-            </w:r>
           </w:p>
         </w:tc>
         <w:tc>
@@ -8130,12 +7167,6 @@
                 <w:szCs w:val="26"/>
               </w:rPr>
             </w:pPr>
-            <w:r>
-              <w:rPr>
-                <w:rFonts w:ascii="Times New Roman" w:hAnsi="Times New Roman"/>
-                <w:sz w:val="26"/>
-              </w:rPr>
-            </w:r>
           </w:p>
         </w:tc>
         <w:tc>
@@ -8157,12 +7188,6 @@
                 <w:szCs w:val="26"/>
               </w:rPr>
             </w:pPr>
-            <w:r>
-              <w:rPr>
-                <w:rFonts w:ascii="Times New Roman" w:hAnsi="Times New Roman"/>
-                <w:sz w:val="26"/>
-              </w:rPr>
-            </w:r>
           </w:p>
         </w:tc>
         <w:tc>
@@ -8184,12 +7209,6 @@
                 <w:szCs w:val="26"/>
               </w:rPr>
             </w:pPr>
-            <w:r>
-              <w:rPr>
-                <w:rFonts w:ascii="Times New Roman" w:hAnsi="Times New Roman"/>
-                <w:sz w:val="26"/>
-              </w:rPr>
-            </w:r>
           </w:p>
         </w:tc>
         <w:tc>
@@ -8211,12 +7230,6 @@
                 <w:szCs w:val="26"/>
               </w:rPr>
             </w:pPr>
-            <w:r>
-              <w:rPr>
-                <w:rFonts w:ascii="Times New Roman" w:hAnsi="Times New Roman"/>
-                <w:sz w:val="26"/>
-              </w:rPr>
-            </w:r>
           </w:p>
         </w:tc>
       </w:tr>
@@ -8296,12 +7309,6 @@
                 <w:szCs w:val="26"/>
               </w:rPr>
             </w:pPr>
-            <w:r>
-              <w:rPr>
-                <w:rFonts w:ascii="Times New Roman" w:hAnsi="Times New Roman"/>
-                <w:sz w:val="26"/>
-              </w:rPr>
-            </w:r>
           </w:p>
         </w:tc>
         <w:tc>
@@ -8323,12 +7330,6 @@
                 <w:szCs w:val="26"/>
               </w:rPr>
             </w:pPr>
-            <w:r>
-              <w:rPr>
-                <w:rFonts w:ascii="Times New Roman" w:hAnsi="Times New Roman"/>
-                <w:sz w:val="26"/>
-              </w:rPr>
-            </w:r>
           </w:p>
         </w:tc>
         <w:tc>
@@ -8350,12 +7351,6 @@
                 <w:szCs w:val="26"/>
               </w:rPr>
             </w:pPr>
-            <w:r>
-              <w:rPr>
-                <w:rFonts w:ascii="Times New Roman" w:hAnsi="Times New Roman"/>
-                <w:sz w:val="26"/>
-              </w:rPr>
-            </w:r>
           </w:p>
         </w:tc>
         <w:tc>
@@ -8377,12 +7372,6 @@
                 <w:szCs w:val="26"/>
               </w:rPr>
             </w:pPr>
-            <w:r>
-              <w:rPr>
-                <w:rFonts w:ascii="Times New Roman" w:hAnsi="Times New Roman"/>
-                <w:sz w:val="26"/>
-              </w:rPr>
-            </w:r>
           </w:p>
         </w:tc>
         <w:tc>
@@ -8404,12 +7393,6 @@
                 <w:szCs w:val="26"/>
               </w:rPr>
             </w:pPr>
-            <w:r>
-              <w:rPr>
-                <w:rFonts w:ascii="Times New Roman" w:hAnsi="Times New Roman"/>
-                <w:sz w:val="26"/>
-              </w:rPr>
-            </w:r>
           </w:p>
         </w:tc>
       </w:tr>
@@ -8489,13 +7472,6 @@
                 <w:szCs w:val="26"/>
               </w:rPr>
             </w:pPr>
-            <w:r>
-              <w:rPr>
-                <w:rFonts w:ascii="Times New Roman" w:hAnsi="Times New Roman" w:cs="Times New Roman"/>
-                <w:sz w:val="26"/>
-                <w:szCs w:val="26"/>
-              </w:rPr>
-            </w:r>
           </w:p>
         </w:tc>
         <w:tc>
@@ -8517,13 +7493,6 @@
                 <w:szCs w:val="26"/>
               </w:rPr>
             </w:pPr>
-            <w:r>
-              <w:rPr>
-                <w:rFonts w:ascii="Times New Roman" w:hAnsi="Times New Roman" w:cs="Times New Roman"/>
-                <w:sz w:val="26"/>
-                <w:szCs w:val="26"/>
-              </w:rPr>
-            </w:r>
           </w:p>
         </w:tc>
         <w:tc>
@@ -8545,13 +7514,6 @@
                 <w:szCs w:val="26"/>
               </w:rPr>
             </w:pPr>
-            <w:r>
-              <w:rPr>
-                <w:rFonts w:ascii="Times New Roman" w:hAnsi="Times New Roman" w:cs="Times New Roman"/>
-                <w:sz w:val="26"/>
-                <w:szCs w:val="26"/>
-              </w:rPr>
-            </w:r>
           </w:p>
         </w:tc>
         <w:tc>
@@ -8573,13 +7535,6 @@
                 <w:szCs w:val="26"/>
               </w:rPr>
             </w:pPr>
-            <w:r>
-              <w:rPr>
-                <w:rFonts w:ascii="Times New Roman" w:hAnsi="Times New Roman" w:cs="Times New Roman"/>
-                <w:sz w:val="26"/>
-                <w:szCs w:val="26"/>
-              </w:rPr>
-            </w:r>
           </w:p>
         </w:tc>
         <w:tc>
@@ -8601,13 +7556,6 @@
                 <w:szCs w:val="26"/>
               </w:rPr>
             </w:pPr>
-            <w:r>
-              <w:rPr>
-                <w:rFonts w:ascii="Times New Roman" w:hAnsi="Times New Roman" w:cs="Times New Roman"/>
-                <w:sz w:val="26"/>
-                <w:szCs w:val="26"/>
-              </w:rPr>
-            </w:r>
           </w:p>
         </w:tc>
       </w:tr>
@@ -8687,13 +7635,6 @@
                 <w:szCs w:val="26"/>
               </w:rPr>
             </w:pPr>
-            <w:r>
-              <w:rPr>
-                <w:rFonts w:ascii="Times New Roman" w:hAnsi="Times New Roman" w:cs="Times New Roman"/>
-                <w:sz w:val="26"/>
-                <w:szCs w:val="26"/>
-              </w:rPr>
-            </w:r>
           </w:p>
         </w:tc>
         <w:tc>
@@ -8715,13 +7656,6 @@
                 <w:szCs w:val="26"/>
               </w:rPr>
             </w:pPr>
-            <w:r>
-              <w:rPr>
-                <w:rFonts w:ascii="Times New Roman" w:hAnsi="Times New Roman" w:cs="Times New Roman"/>
-                <w:sz w:val="26"/>
-                <w:szCs w:val="26"/>
-              </w:rPr>
-            </w:r>
           </w:p>
         </w:tc>
         <w:tc>
@@ -8743,13 +7677,6 @@
                 <w:szCs w:val="26"/>
               </w:rPr>
             </w:pPr>
-            <w:r>
-              <w:rPr>
-                <w:rFonts w:ascii="Times New Roman" w:hAnsi="Times New Roman" w:cs="Times New Roman"/>
-                <w:sz w:val="26"/>
-                <w:szCs w:val="26"/>
-              </w:rPr>
-            </w:r>
           </w:p>
         </w:tc>
         <w:tc>
@@ -8771,13 +7698,6 @@
                 <w:szCs w:val="26"/>
               </w:rPr>
             </w:pPr>
-            <w:r>
-              <w:rPr>
-                <w:rFonts w:ascii="Times New Roman" w:hAnsi="Times New Roman" w:cs="Times New Roman"/>
-                <w:sz w:val="26"/>
-                <w:szCs w:val="26"/>
-              </w:rPr>
-            </w:r>
           </w:p>
         </w:tc>
         <w:tc>
@@ -8799,13 +7719,6 @@
                 <w:szCs w:val="26"/>
               </w:rPr>
             </w:pPr>
-            <w:r>
-              <w:rPr>
-                <w:rFonts w:ascii="Times New Roman" w:hAnsi="Times New Roman" w:cs="Times New Roman"/>
-                <w:sz w:val="26"/>
-                <w:szCs w:val="26"/>
-              </w:rPr>
-            </w:r>
           </w:p>
         </w:tc>
       </w:tr>
@@ -8885,12 +7798,6 @@
                 <w:szCs w:val="26"/>
               </w:rPr>
             </w:pPr>
-            <w:r>
-              <w:rPr>
-                <w:rFonts w:ascii="Times New Roman" w:hAnsi="Times New Roman"/>
-                <w:sz w:val="26"/>
-              </w:rPr>
-            </w:r>
           </w:p>
         </w:tc>
         <w:tc>
@@ -8912,12 +7819,6 @@
                 <w:szCs w:val="26"/>
               </w:rPr>
             </w:pPr>
-            <w:r>
-              <w:rPr>
-                <w:rFonts w:ascii="Times New Roman" w:hAnsi="Times New Roman"/>
-                <w:sz w:val="26"/>
-              </w:rPr>
-            </w:r>
           </w:p>
         </w:tc>
         <w:tc>
@@ -8939,12 +7840,6 @@
                 <w:szCs w:val="26"/>
               </w:rPr>
             </w:pPr>
-            <w:r>
-              <w:rPr>
-                <w:rFonts w:ascii="Times New Roman" w:hAnsi="Times New Roman"/>
-                <w:sz w:val="26"/>
-              </w:rPr>
-            </w:r>
           </w:p>
         </w:tc>
         <w:tc>
@@ -8966,12 +7861,6 @@
                 <w:szCs w:val="26"/>
               </w:rPr>
             </w:pPr>
-            <w:r>
-              <w:rPr>
-                <w:rFonts w:ascii="Times New Roman" w:hAnsi="Times New Roman"/>
-                <w:sz w:val="26"/>
-              </w:rPr>
-            </w:r>
           </w:p>
         </w:tc>
         <w:tc>
@@ -8993,12 +7882,6 @@
                 <w:szCs w:val="26"/>
               </w:rPr>
             </w:pPr>
-            <w:r>
-              <w:rPr>
-                <w:rFonts w:ascii="Times New Roman" w:hAnsi="Times New Roman"/>
-                <w:sz w:val="26"/>
-              </w:rPr>
-            </w:r>
           </w:p>
         </w:tc>
       </w:tr>
@@ -9082,13 +7965,6 @@
                 <w:szCs w:val="26"/>
               </w:rPr>
             </w:pPr>
-            <w:r>
-              <w:rPr>
-                <w:rFonts w:ascii="Times New Roman" w:hAnsi="Times New Roman" w:cs="Times New Roman"/>
-                <w:sz w:val="26"/>
-                <w:szCs w:val="26"/>
-              </w:rPr>
-            </w:r>
           </w:p>
         </w:tc>
         <w:tc>
@@ -9110,13 +7986,6 @@
                 <w:szCs w:val="26"/>
               </w:rPr>
             </w:pPr>
-            <w:r>
-              <w:rPr>
-                <w:rFonts w:ascii="Times New Roman" w:hAnsi="Times New Roman" w:cs="Times New Roman"/>
-                <w:sz w:val="26"/>
-                <w:szCs w:val="26"/>
-              </w:rPr>
-            </w:r>
           </w:p>
         </w:tc>
         <w:tc>
@@ -9138,13 +8007,6 @@
                 <w:szCs w:val="26"/>
               </w:rPr>
             </w:pPr>
-            <w:r>
-              <w:rPr>
-                <w:rFonts w:ascii="Times New Roman" w:hAnsi="Times New Roman" w:cs="Times New Roman"/>
-                <w:sz w:val="26"/>
-                <w:szCs w:val="26"/>
-              </w:rPr>
-            </w:r>
           </w:p>
         </w:tc>
         <w:tc>
@@ -9166,13 +8028,6 @@
                 <w:szCs w:val="26"/>
               </w:rPr>
             </w:pPr>
-            <w:r>
-              <w:rPr>
-                <w:rFonts w:ascii="Times New Roman" w:hAnsi="Times New Roman" w:cs="Times New Roman"/>
-                <w:sz w:val="26"/>
-                <w:szCs w:val="26"/>
-              </w:rPr>
-            </w:r>
           </w:p>
         </w:tc>
         <w:tc>
@@ -9194,13 +8049,6 @@
                 <w:szCs w:val="26"/>
               </w:rPr>
             </w:pPr>
-            <w:r>
-              <w:rPr>
-                <w:rFonts w:ascii="Times New Roman" w:hAnsi="Times New Roman" w:cs="Times New Roman"/>
-                <w:sz w:val="26"/>
-                <w:szCs w:val="26"/>
-              </w:rPr>
-            </w:r>
           </w:p>
         </w:tc>
       </w:tr>
@@ -9280,13 +8128,6 @@
                 <w:szCs w:val="26"/>
               </w:rPr>
             </w:pPr>
-            <w:r>
-              <w:rPr>
-                <w:rFonts w:ascii="Times New Roman" w:hAnsi="Times New Roman" w:cs="Times New Roman"/>
-                <w:sz w:val="26"/>
-                <w:szCs w:val="26"/>
-              </w:rPr>
-            </w:r>
           </w:p>
         </w:tc>
         <w:tc>
@@ -9308,13 +8149,6 @@
                 <w:szCs w:val="26"/>
               </w:rPr>
             </w:pPr>
-            <w:r>
-              <w:rPr>
-                <w:rFonts w:ascii="Times New Roman" w:hAnsi="Times New Roman" w:cs="Times New Roman"/>
-                <w:sz w:val="26"/>
-                <w:szCs w:val="26"/>
-              </w:rPr>
-            </w:r>
           </w:p>
         </w:tc>
         <w:tc>
@@ -9336,13 +8170,6 @@
                 <w:szCs w:val="26"/>
               </w:rPr>
             </w:pPr>
-            <w:r>
-              <w:rPr>
-                <w:rFonts w:ascii="Times New Roman" w:hAnsi="Times New Roman" w:cs="Times New Roman"/>
-                <w:sz w:val="26"/>
-                <w:szCs w:val="26"/>
-              </w:rPr>
-            </w:r>
           </w:p>
         </w:tc>
         <w:tc>
@@ -9364,13 +8191,6 @@
                 <w:szCs w:val="26"/>
               </w:rPr>
             </w:pPr>
-            <w:r>
-              <w:rPr>
-                <w:rFonts w:ascii="Times New Roman" w:hAnsi="Times New Roman" w:cs="Times New Roman"/>
-                <w:sz w:val="26"/>
-                <w:szCs w:val="26"/>
-              </w:rPr>
-            </w:r>
           </w:p>
         </w:tc>
         <w:tc>
@@ -9392,13 +8212,6 @@
                 <w:szCs w:val="26"/>
               </w:rPr>
             </w:pPr>
-            <w:r>
-              <w:rPr>
-                <w:rFonts w:ascii="Times New Roman" w:hAnsi="Times New Roman" w:cs="Times New Roman"/>
-                <w:sz w:val="26"/>
-                <w:szCs w:val="26"/>
-              </w:rPr>
-            </w:r>
           </w:p>
         </w:tc>
       </w:tr>
@@ -9478,13 +8291,6 @@
                 <w:szCs w:val="26"/>
               </w:rPr>
             </w:pPr>
-            <w:r>
-              <w:rPr>
-                <w:rFonts w:ascii="Times New Roman" w:hAnsi="Times New Roman" w:cs="Times New Roman"/>
-                <w:sz w:val="26"/>
-                <w:szCs w:val="26"/>
-              </w:rPr>
-            </w:r>
           </w:p>
         </w:tc>
         <w:tc>
@@ -9506,13 +8312,6 @@
                 <w:szCs w:val="26"/>
               </w:rPr>
             </w:pPr>
-            <w:r>
-              <w:rPr>
-                <w:rFonts w:ascii="Times New Roman" w:hAnsi="Times New Roman" w:cs="Times New Roman"/>
-                <w:sz w:val="26"/>
-                <w:szCs w:val="26"/>
-              </w:rPr>
-            </w:r>
           </w:p>
         </w:tc>
         <w:tc>
@@ -9534,13 +8333,6 @@
                 <w:szCs w:val="26"/>
               </w:rPr>
             </w:pPr>
-            <w:r>
-              <w:rPr>
-                <w:rFonts w:ascii="Times New Roman" w:hAnsi="Times New Roman" w:cs="Times New Roman"/>
-                <w:sz w:val="26"/>
-                <w:szCs w:val="26"/>
-              </w:rPr>
-            </w:r>
           </w:p>
         </w:tc>
         <w:tc>
@@ -9562,13 +8354,6 @@
                 <w:szCs w:val="26"/>
               </w:rPr>
             </w:pPr>
-            <w:r>
-              <w:rPr>
-                <w:rFonts w:ascii="Times New Roman" w:hAnsi="Times New Roman" w:cs="Times New Roman"/>
-                <w:sz w:val="26"/>
-                <w:szCs w:val="26"/>
-              </w:rPr>
-            </w:r>
           </w:p>
         </w:tc>
         <w:tc>
@@ -9590,13 +8375,6 @@
                 <w:szCs w:val="26"/>
               </w:rPr>
             </w:pPr>
-            <w:r>
-              <w:rPr>
-                <w:rFonts w:ascii="Times New Roman" w:hAnsi="Times New Roman" w:cs="Times New Roman"/>
-                <w:sz w:val="26"/>
-                <w:szCs w:val="26"/>
-              </w:rPr>
-            </w:r>
           </w:p>
         </w:tc>
       </w:tr>
@@ -9676,13 +8454,6 @@
                 <w:szCs w:val="26"/>
               </w:rPr>
             </w:pPr>
-            <w:r>
-              <w:rPr>
-                <w:rFonts w:ascii="Times New Roman" w:hAnsi="Times New Roman" w:cs="Times New Roman"/>
-                <w:sz w:val="26"/>
-                <w:szCs w:val="26"/>
-              </w:rPr>
-            </w:r>
           </w:p>
         </w:tc>
         <w:tc>
@@ -9704,13 +8475,6 @@
                 <w:szCs w:val="26"/>
               </w:rPr>
             </w:pPr>
-            <w:r>
-              <w:rPr>
-                <w:rFonts w:ascii="Times New Roman" w:hAnsi="Times New Roman" w:cs="Times New Roman"/>
-                <w:sz w:val="26"/>
-                <w:szCs w:val="26"/>
-              </w:rPr>
-            </w:r>
           </w:p>
         </w:tc>
         <w:tc>
@@ -9732,13 +8496,6 @@
                 <w:szCs w:val="26"/>
               </w:rPr>
             </w:pPr>
-            <w:r>
-              <w:rPr>
-                <w:rFonts w:ascii="Times New Roman" w:hAnsi="Times New Roman" w:cs="Times New Roman"/>
-                <w:sz w:val="26"/>
-                <w:szCs w:val="26"/>
-              </w:rPr>
-            </w:r>
           </w:p>
         </w:tc>
         <w:tc>
@@ -9760,13 +8517,6 @@
                 <w:szCs w:val="26"/>
               </w:rPr>
             </w:pPr>
-            <w:r>
-              <w:rPr>
-                <w:rFonts w:ascii="Times New Roman" w:hAnsi="Times New Roman" w:cs="Times New Roman"/>
-                <w:sz w:val="26"/>
-                <w:szCs w:val="26"/>
-              </w:rPr>
-            </w:r>
           </w:p>
         </w:tc>
         <w:tc>
@@ -9788,13 +8538,6 @@
                 <w:szCs w:val="26"/>
               </w:rPr>
             </w:pPr>
-            <w:r>
-              <w:rPr>
-                <w:rFonts w:ascii="Times New Roman" w:hAnsi="Times New Roman" w:cs="Times New Roman"/>
-                <w:sz w:val="26"/>
-                <w:szCs w:val="26"/>
-              </w:rPr>
-            </w:r>
           </w:p>
         </w:tc>
       </w:tr>
@@ -9874,12 +8617,6 @@
                 <w:szCs w:val="26"/>
               </w:rPr>
             </w:pPr>
-            <w:r>
-              <w:rPr>
-                <w:rFonts w:ascii="Times New Roman" w:hAnsi="Times New Roman"/>
-                <w:sz w:val="26"/>
-              </w:rPr>
-            </w:r>
           </w:p>
         </w:tc>
         <w:tc>
@@ -9901,12 +8638,6 @@
                 <w:szCs w:val="26"/>
               </w:rPr>
             </w:pPr>
-            <w:r>
-              <w:rPr>
-                <w:rFonts w:ascii="Times New Roman" w:hAnsi="Times New Roman"/>
-                <w:sz w:val="26"/>
-              </w:rPr>
-            </w:r>
           </w:p>
         </w:tc>
         <w:tc>
@@ -9928,12 +8659,6 @@
                 <w:szCs w:val="26"/>
               </w:rPr>
             </w:pPr>
-            <w:r>
-              <w:rPr>
-                <w:rFonts w:ascii="Times New Roman" w:hAnsi="Times New Roman"/>
-                <w:sz w:val="26"/>
-              </w:rPr>
-            </w:r>
           </w:p>
         </w:tc>
         <w:tc>
@@ -9955,12 +8680,6 @@
                 <w:szCs w:val="26"/>
               </w:rPr>
             </w:pPr>
-            <w:r>
-              <w:rPr>
-                <w:rFonts w:ascii="Times New Roman" w:hAnsi="Times New Roman"/>
-                <w:sz w:val="26"/>
-              </w:rPr>
-            </w:r>
           </w:p>
         </w:tc>
         <w:tc>
@@ -9982,12 +8701,6 @@
                 <w:szCs w:val="26"/>
               </w:rPr>
             </w:pPr>
-            <w:r>
-              <w:rPr>
-                <w:rFonts w:ascii="Times New Roman" w:hAnsi="Times New Roman"/>
-                <w:sz w:val="26"/>
-              </w:rPr>
-            </w:r>
           </w:p>
         </w:tc>
       </w:tr>
@@ -10471,13 +9184,6 @@
                 <w:szCs w:val="26"/>
               </w:rPr>
             </w:pPr>
-            <w:r>
-              <w:rPr>
-                <w:rFonts w:ascii="Times New Roman" w:hAnsi="Times New Roman" w:cs="Times New Roman"/>
-                <w:sz w:val="26"/>
-                <w:szCs w:val="26"/>
-              </w:rPr>
-            </w:r>
           </w:p>
         </w:tc>
         <w:tc>
@@ -10499,13 +9205,6 @@
                 <w:szCs w:val="26"/>
               </w:rPr>
             </w:pPr>
-            <w:r>
-              <w:rPr>
-                <w:rFonts w:ascii="Times New Roman" w:hAnsi="Times New Roman" w:cs="Times New Roman"/>
-                <w:sz w:val="26"/>
-                <w:szCs w:val="26"/>
-              </w:rPr>
-            </w:r>
           </w:p>
         </w:tc>
         <w:tc>
@@ -10527,13 +9226,6 @@
                 <w:szCs w:val="26"/>
               </w:rPr>
             </w:pPr>
-            <w:r>
-              <w:rPr>
-                <w:rFonts w:ascii="Times New Roman" w:hAnsi="Times New Roman" w:cs="Times New Roman"/>
-                <w:sz w:val="26"/>
-                <w:szCs w:val="26"/>
-              </w:rPr>
-            </w:r>
           </w:p>
         </w:tc>
         <w:tc>
@@ -10555,13 +9247,6 @@
                 <w:szCs w:val="26"/>
               </w:rPr>
             </w:pPr>
-            <w:r>
-              <w:rPr>
-                <w:rFonts w:ascii="Times New Roman" w:hAnsi="Times New Roman" w:cs="Times New Roman"/>
-                <w:sz w:val="26"/>
-                <w:szCs w:val="26"/>
-              </w:rPr>
-            </w:r>
           </w:p>
         </w:tc>
         <w:tc>
@@ -10583,13 +9268,6 @@
                 <w:szCs w:val="26"/>
               </w:rPr>
             </w:pPr>
-            <w:r>
-              <w:rPr>
-                <w:rFonts w:ascii="Times New Roman" w:hAnsi="Times New Roman" w:cs="Times New Roman"/>
-                <w:sz w:val="26"/>
-                <w:szCs w:val="26"/>
-              </w:rPr>
-            </w:r>
           </w:p>
         </w:tc>
       </w:tr>
@@ -10666,12 +9344,6 @@
                 <w:szCs w:val="26"/>
               </w:rPr>
             </w:pPr>
-            <w:r>
-              <w:rPr>
-                <w:rFonts w:ascii="Times New Roman" w:hAnsi="Times New Roman"/>
-                <w:sz w:val="26"/>
-              </w:rPr>
-            </w:r>
           </w:p>
         </w:tc>
         <w:tc>
@@ -10693,12 +9365,6 @@
                 <w:szCs w:val="26"/>
               </w:rPr>
             </w:pPr>
-            <w:r>
-              <w:rPr>
-                <w:rFonts w:ascii="Times New Roman" w:hAnsi="Times New Roman"/>
-                <w:sz w:val="26"/>
-              </w:rPr>
-            </w:r>
           </w:p>
         </w:tc>
         <w:tc>
@@ -10720,12 +9386,6 @@
                 <w:szCs w:val="26"/>
               </w:rPr>
             </w:pPr>
-            <w:r>
-              <w:rPr>
-                <w:rFonts w:ascii="Times New Roman" w:hAnsi="Times New Roman"/>
-                <w:sz w:val="26"/>
-              </w:rPr>
-            </w:r>
           </w:p>
         </w:tc>
         <w:tc>
@@ -10747,12 +9407,6 @@
                 <w:szCs w:val="26"/>
               </w:rPr>
             </w:pPr>
-            <w:r>
-              <w:rPr>
-                <w:rFonts w:ascii="Times New Roman" w:hAnsi="Times New Roman"/>
-                <w:sz w:val="26"/>
-              </w:rPr>
-            </w:r>
           </w:p>
         </w:tc>
         <w:tc>
@@ -10774,12 +9428,6 @@
                 <w:szCs w:val="26"/>
               </w:rPr>
             </w:pPr>
-            <w:r>
-              <w:rPr>
-                <w:rFonts w:ascii="Times New Roman" w:hAnsi="Times New Roman"/>
-                <w:sz w:val="26"/>
-              </w:rPr>
-            </w:r>
           </w:p>
         </w:tc>
       </w:tr>
@@ -10856,12 +9504,6 @@
                 <w:szCs w:val="26"/>
               </w:rPr>
             </w:pPr>
-            <w:r>
-              <w:rPr>
-                <w:rFonts w:ascii="Times New Roman" w:hAnsi="Times New Roman"/>
-                <w:sz w:val="26"/>
-              </w:rPr>
-            </w:r>
           </w:p>
         </w:tc>
         <w:tc>
@@ -10883,12 +9525,6 @@
                 <w:szCs w:val="26"/>
               </w:rPr>
             </w:pPr>
-            <w:r>
-              <w:rPr>
-                <w:rFonts w:ascii="Times New Roman" w:hAnsi="Times New Roman"/>
-                <w:sz w:val="26"/>
-              </w:rPr>
-            </w:r>
           </w:p>
         </w:tc>
         <w:tc>
@@ -10910,12 +9546,6 @@
                 <w:szCs w:val="26"/>
               </w:rPr>
             </w:pPr>
-            <w:r>
-              <w:rPr>
-                <w:rFonts w:ascii="Times New Roman" w:hAnsi="Times New Roman"/>
-                <w:sz w:val="26"/>
-              </w:rPr>
-            </w:r>
           </w:p>
         </w:tc>
         <w:tc>
@@ -10937,12 +9567,6 @@
                 <w:szCs w:val="26"/>
               </w:rPr>
             </w:pPr>
-            <w:r>
-              <w:rPr>
-                <w:rFonts w:ascii="Times New Roman" w:hAnsi="Times New Roman"/>
-                <w:sz w:val="26"/>
-              </w:rPr>
-            </w:r>
           </w:p>
         </w:tc>
         <w:tc>
@@ -10964,12 +9588,6 @@
                 <w:szCs w:val="26"/>
               </w:rPr>
             </w:pPr>
-            <w:r>
-              <w:rPr>
-                <w:rFonts w:ascii="Times New Roman" w:hAnsi="Times New Roman"/>
-                <w:sz w:val="26"/>
-              </w:rPr>
-            </w:r>
           </w:p>
         </w:tc>
       </w:tr>
@@ -11064,27 +9682,6 @@
               <w:br/>
               <w:t>…………………………………………………………………</w:t>
             </w:r>
-            <w:r>
-              <w:rPr>
-                <w:rFonts w:ascii="Times New Roman" w:hAnsi="Times New Roman" w:cs="Times New Roman"/>
-                <w:sz w:val="26"/>
-                <w:szCs w:val="26"/>
-              </w:rPr>
-            </w:r>
-            <w:r>
-              <w:rPr>
-                <w:rFonts w:ascii="Times New Roman" w:hAnsi="Times New Roman" w:cs="Times New Roman"/>
-                <w:sz w:val="26"/>
-                <w:szCs w:val="26"/>
-              </w:rPr>
-            </w:r>
-            <w:r>
-              <w:rPr>
-                <w:rFonts w:ascii="Times New Roman" w:hAnsi="Times New Roman" w:cs="Times New Roman"/>
-                <w:sz w:val="26"/>
-                <w:szCs w:val="26"/>
-              </w:rPr>
-            </w:r>
           </w:p>
         </w:tc>
         <w:tc>
@@ -11116,6 +9713,43 @@
               </w:rPr>
               <w:br/>
               <w:t>Tổ trưởng</w:t>
+            </w:r>
+          </w:p>
+          <w:p>
+            <w:pPr>
+              <w:jc w:val="center"/>
+              <w:rPr>
+                <w:rFonts w:ascii="Times New Roman" w:hAnsi="Times New Roman" w:cs="Times New Roman"/>
+                <w:sz w:val="26"/>
+                <w:szCs w:val="26"/>
+              </w:rPr>
+            </w:pPr>
+          </w:p>
+          <w:p>
+            <w:pPr>
+              <w:jc w:val="center"/>
+              <w:rPr>
+                <w:rFonts w:ascii="Times New Roman" w:hAnsi="Times New Roman" w:cs="Times New Roman"/>
+                <w:sz w:val="26"/>
+                <w:szCs w:val="26"/>
+              </w:rPr>
+            </w:pPr>
+          </w:p>
+          <w:p>
+            <w:pPr>
+              <w:jc w:val="center"/>
+              <w:rPr>
+                <w:rFonts w:ascii="Times New Roman" w:hAnsi="Times New Roman" w:cs="Times New Roman"/>
+                <w:sz w:val="26"/>
+                <w:szCs w:val="26"/>
+              </w:rPr>
+            </w:pPr>
+            <w:r>
+              <w:rPr>
+                <w:rFonts w:ascii="Times New Roman" w:hAnsi="Times New Roman" w:cs="Times New Roman"/>
+                <w:sz w:val="26"/>
+                <w:szCs w:val="26"/>
+              </w:rPr>
               <w:br/>
               <w:t>Nguyễn Thị Ngọc Ánh</w:t>
             </w:r>
@@ -11126,7 +9760,6 @@
                 <w:szCs w:val="26"/>
               </w:rPr>
               <w:br/>
-              <w:t>(Ký tên, đóng dấu)</w:t>
             </w:r>
           </w:p>
         </w:tc>
@@ -11155,6 +9788,7 @@
           <w:color w:val="000000"/>
           <w:szCs w:val="28"/>
         </w:rPr>
+        <w:lastRenderedPageBreak/>
         <w:t>Nhận xét của BGH hoặc tổ trưởng chuyên môn về tiến độ thực hiện chương trình</w:t>
       </w:r>
     </w:p>

--- a/Hệ thống mẫu văn bản/Nguyên đã làm/Lịch báo giảng/Lịch báo giảng - Tuần 04 (THCS).docx
+++ b/Hệ thống mẫu văn bản/Nguyên đã làm/Lịch báo giảng/Lịch báo giảng - Tuần 04 (THCS).docx
@@ -2,420 +2,6 @@
 <file path=word/document.xml><?xml version="1.0" encoding="utf-8"?>
 <w:document xmlns:wpc="http://schemas.microsoft.com/office/word/2010/wordprocessingCanvas" xmlns:cx="http://schemas.microsoft.com/office/drawing/2014/chartex" xmlns:cx1="http://schemas.microsoft.com/office/drawing/2015/9/8/chartex" xmlns:cx2="http://schemas.microsoft.com/office/drawing/2015/10/21/chartex" xmlns:cx3="http://schemas.microsoft.com/office/drawing/2016/5/9/chartex" xmlns:cx4="http://schemas.microsoft.com/office/drawing/2016/5/10/chartex" xmlns:cx5="http://schemas.microsoft.com/office/drawing/2016/5/11/chartex" xmlns:cx6="http://schemas.microsoft.com/office/drawing/2016/5/12/chartex" xmlns:cx7="http://schemas.microsoft.com/office/drawing/2016/5/13/chartex" xmlns:cx8="http://schemas.microsoft.com/office/drawing/2016/5/14/chartex" xmlns:mc="http://schemas.openxmlformats.org/markup-compatibility/2006" xmlns:aink="http://schemas.microsoft.com/office/drawing/2016/ink" xmlns:am3d="http://schemas.microsoft.com/office/drawing/2017/model3d" xmlns:o="urn:schemas-microsoft-com:office:office" xmlns:oel="http://schemas.microsoft.com/office/2019/extlst" xmlns:r="http://schemas.openxmlformats.org/officeDocument/2006/relationships" xmlns:m="http://schemas.openxmlformats.org/officeDocument/2006/math" xmlns:v="urn:schemas-microsoft-com:vml" xmlns:wp14="http://schemas.microsoft.com/office/word/2010/wordprocessingDrawing" xmlns:wp="http://schemas.openxmlformats.org/drawingml/2006/wordprocessingDrawing" xmlns:w10="urn:schemas-microsoft-com:office:word" xmlns:w="http://schemas.openxmlformats.org/wordprocessingml/2006/main" xmlns:w14="http://schemas.microsoft.com/office/word/2010/wordml" xmlns:w15="http://schemas.microsoft.com/office/word/2012/wordml" xmlns:w16cei="http://schemas.microsoft.com/office/word/2026/wordml/cei" xmlns:w16cex="http://schemas.microsoft.com/office/word/2018/wordml/cex" xmlns:w16cid="http://schemas.microsoft.com/office/word/2016/wordml/cid" xmlns:w16="http://schemas.microsoft.com/office/word/2018/wordml" xmlns:w16du="http://schemas.microsoft.com/office/word/2023/wordml/word16du" xmlns:w16sdtdh="http://schemas.microsoft.com/office/word/2020/wordml/sdtdatahash" xmlns:w16sdtfl="http://schemas.microsoft.com/office/word/2024/wordml/sdtformatlock" xmlns:w16se="http://schemas.microsoft.com/office/word/2015/wordml/symex" xmlns:wpg="http://schemas.microsoft.com/office/word/2010/wordprocessingGroup" xmlns:wpi="http://schemas.microsoft.com/office/word/2010/wordprocessingInk" xmlns:wne="http://schemas.microsoft.com/office/word/2006/wordml" xmlns:wps="http://schemas.microsoft.com/office/word/2010/wordprocessingShape" mc:Ignorable="w14 w15 w16se w16cid w16 w16cex w16sdtdh w16sdtfl w16du wp14">
   <w:body>
-    <w:tbl>
-      <w:tblPr>
-        <w:tblStyle w:val="TableGrid"/>
-        <w:tblW w:w="0" w:type="auto"/>
-        <w:tblInd w:w="279" w:type="dxa"/>
-        <w:tblBorders>
-          <w:top w:val="single" w:sz="4" w:space="0" w:color="000000"/>
-          <w:left w:val="single" w:sz="4" w:space="0" w:color="000000"/>
-          <w:bottom w:val="single" w:sz="4" w:space="0" w:color="000000"/>
-          <w:right w:val="single" w:sz="4" w:space="0" w:color="000000"/>
-          <w:insideH w:val="single" w:sz="4" w:space="0" w:color="000000"/>
-          <w:insideV w:val="single" w:sz="4" w:space="0" w:color="000000"/>
-        </w:tblBorders>
-        <w:tblLook w:val="04A0" w:firstRow="1" w:lastRow="0" w:firstColumn="1" w:lastColumn="0" w:noHBand="0" w:noVBand="1"/>
-      </w:tblPr>
-      <w:tblGrid>
-        <w:gridCol w:w="9072"/>
-      </w:tblGrid>
-      <w:tr>
-        <w:trPr>
-          <w:trHeight w:val="13555"/>
-        </w:trPr>
-        <w:tc>
-          <w:tcPr>
-            <w:tcW w:w="9072" w:type="dxa"/>
-          </w:tcPr>
-          <w:p>
-            <w:pPr>
-              <w:jc w:val="center"/>
-              <w:rPr>
-                <w:rFonts w:ascii="Times New Roman" w:hAnsi="Times New Roman" w:cs="Times New Roman"/>
-                <w:sz w:val="26"/>
-                <w:szCs w:val="26"/>
-              </w:rPr>
-            </w:pPr>
-            <w:r>
-              <w:rPr>
-                <w:rFonts w:ascii="Times New Roman" w:hAnsi="Times New Roman" w:cs="Times New Roman"/>
-                <w:sz w:val="26"/>
-                <w:szCs w:val="26"/>
-              </w:rPr>
-              <w:t>Họ và tên giáo viên: Đậu Đình Nguyên</w:t>
-            </w:r>
-            <w:r>
-              <w:rPr>
-                <w:rFonts w:ascii="Times New Roman" w:hAnsi="Times New Roman" w:cs="Times New Roman"/>
-                <w:sz w:val="26"/>
-                <w:szCs w:val="26"/>
-              </w:rPr>
-              <w:br/>
-              <w:t xml:space="preserve">Ngày/tháng/năm sinh: 20/03/2004             </w:t>
-            </w:r>
-            <w:r>
-              <w:rPr>
-                <w:rFonts w:ascii="Times New Roman" w:hAnsi="Times New Roman" w:cs="Times New Roman"/>
-                <w:sz w:val="26"/>
-                <w:szCs w:val="26"/>
-              </w:rPr>
-              <w:br/>
-              <w:t xml:space="preserve">Ngày/tháng/năm vào ngành:   </w:t>
-            </w:r>
-            <w:r>
-              <w:rPr>
-                <w:rFonts w:ascii="Times New Roman" w:hAnsi="Times New Roman" w:cs="Times New Roman"/>
-                <w:sz w:val="26"/>
-                <w:szCs w:val="26"/>
-              </w:rPr>
-              <w:br/>
-              <w:t xml:space="preserve">Hệ đào tạo: Sư phạm Tin học(dạy Tin bằng Tiếng Anh)                             </w:t>
-            </w:r>
-            <w:r>
-              <w:rPr>
-                <w:rFonts w:ascii="Times New Roman" w:hAnsi="Times New Roman" w:cs="Times New Roman"/>
-                <w:sz w:val="26"/>
-                <w:szCs w:val="26"/>
-              </w:rPr>
-              <w:br/>
-              <w:t>Chức vụ hiện nay: Giáo viên Tin học</w:t>
-            </w:r>
-            <w:r>
-              <w:rPr>
-                <w:rFonts w:ascii="Times New Roman" w:hAnsi="Times New Roman" w:cs="Times New Roman"/>
-                <w:sz w:val="26"/>
-                <w:szCs w:val="26"/>
-              </w:rPr>
-              <w:br/>
-            </w:r>
-            <w:r>
-              <w:rPr>
-                <w:rFonts w:ascii="Times New Roman" w:hAnsi="Times New Roman" w:cs="Times New Roman"/>
-                <w:sz w:val="26"/>
-                <w:szCs w:val="26"/>
-              </w:rPr>
-              <w:br/>
-            </w:r>
-            <w:r>
-              <w:rPr>
-                <w:rFonts w:ascii="Times New Roman" w:hAnsi="Times New Roman" w:cs="Times New Roman"/>
-                <w:sz w:val="26"/>
-                <w:szCs w:val="26"/>
-              </w:rPr>
-              <w:br/>
-            </w:r>
-          </w:p>
-          <w:p>
-            <w:pPr>
-              <w:jc w:val="center"/>
-              <w:rPr>
-                <w:rFonts w:ascii="Times New Roman" w:hAnsi="Times New Roman" w:cs="Times New Roman"/>
-              </w:rPr>
-            </w:pPr>
-            <w:r>
-              <w:rPr>
-                <w:rFonts w:ascii="Times New Roman" w:hAnsi="Times New Roman" w:cs="Times New Roman"/>
-              </w:rPr>
-              <w:br/>
-            </w:r>
-            <w:r>
-              <w:rPr>
-                <w:rFonts w:ascii="Times New Roman" w:hAnsi="Times New Roman" w:cs="Times New Roman"/>
-                <w:b/>
-                <w:bCs/>
-                <w:sz w:val="40"/>
-                <w:szCs w:val="40"/>
-              </w:rPr>
-              <w:t>CÔNG TÁC GIẢNG DẠY</w:t>
-            </w:r>
-            <w:r>
-              <w:rPr>
-                <w:rFonts w:ascii="Times New Roman" w:hAnsi="Times New Roman" w:cs="Times New Roman"/>
-                <w:b/>
-                <w:bCs/>
-                <w:sz w:val="40"/>
-                <w:szCs w:val="40"/>
-              </w:rPr>
-              <w:br/>
-            </w:r>
-            <w:r>
-              <w:rPr>
-                <w:rFonts w:ascii="Times New Roman" w:hAnsi="Times New Roman" w:cs="Times New Roman"/>
-                <w:sz w:val="26"/>
-                <w:szCs w:val="26"/>
-              </w:rPr>
-              <w:t>Lớp: Tiền tiểu học, Lớp 1, 2, 3, 4, 5, 6, 7, 8</w:t>
-            </w:r>
-            <w:r>
-              <w:rPr>
-                <w:rFonts w:ascii="Times New Roman" w:hAnsi="Times New Roman" w:cs="Times New Roman"/>
-              </w:rPr>
-              <w:br/>
-            </w:r>
-            <w:r>
-              <w:rPr>
-                <w:rFonts w:ascii="Times New Roman" w:hAnsi="Times New Roman" w:cs="Times New Roman"/>
-              </w:rPr>
-              <w:br/>
-            </w:r>
-          </w:p>
-          <w:p>
-            <w:pPr>
-              <w:jc w:val="center"/>
-              <w:rPr>
-                <w:rFonts w:ascii="Times New Roman" w:hAnsi="Times New Roman" w:cs="Times New Roman"/>
-              </w:rPr>
-            </w:pPr>
-          </w:p>
-          <w:p>
-            <w:pPr>
-              <w:jc w:val="center"/>
-              <w:rPr>
-                <w:rFonts w:ascii="Times New Roman" w:hAnsi="Times New Roman" w:cs="Times New Roman"/>
-              </w:rPr>
-            </w:pPr>
-          </w:p>
-          <w:p>
-            <w:pPr>
-              <w:jc w:val="center"/>
-              <w:rPr>
-                <w:rFonts w:ascii="Times New Roman" w:hAnsi="Times New Roman" w:cs="Times New Roman"/>
-              </w:rPr>
-            </w:pPr>
-            <w:r>
-              <w:rPr>
-                <w:rFonts w:ascii="Times New Roman" w:hAnsi="Times New Roman" w:cs="Times New Roman"/>
-              </w:rPr>
-              <w:br/>
-            </w:r>
-            <w:r>
-              <w:rPr>
-                <w:rFonts w:ascii="Times New Roman" w:hAnsi="Times New Roman" w:cs="Times New Roman"/>
-                <w:b/>
-                <w:bCs/>
-                <w:sz w:val="40"/>
-                <w:szCs w:val="40"/>
-              </w:rPr>
-              <w:t>CÔNG TÁC KHÁC</w:t>
-            </w:r>
-            <w:r>
-              <w:rPr>
-                <w:rFonts w:ascii="Times New Roman" w:hAnsi="Times New Roman" w:cs="Times New Roman"/>
-              </w:rPr>
-              <w:br/>
-            </w:r>
-            <w:r>
-              <w:rPr>
-                <w:rFonts w:ascii="Times New Roman" w:hAnsi="Times New Roman" w:cs="Times New Roman"/>
-                <w:sz w:val="26"/>
-                <w:szCs w:val="26"/>
-              </w:rPr>
-              <w:t xml:space="preserve">- Công tác chủ nhiệm </w:t>
-            </w:r>
-            <w:r>
-              <w:rPr>
-                <w:rFonts w:ascii="Times New Roman" w:hAnsi="Times New Roman" w:cs="Times New Roman"/>
-                <w:sz w:val="26"/>
-                <w:szCs w:val="26"/>
-              </w:rPr>
-              <w:br/>
-              <w:t>- Công tác bán trú</w:t>
-            </w:r>
-            <w:r>
-              <w:rPr>
-                <w:rFonts w:ascii="Times New Roman" w:hAnsi="Times New Roman" w:cs="Times New Roman"/>
-                <w:sz w:val="26"/>
-                <w:szCs w:val="26"/>
-              </w:rPr>
-              <w:br/>
-              <w:t>- Hoạt động sự kiện của lớp trong năm</w:t>
-            </w:r>
-            <w:r>
-              <w:rPr>
-                <w:rFonts w:ascii="Times New Roman" w:hAnsi="Times New Roman" w:cs="Times New Roman"/>
-                <w:sz w:val="26"/>
-                <w:szCs w:val="26"/>
-              </w:rPr>
-              <w:br/>
-            </w:r>
-            <w:r>
-              <w:rPr>
-                <w:rFonts w:ascii="Times New Roman" w:hAnsi="Times New Roman" w:cs="Times New Roman"/>
-                <w:sz w:val="26"/>
-                <w:szCs w:val="26"/>
-              </w:rPr>
-              <w:br/>
-            </w:r>
-            <w:r>
-              <w:rPr>
-                <w:rFonts w:ascii="Times New Roman" w:hAnsi="Times New Roman" w:cs="Times New Roman"/>
-                <w:sz w:val="26"/>
-                <w:szCs w:val="26"/>
-              </w:rPr>
-              <w:br/>
-            </w:r>
-            <w:r>
-              <w:rPr>
-                <w:rFonts w:ascii="Times New Roman" w:hAnsi="Times New Roman" w:cs="Times New Roman"/>
-                <w:sz w:val="26"/>
-                <w:szCs w:val="26"/>
-              </w:rPr>
-              <w:br/>
-              <w:t xml:space="preserve">         </w:t>
-            </w:r>
-            <w:r>
-              <w:rPr>
-                <w:rFonts w:ascii="Times New Roman" w:hAnsi="Times New Roman" w:cs="Times New Roman"/>
-                <w:sz w:val="26"/>
-                <w:szCs w:val="26"/>
-              </w:rPr>
-              <w:br/>
-            </w:r>
-            <w:r>
-              <w:rPr>
-                <w:rFonts w:ascii="Times New Roman" w:hAnsi="Times New Roman" w:cs="Times New Roman"/>
-                <w:sz w:val="26"/>
-                <w:szCs w:val="26"/>
-              </w:rPr>
-              <w:br/>
-            </w:r>
-            <w:r>
-              <w:rPr>
-                <w:rFonts w:ascii="Times New Roman" w:hAnsi="Times New Roman" w:cs="Times New Roman"/>
-                <w:sz w:val="26"/>
-                <w:szCs w:val="26"/>
-              </w:rPr>
-              <w:br/>
-            </w:r>
-            <w:r>
-              <w:rPr>
-                <w:rFonts w:ascii="Times New Roman" w:hAnsi="Times New Roman" w:cs="Times New Roman"/>
-                <w:sz w:val="26"/>
-                <w:szCs w:val="26"/>
-              </w:rPr>
-              <w:br/>
-            </w:r>
-            <w:r>
-              <w:rPr>
-                <w:rFonts w:ascii="Times New Roman" w:hAnsi="Times New Roman" w:cs="Times New Roman"/>
-                <w:sz w:val="26"/>
-                <w:szCs w:val="26"/>
-              </w:rPr>
-              <w:br/>
-            </w:r>
-            <w:r>
-              <w:rPr>
-                <w:rFonts w:ascii="Times New Roman" w:hAnsi="Times New Roman" w:cs="Times New Roman"/>
-                <w:sz w:val="26"/>
-                <w:szCs w:val="26"/>
-              </w:rPr>
-              <w:br/>
-              <w:t xml:space="preserve">                                                           </w:t>
-            </w:r>
-            <w:r>
-              <w:rPr>
-                <w:rFonts w:ascii="Times New Roman" w:hAnsi="Times New Roman" w:cs="Times New Roman"/>
-                <w:sz w:val="26"/>
-                <w:szCs w:val="26"/>
-              </w:rPr>
-              <w:br/>
-              <w:t xml:space="preserve"> </w:t>
-            </w:r>
-            <w:r>
-              <w:rPr>
-                <w:rFonts w:ascii="Times New Roman" w:hAnsi="Times New Roman" w:cs="Times New Roman"/>
-                <w:sz w:val="26"/>
-                <w:szCs w:val="26"/>
-              </w:rPr>
-              <w:t xml:space="preserve">                                                                 </w:t>
-            </w:r>
-            <w:r>
-              <w:rPr>
-                <w:rFonts w:ascii="Times New Roman" w:hAnsi="Times New Roman" w:cs="Times New Roman"/>
-                <w:sz w:val="26"/>
-                <w:szCs w:val="26"/>
-              </w:rPr>
-              <w:t xml:space="preserve"> Hà Nội, ngày..... tháng..... năm </w:t>
-            </w:r>
-            <w:r>
-              <w:rPr>
-                <w:rFonts w:ascii="Times New Roman" w:hAnsi="Times New Roman" w:cs="Times New Roman"/>
-                <w:sz w:val="26"/>
-                <w:szCs w:val="26"/>
-              </w:rPr>
-              <w:t>2026</w:t>
-            </w:r>
-            <w:r>
-              <w:rPr>
-                <w:rFonts w:ascii="Times New Roman" w:hAnsi="Times New Roman" w:cs="Times New Roman"/>
-                <w:sz w:val="26"/>
-                <w:szCs w:val="26"/>
-              </w:rPr>
-              <w:br/>
-              <w:t xml:space="preserve">                                                                           Hiệu trưởng</w:t>
-            </w:r>
-            <w:r>
-              <w:rPr>
-                <w:rFonts w:ascii="Times New Roman" w:hAnsi="Times New Roman" w:cs="Times New Roman"/>
-                <w:sz w:val="26"/>
-                <w:szCs w:val="26"/>
-              </w:rPr>
-              <w:br/>
-              <w:t xml:space="preserve">                                                                         (ký tên, đóng dấu)</w:t>
-            </w:r>
-            <w:r>
-              <w:rPr>
-                <w:rFonts w:ascii="Times New Roman" w:hAnsi="Times New Roman" w:cs="Times New Roman"/>
-                <w:sz w:val="26"/>
-                <w:szCs w:val="26"/>
-              </w:rPr>
-              <w:br/>
-            </w:r>
-            <w:r>
-              <w:rPr>
-                <w:rFonts w:ascii="Times New Roman" w:hAnsi="Times New Roman" w:cs="Times New Roman"/>
-              </w:rPr>
-              <w:br/>
-            </w:r>
-            <w:r>
-              <w:rPr>
-                <w:rFonts w:ascii="Times New Roman" w:hAnsi="Times New Roman" w:cs="Times New Roman"/>
-              </w:rPr>
-              <w:br/>
-            </w:r>
-            <w:r>
-              <w:rPr>
-                <w:rFonts w:ascii="Times New Roman" w:hAnsi="Times New Roman" w:cs="Times New Roman"/>
-              </w:rPr>
-              <w:br/>
-            </w:r>
-            <w:r>
-              <w:rPr>
-                <w:rFonts w:ascii="Times New Roman" w:hAnsi="Times New Roman" w:cs="Times New Roman"/>
-              </w:rPr>
-              <w:br/>
-            </w:r>
-            <w:r>
-              <w:rPr>
-                <w:rFonts w:ascii="Times New Roman" w:hAnsi="Times New Roman" w:cs="Times New Roman"/>
-              </w:rPr>
-              <w:br/>
-            </w:r>
-          </w:p>
-        </w:tc>
-      </w:tr>
-    </w:tbl>
-    <w:p>
-      <w:pPr>
-        <w:spacing w:after="0" w:line="240" w:lineRule="auto"/>
-        <w:rPr>
-          <w:color w:val="000000"/>
-          <w:sz w:val="32"/>
-          <w:szCs w:val="32"/>
-        </w:rPr>
-      </w:pPr>
-    </w:p>
     <w:p>
       <w:pPr>
         <w:spacing w:after="0"/>
@@ -808,6 +394,12 @@
                 <w:szCs w:val="26"/>
               </w:rPr>
             </w:pPr>
+            <w:r>
+              <w:rPr>
+                <w:rFonts w:ascii="Times New Roman" w:hAnsi="Times New Roman"/>
+                <w:sz w:val="26"/>
+              </w:rPr>
+            </w:r>
           </w:p>
         </w:tc>
         <w:tc>
@@ -829,6 +421,12 @@
                 <w:szCs w:val="26"/>
               </w:rPr>
             </w:pPr>
+            <w:r>
+              <w:rPr>
+                <w:rFonts w:ascii="Times New Roman" w:hAnsi="Times New Roman"/>
+                <w:sz w:val="26"/>
+              </w:rPr>
+            </w:r>
           </w:p>
         </w:tc>
         <w:tc>
@@ -850,6 +448,12 @@
                 <w:szCs w:val="26"/>
               </w:rPr>
             </w:pPr>
+            <w:r>
+              <w:rPr>
+                <w:rFonts w:ascii="Times New Roman" w:hAnsi="Times New Roman"/>
+                <w:sz w:val="26"/>
+              </w:rPr>
+            </w:r>
           </w:p>
         </w:tc>
         <w:tc>
@@ -871,6 +475,12 @@
                 <w:szCs w:val="26"/>
               </w:rPr>
             </w:pPr>
+            <w:r>
+              <w:rPr>
+                <w:rFonts w:ascii="Times New Roman" w:hAnsi="Times New Roman"/>
+                <w:sz w:val="26"/>
+              </w:rPr>
+            </w:r>
           </w:p>
         </w:tc>
         <w:tc>
@@ -892,6 +502,12 @@
                 <w:szCs w:val="26"/>
               </w:rPr>
             </w:pPr>
+            <w:r>
+              <w:rPr>
+                <w:rFonts w:ascii="Times New Roman" w:hAnsi="Times New Roman"/>
+                <w:sz w:val="26"/>
+              </w:rPr>
+            </w:r>
           </w:p>
         </w:tc>
       </w:tr>
@@ -969,6 +585,12 @@
                 <w:szCs w:val="26"/>
               </w:rPr>
             </w:pPr>
+            <w:r>
+              <w:rPr>
+                <w:rFonts w:ascii="Times New Roman" w:hAnsi="Times New Roman"/>
+                <w:sz w:val="26"/>
+              </w:rPr>
+            </w:r>
           </w:p>
         </w:tc>
         <w:tc>
@@ -990,6 +612,12 @@
                 <w:szCs w:val="26"/>
               </w:rPr>
             </w:pPr>
+            <w:r>
+              <w:rPr>
+                <w:rFonts w:ascii="Times New Roman" w:hAnsi="Times New Roman"/>
+                <w:sz w:val="26"/>
+              </w:rPr>
+            </w:r>
           </w:p>
         </w:tc>
         <w:tc>
@@ -1011,6 +639,12 @@
                 <w:szCs w:val="26"/>
               </w:rPr>
             </w:pPr>
+            <w:r>
+              <w:rPr>
+                <w:rFonts w:ascii="Times New Roman" w:hAnsi="Times New Roman"/>
+                <w:sz w:val="26"/>
+              </w:rPr>
+            </w:r>
           </w:p>
         </w:tc>
         <w:tc>
@@ -1032,6 +666,12 @@
                 <w:szCs w:val="26"/>
               </w:rPr>
             </w:pPr>
+            <w:r>
+              <w:rPr>
+                <w:rFonts w:ascii="Times New Roman" w:hAnsi="Times New Roman"/>
+                <w:sz w:val="26"/>
+              </w:rPr>
+            </w:r>
           </w:p>
         </w:tc>
         <w:tc>
@@ -1053,6 +693,12 @@
                 <w:szCs w:val="26"/>
               </w:rPr>
             </w:pPr>
+            <w:r>
+              <w:rPr>
+                <w:rFonts w:ascii="Times New Roman" w:hAnsi="Times New Roman"/>
+                <w:sz w:val="26"/>
+              </w:rPr>
+            </w:r>
           </w:p>
         </w:tc>
       </w:tr>
@@ -1130,6 +776,12 @@
                 <w:szCs w:val="26"/>
               </w:rPr>
             </w:pPr>
+            <w:r>
+              <w:rPr>
+                <w:rFonts w:ascii="Times New Roman" w:hAnsi="Times New Roman"/>
+                <w:sz w:val="26"/>
+              </w:rPr>
+            </w:r>
           </w:p>
         </w:tc>
         <w:tc>
@@ -1151,6 +803,12 @@
                 <w:szCs w:val="26"/>
               </w:rPr>
             </w:pPr>
+            <w:r>
+              <w:rPr>
+                <w:rFonts w:ascii="Times New Roman" w:hAnsi="Times New Roman"/>
+                <w:sz w:val="26"/>
+              </w:rPr>
+            </w:r>
           </w:p>
         </w:tc>
         <w:tc>
@@ -1172,6 +830,12 @@
                 <w:szCs w:val="26"/>
               </w:rPr>
             </w:pPr>
+            <w:r>
+              <w:rPr>
+                <w:rFonts w:ascii="Times New Roman" w:hAnsi="Times New Roman"/>
+                <w:sz w:val="26"/>
+              </w:rPr>
+            </w:r>
           </w:p>
         </w:tc>
         <w:tc>
@@ -1193,6 +857,12 @@
                 <w:szCs w:val="26"/>
               </w:rPr>
             </w:pPr>
+            <w:r>
+              <w:rPr>
+                <w:rFonts w:ascii="Times New Roman" w:hAnsi="Times New Roman"/>
+                <w:sz w:val="26"/>
+              </w:rPr>
+            </w:r>
           </w:p>
         </w:tc>
         <w:tc>
@@ -1214,6 +884,12 @@
                 <w:szCs w:val="26"/>
               </w:rPr>
             </w:pPr>
+            <w:r>
+              <w:rPr>
+                <w:rFonts w:ascii="Times New Roman" w:hAnsi="Times New Roman"/>
+                <w:sz w:val="26"/>
+              </w:rPr>
+            </w:r>
           </w:p>
         </w:tc>
       </w:tr>
@@ -1291,6 +967,13 @@
                 <w:szCs w:val="26"/>
               </w:rPr>
             </w:pPr>
+            <w:r>
+              <w:rPr>
+                <w:rFonts w:ascii="Times New Roman" w:hAnsi="Times New Roman" w:cs="Times New Roman"/>
+                <w:sz w:val="26"/>
+                <w:szCs w:val="26"/>
+              </w:rPr>
+            </w:r>
           </w:p>
         </w:tc>
         <w:tc>
@@ -1312,6 +995,13 @@
                 <w:szCs w:val="26"/>
               </w:rPr>
             </w:pPr>
+            <w:r>
+              <w:rPr>
+                <w:rFonts w:ascii="Times New Roman" w:hAnsi="Times New Roman" w:cs="Times New Roman"/>
+                <w:sz w:val="26"/>
+                <w:szCs w:val="26"/>
+              </w:rPr>
+            </w:r>
           </w:p>
         </w:tc>
         <w:tc>
@@ -1333,6 +1023,13 @@
                 <w:szCs w:val="26"/>
               </w:rPr>
             </w:pPr>
+            <w:r>
+              <w:rPr>
+                <w:rFonts w:ascii="Times New Roman" w:hAnsi="Times New Roman" w:cs="Times New Roman"/>
+                <w:sz w:val="26"/>
+                <w:szCs w:val="26"/>
+              </w:rPr>
+            </w:r>
           </w:p>
         </w:tc>
         <w:tc>
@@ -1354,6 +1051,13 @@
                 <w:szCs w:val="26"/>
               </w:rPr>
             </w:pPr>
+            <w:r>
+              <w:rPr>
+                <w:rFonts w:ascii="Times New Roman" w:hAnsi="Times New Roman" w:cs="Times New Roman"/>
+                <w:sz w:val="26"/>
+                <w:szCs w:val="26"/>
+              </w:rPr>
+            </w:r>
           </w:p>
         </w:tc>
         <w:tc>
@@ -1375,6 +1079,13 @@
                 <w:szCs w:val="26"/>
               </w:rPr>
             </w:pPr>
+            <w:r>
+              <w:rPr>
+                <w:rFonts w:ascii="Times New Roman" w:hAnsi="Times New Roman" w:cs="Times New Roman"/>
+                <w:sz w:val="26"/>
+                <w:szCs w:val="26"/>
+              </w:rPr>
+            </w:r>
           </w:p>
         </w:tc>
       </w:tr>
@@ -1452,6 +1163,12 @@
                 <w:szCs w:val="26"/>
               </w:rPr>
             </w:pPr>
+            <w:r>
+              <w:rPr>
+                <w:rFonts w:ascii="Times New Roman" w:hAnsi="Times New Roman"/>
+                <w:sz w:val="26"/>
+              </w:rPr>
+            </w:r>
           </w:p>
         </w:tc>
         <w:tc>
@@ -1473,6 +1190,12 @@
                 <w:szCs w:val="26"/>
               </w:rPr>
             </w:pPr>
+            <w:r>
+              <w:rPr>
+                <w:rFonts w:ascii="Times New Roman" w:hAnsi="Times New Roman"/>
+                <w:sz w:val="26"/>
+              </w:rPr>
+            </w:r>
           </w:p>
         </w:tc>
         <w:tc>
@@ -1494,6 +1217,12 @@
                 <w:szCs w:val="26"/>
               </w:rPr>
             </w:pPr>
+            <w:r>
+              <w:rPr>
+                <w:rFonts w:ascii="Times New Roman" w:hAnsi="Times New Roman"/>
+                <w:sz w:val="26"/>
+              </w:rPr>
+            </w:r>
           </w:p>
         </w:tc>
         <w:tc>
@@ -1515,6 +1244,12 @@
                 <w:szCs w:val="26"/>
               </w:rPr>
             </w:pPr>
+            <w:r>
+              <w:rPr>
+                <w:rFonts w:ascii="Times New Roman" w:hAnsi="Times New Roman"/>
+                <w:sz w:val="26"/>
+              </w:rPr>
+            </w:r>
           </w:p>
         </w:tc>
         <w:tc>
@@ -1536,6 +1271,12 @@
                 <w:szCs w:val="26"/>
               </w:rPr>
             </w:pPr>
+            <w:r>
+              <w:rPr>
+                <w:rFonts w:ascii="Times New Roman" w:hAnsi="Times New Roman"/>
+                <w:sz w:val="26"/>
+              </w:rPr>
+            </w:r>
           </w:p>
         </w:tc>
       </w:tr>
@@ -1619,6 +1360,12 @@
                 <w:szCs w:val="26"/>
               </w:rPr>
             </w:pPr>
+            <w:r>
+              <w:rPr>
+                <w:rFonts w:ascii="Times New Roman" w:hAnsi="Times New Roman"/>
+                <w:sz w:val="26"/>
+              </w:rPr>
+            </w:r>
           </w:p>
         </w:tc>
         <w:tc>
@@ -1640,6 +1387,12 @@
                 <w:szCs w:val="26"/>
               </w:rPr>
             </w:pPr>
+            <w:r>
+              <w:rPr>
+                <w:rFonts w:ascii="Times New Roman" w:hAnsi="Times New Roman"/>
+                <w:sz w:val="26"/>
+              </w:rPr>
+            </w:r>
           </w:p>
         </w:tc>
         <w:tc>
@@ -1661,6 +1414,12 @@
                 <w:szCs w:val="26"/>
               </w:rPr>
             </w:pPr>
+            <w:r>
+              <w:rPr>
+                <w:rFonts w:ascii="Times New Roman" w:hAnsi="Times New Roman"/>
+                <w:sz w:val="26"/>
+              </w:rPr>
+            </w:r>
           </w:p>
         </w:tc>
         <w:tc>
@@ -1682,6 +1441,12 @@
                 <w:szCs w:val="26"/>
               </w:rPr>
             </w:pPr>
+            <w:r>
+              <w:rPr>
+                <w:rFonts w:ascii="Times New Roman" w:hAnsi="Times New Roman"/>
+                <w:sz w:val="26"/>
+              </w:rPr>
+            </w:r>
           </w:p>
         </w:tc>
         <w:tc>
@@ -1703,6 +1468,12 @@
                 <w:szCs w:val="26"/>
               </w:rPr>
             </w:pPr>
+            <w:r>
+              <w:rPr>
+                <w:rFonts w:ascii="Times New Roman" w:hAnsi="Times New Roman"/>
+                <w:sz w:val="26"/>
+              </w:rPr>
+            </w:r>
           </w:p>
         </w:tc>
       </w:tr>
@@ -1782,6 +1553,12 @@
                 <w:szCs w:val="26"/>
               </w:rPr>
             </w:pPr>
+            <w:r>
+              <w:rPr>
+                <w:rFonts w:ascii="Times New Roman" w:hAnsi="Times New Roman"/>
+                <w:sz w:val="26"/>
+              </w:rPr>
+            </w:r>
           </w:p>
         </w:tc>
         <w:tc>
@@ -1803,6 +1580,12 @@
                 <w:szCs w:val="26"/>
               </w:rPr>
             </w:pPr>
+            <w:r>
+              <w:rPr>
+                <w:rFonts w:ascii="Times New Roman" w:hAnsi="Times New Roman"/>
+                <w:sz w:val="26"/>
+              </w:rPr>
+            </w:r>
           </w:p>
         </w:tc>
         <w:tc>
@@ -1824,6 +1607,12 @@
                 <w:szCs w:val="26"/>
               </w:rPr>
             </w:pPr>
+            <w:r>
+              <w:rPr>
+                <w:rFonts w:ascii="Times New Roman" w:hAnsi="Times New Roman"/>
+                <w:sz w:val="26"/>
+              </w:rPr>
+            </w:r>
           </w:p>
         </w:tc>
         <w:tc>
@@ -1845,6 +1634,12 @@
                 <w:szCs w:val="26"/>
               </w:rPr>
             </w:pPr>
+            <w:r>
+              <w:rPr>
+                <w:rFonts w:ascii="Times New Roman" w:hAnsi="Times New Roman"/>
+                <w:sz w:val="26"/>
+              </w:rPr>
+            </w:r>
           </w:p>
         </w:tc>
         <w:tc>
@@ -1866,6 +1661,12 @@
                 <w:szCs w:val="26"/>
               </w:rPr>
             </w:pPr>
+            <w:r>
+              <w:rPr>
+                <w:rFonts w:ascii="Times New Roman" w:hAnsi="Times New Roman"/>
+                <w:sz w:val="26"/>
+              </w:rPr>
+            </w:r>
           </w:p>
         </w:tc>
       </w:tr>
@@ -1945,6 +1746,13 @@
                 <w:szCs w:val="26"/>
               </w:rPr>
             </w:pPr>
+            <w:r>
+              <w:rPr>
+                <w:rFonts w:ascii="Times New Roman" w:hAnsi="Times New Roman" w:cs="Times New Roman"/>
+                <w:sz w:val="26"/>
+                <w:szCs w:val="26"/>
+              </w:rPr>
+            </w:r>
           </w:p>
         </w:tc>
         <w:tc>
@@ -1966,6 +1774,13 @@
                 <w:szCs w:val="26"/>
               </w:rPr>
             </w:pPr>
+            <w:r>
+              <w:rPr>
+                <w:rFonts w:ascii="Times New Roman" w:hAnsi="Times New Roman" w:cs="Times New Roman"/>
+                <w:sz w:val="26"/>
+                <w:szCs w:val="26"/>
+              </w:rPr>
+            </w:r>
           </w:p>
         </w:tc>
         <w:tc>
@@ -1987,6 +1802,13 @@
                 <w:szCs w:val="26"/>
               </w:rPr>
             </w:pPr>
+            <w:r>
+              <w:rPr>
+                <w:rFonts w:ascii="Times New Roman" w:hAnsi="Times New Roman" w:cs="Times New Roman"/>
+                <w:sz w:val="26"/>
+                <w:szCs w:val="26"/>
+              </w:rPr>
+            </w:r>
           </w:p>
         </w:tc>
         <w:tc>
@@ -2008,6 +1830,13 @@
                 <w:szCs w:val="26"/>
               </w:rPr>
             </w:pPr>
+            <w:r>
+              <w:rPr>
+                <w:rFonts w:ascii="Times New Roman" w:hAnsi="Times New Roman" w:cs="Times New Roman"/>
+                <w:sz w:val="26"/>
+                <w:szCs w:val="26"/>
+              </w:rPr>
+            </w:r>
           </w:p>
         </w:tc>
         <w:tc>
@@ -2029,6 +1858,13 @@
                 <w:szCs w:val="26"/>
               </w:rPr>
             </w:pPr>
+            <w:r>
+              <w:rPr>
+                <w:rFonts w:ascii="Times New Roman" w:hAnsi="Times New Roman" w:cs="Times New Roman"/>
+                <w:sz w:val="26"/>
+                <w:szCs w:val="26"/>
+              </w:rPr>
+            </w:r>
           </w:p>
         </w:tc>
       </w:tr>
@@ -2108,6 +1944,13 @@
                 <w:szCs w:val="26"/>
               </w:rPr>
             </w:pPr>
+            <w:r>
+              <w:rPr>
+                <w:rFonts w:ascii="Times New Roman" w:hAnsi="Times New Roman" w:cs="Times New Roman"/>
+                <w:sz w:val="26"/>
+                <w:szCs w:val="26"/>
+              </w:rPr>
+            </w:r>
           </w:p>
         </w:tc>
         <w:tc>
@@ -2129,6 +1972,13 @@
                 <w:szCs w:val="26"/>
               </w:rPr>
             </w:pPr>
+            <w:r>
+              <w:rPr>
+                <w:rFonts w:ascii="Times New Roman" w:hAnsi="Times New Roman" w:cs="Times New Roman"/>
+                <w:sz w:val="26"/>
+                <w:szCs w:val="26"/>
+              </w:rPr>
+            </w:r>
           </w:p>
         </w:tc>
         <w:tc>
@@ -2150,6 +2000,13 @@
                 <w:szCs w:val="26"/>
               </w:rPr>
             </w:pPr>
+            <w:r>
+              <w:rPr>
+                <w:rFonts w:ascii="Times New Roman" w:hAnsi="Times New Roman" w:cs="Times New Roman"/>
+                <w:sz w:val="26"/>
+                <w:szCs w:val="26"/>
+              </w:rPr>
+            </w:r>
           </w:p>
         </w:tc>
         <w:tc>
@@ -2171,6 +2028,13 @@
                 <w:szCs w:val="26"/>
               </w:rPr>
             </w:pPr>
+            <w:r>
+              <w:rPr>
+                <w:rFonts w:ascii="Times New Roman" w:hAnsi="Times New Roman" w:cs="Times New Roman"/>
+                <w:sz w:val="26"/>
+                <w:szCs w:val="26"/>
+              </w:rPr>
+            </w:r>
           </w:p>
         </w:tc>
         <w:tc>
@@ -2192,6 +2056,13 @@
                 <w:szCs w:val="26"/>
               </w:rPr>
             </w:pPr>
+            <w:r>
+              <w:rPr>
+                <w:rFonts w:ascii="Times New Roman" w:hAnsi="Times New Roman" w:cs="Times New Roman"/>
+                <w:sz w:val="26"/>
+                <w:szCs w:val="26"/>
+              </w:rPr>
+            </w:r>
           </w:p>
         </w:tc>
       </w:tr>
@@ -2271,6 +2142,12 @@
                 <w:szCs w:val="26"/>
               </w:rPr>
             </w:pPr>
+            <w:r>
+              <w:rPr>
+                <w:rFonts w:ascii="Times New Roman" w:hAnsi="Times New Roman"/>
+                <w:sz w:val="26"/>
+              </w:rPr>
+            </w:r>
           </w:p>
         </w:tc>
         <w:tc>
@@ -2292,6 +2169,12 @@
                 <w:szCs w:val="26"/>
               </w:rPr>
             </w:pPr>
+            <w:r>
+              <w:rPr>
+                <w:rFonts w:ascii="Times New Roman" w:hAnsi="Times New Roman"/>
+                <w:sz w:val="26"/>
+              </w:rPr>
+            </w:r>
           </w:p>
         </w:tc>
         <w:tc>
@@ -2313,6 +2196,12 @@
                 <w:szCs w:val="26"/>
               </w:rPr>
             </w:pPr>
+            <w:r>
+              <w:rPr>
+                <w:rFonts w:ascii="Times New Roman" w:hAnsi="Times New Roman"/>
+                <w:sz w:val="26"/>
+              </w:rPr>
+            </w:r>
           </w:p>
         </w:tc>
         <w:tc>
@@ -2334,6 +2223,12 @@
                 <w:szCs w:val="26"/>
               </w:rPr>
             </w:pPr>
+            <w:r>
+              <w:rPr>
+                <w:rFonts w:ascii="Times New Roman" w:hAnsi="Times New Roman"/>
+                <w:sz w:val="26"/>
+              </w:rPr>
+            </w:r>
           </w:p>
         </w:tc>
         <w:tc>
@@ -2355,6 +2250,12 @@
                 <w:szCs w:val="26"/>
               </w:rPr>
             </w:pPr>
+            <w:r>
+              <w:rPr>
+                <w:rFonts w:ascii="Times New Roman" w:hAnsi="Times New Roman"/>
+                <w:sz w:val="26"/>
+              </w:rPr>
+            </w:r>
           </w:p>
         </w:tc>
       </w:tr>
@@ -2438,6 +2339,12 @@
                 <w:szCs w:val="26"/>
               </w:rPr>
             </w:pPr>
+            <w:r>
+              <w:rPr>
+                <w:rFonts w:ascii="Times New Roman" w:hAnsi="Times New Roman"/>
+                <w:sz w:val="26"/>
+              </w:rPr>
+            </w:r>
           </w:p>
         </w:tc>
         <w:tc>
@@ -2459,6 +2366,12 @@
                 <w:szCs w:val="26"/>
               </w:rPr>
             </w:pPr>
+            <w:r>
+              <w:rPr>
+                <w:rFonts w:ascii="Times New Roman" w:hAnsi="Times New Roman"/>
+                <w:sz w:val="26"/>
+              </w:rPr>
+            </w:r>
           </w:p>
         </w:tc>
         <w:tc>
@@ -2480,6 +2393,12 @@
                 <w:szCs w:val="26"/>
               </w:rPr>
             </w:pPr>
+            <w:r>
+              <w:rPr>
+                <w:rFonts w:ascii="Times New Roman" w:hAnsi="Times New Roman"/>
+                <w:sz w:val="26"/>
+              </w:rPr>
+            </w:r>
           </w:p>
         </w:tc>
         <w:tc>
@@ -2501,6 +2420,12 @@
                 <w:szCs w:val="26"/>
               </w:rPr>
             </w:pPr>
+            <w:r>
+              <w:rPr>
+                <w:rFonts w:ascii="Times New Roman" w:hAnsi="Times New Roman"/>
+                <w:sz w:val="26"/>
+              </w:rPr>
+            </w:r>
           </w:p>
         </w:tc>
         <w:tc>
@@ -2522,6 +2447,12 @@
                 <w:szCs w:val="26"/>
               </w:rPr>
             </w:pPr>
+            <w:r>
+              <w:rPr>
+                <w:rFonts w:ascii="Times New Roman" w:hAnsi="Times New Roman"/>
+                <w:sz w:val="26"/>
+              </w:rPr>
+            </w:r>
           </w:p>
         </w:tc>
       </w:tr>
@@ -2601,6 +2532,13 @@
                 <w:szCs w:val="26"/>
               </w:rPr>
             </w:pPr>
+            <w:r>
+              <w:rPr>
+                <w:rFonts w:ascii="Times New Roman" w:hAnsi="Times New Roman" w:cs="Times New Roman"/>
+                <w:sz w:val="26"/>
+                <w:szCs w:val="26"/>
+              </w:rPr>
+            </w:r>
           </w:p>
         </w:tc>
         <w:tc>
@@ -2622,6 +2560,13 @@
                 <w:szCs w:val="26"/>
               </w:rPr>
             </w:pPr>
+            <w:r>
+              <w:rPr>
+                <w:rFonts w:ascii="Times New Roman" w:hAnsi="Times New Roman" w:cs="Times New Roman"/>
+                <w:sz w:val="26"/>
+                <w:szCs w:val="26"/>
+              </w:rPr>
+            </w:r>
           </w:p>
         </w:tc>
         <w:tc>
@@ -2643,6 +2588,13 @@
                 <w:szCs w:val="26"/>
               </w:rPr>
             </w:pPr>
+            <w:r>
+              <w:rPr>
+                <w:rFonts w:ascii="Times New Roman" w:hAnsi="Times New Roman" w:cs="Times New Roman"/>
+                <w:sz w:val="26"/>
+                <w:szCs w:val="26"/>
+              </w:rPr>
+            </w:r>
           </w:p>
         </w:tc>
         <w:tc>
@@ -2664,6 +2616,13 @@
                 <w:szCs w:val="26"/>
               </w:rPr>
             </w:pPr>
+            <w:r>
+              <w:rPr>
+                <w:rFonts w:ascii="Times New Roman" w:hAnsi="Times New Roman" w:cs="Times New Roman"/>
+                <w:sz w:val="26"/>
+                <w:szCs w:val="26"/>
+              </w:rPr>
+            </w:r>
           </w:p>
         </w:tc>
         <w:tc>
@@ -2685,6 +2644,13 @@
                 <w:szCs w:val="26"/>
               </w:rPr>
             </w:pPr>
+            <w:r>
+              <w:rPr>
+                <w:rFonts w:ascii="Times New Roman" w:hAnsi="Times New Roman" w:cs="Times New Roman"/>
+                <w:sz w:val="26"/>
+                <w:szCs w:val="26"/>
+              </w:rPr>
+            </w:r>
           </w:p>
         </w:tc>
       </w:tr>
@@ -2764,6 +2730,12 @@
                 <w:szCs w:val="26"/>
               </w:rPr>
             </w:pPr>
+            <w:r>
+              <w:rPr>
+                <w:rFonts w:ascii="Times New Roman" w:hAnsi="Times New Roman"/>
+                <w:sz w:val="26"/>
+              </w:rPr>
+            </w:r>
           </w:p>
         </w:tc>
         <w:tc>
@@ -2785,6 +2757,12 @@
                 <w:szCs w:val="26"/>
               </w:rPr>
             </w:pPr>
+            <w:r>
+              <w:rPr>
+                <w:rFonts w:ascii="Times New Roman" w:hAnsi="Times New Roman"/>
+                <w:sz w:val="26"/>
+              </w:rPr>
+            </w:r>
           </w:p>
         </w:tc>
         <w:tc>
@@ -2806,6 +2784,12 @@
                 <w:szCs w:val="26"/>
               </w:rPr>
             </w:pPr>
+            <w:r>
+              <w:rPr>
+                <w:rFonts w:ascii="Times New Roman" w:hAnsi="Times New Roman"/>
+                <w:sz w:val="26"/>
+              </w:rPr>
+            </w:r>
           </w:p>
         </w:tc>
         <w:tc>
@@ -2827,6 +2811,12 @@
                 <w:szCs w:val="26"/>
               </w:rPr>
             </w:pPr>
+            <w:r>
+              <w:rPr>
+                <w:rFonts w:ascii="Times New Roman" w:hAnsi="Times New Roman"/>
+                <w:sz w:val="26"/>
+              </w:rPr>
+            </w:r>
           </w:p>
         </w:tc>
         <w:tc>
@@ -2848,6 +2838,12 @@
                 <w:szCs w:val="26"/>
               </w:rPr>
             </w:pPr>
+            <w:r>
+              <w:rPr>
+                <w:rFonts w:ascii="Times New Roman" w:hAnsi="Times New Roman"/>
+                <w:sz w:val="26"/>
+              </w:rPr>
+            </w:r>
           </w:p>
         </w:tc>
       </w:tr>
@@ -2927,6 +2923,13 @@
                 <w:szCs w:val="26"/>
               </w:rPr>
             </w:pPr>
+            <w:r>
+              <w:rPr>
+                <w:rFonts w:ascii="Times New Roman" w:hAnsi="Times New Roman" w:cs="Times New Roman"/>
+                <w:sz w:val="26"/>
+                <w:szCs w:val="26"/>
+              </w:rPr>
+            </w:r>
           </w:p>
         </w:tc>
         <w:tc>
@@ -2948,6 +2951,13 @@
                 <w:szCs w:val="26"/>
               </w:rPr>
             </w:pPr>
+            <w:r>
+              <w:rPr>
+                <w:rFonts w:ascii="Times New Roman" w:hAnsi="Times New Roman" w:cs="Times New Roman"/>
+                <w:sz w:val="26"/>
+                <w:szCs w:val="26"/>
+              </w:rPr>
+            </w:r>
           </w:p>
         </w:tc>
         <w:tc>
@@ -2969,6 +2979,13 @@
                 <w:szCs w:val="26"/>
               </w:rPr>
             </w:pPr>
+            <w:r>
+              <w:rPr>
+                <w:rFonts w:ascii="Times New Roman" w:hAnsi="Times New Roman" w:cs="Times New Roman"/>
+                <w:sz w:val="26"/>
+                <w:szCs w:val="26"/>
+              </w:rPr>
+            </w:r>
           </w:p>
         </w:tc>
         <w:tc>
@@ -2990,6 +3007,13 @@
                 <w:szCs w:val="26"/>
               </w:rPr>
             </w:pPr>
+            <w:r>
+              <w:rPr>
+                <w:rFonts w:ascii="Times New Roman" w:hAnsi="Times New Roman" w:cs="Times New Roman"/>
+                <w:sz w:val="26"/>
+                <w:szCs w:val="26"/>
+              </w:rPr>
+            </w:r>
           </w:p>
         </w:tc>
         <w:tc>
@@ -3011,6 +3035,13 @@
                 <w:szCs w:val="26"/>
               </w:rPr>
             </w:pPr>
+            <w:r>
+              <w:rPr>
+                <w:rFonts w:ascii="Times New Roman" w:hAnsi="Times New Roman" w:cs="Times New Roman"/>
+                <w:sz w:val="26"/>
+                <w:szCs w:val="26"/>
+              </w:rPr>
+            </w:r>
           </w:p>
         </w:tc>
       </w:tr>
@@ -3090,6 +3121,12 @@
                 <w:szCs w:val="26"/>
               </w:rPr>
             </w:pPr>
+            <w:r>
+              <w:rPr>
+                <w:rFonts w:ascii="Times New Roman" w:hAnsi="Times New Roman"/>
+                <w:sz w:val="26"/>
+              </w:rPr>
+            </w:r>
           </w:p>
         </w:tc>
         <w:tc>
@@ -3111,6 +3148,12 @@
                 <w:szCs w:val="26"/>
               </w:rPr>
             </w:pPr>
+            <w:r>
+              <w:rPr>
+                <w:rFonts w:ascii="Times New Roman" w:hAnsi="Times New Roman"/>
+                <w:sz w:val="26"/>
+              </w:rPr>
+            </w:r>
           </w:p>
         </w:tc>
         <w:tc>
@@ -3132,6 +3175,12 @@
                 <w:szCs w:val="26"/>
               </w:rPr>
             </w:pPr>
+            <w:r>
+              <w:rPr>
+                <w:rFonts w:ascii="Times New Roman" w:hAnsi="Times New Roman"/>
+                <w:sz w:val="26"/>
+              </w:rPr>
+            </w:r>
           </w:p>
         </w:tc>
         <w:tc>
@@ -3153,6 +3202,12 @@
                 <w:szCs w:val="26"/>
               </w:rPr>
             </w:pPr>
+            <w:r>
+              <w:rPr>
+                <w:rFonts w:ascii="Times New Roman" w:hAnsi="Times New Roman"/>
+                <w:sz w:val="26"/>
+              </w:rPr>
+            </w:r>
           </w:p>
         </w:tc>
         <w:tc>
@@ -3174,6 +3229,12 @@
                 <w:szCs w:val="26"/>
               </w:rPr>
             </w:pPr>
+            <w:r>
+              <w:rPr>
+                <w:rFonts w:ascii="Times New Roman" w:hAnsi="Times New Roman"/>
+                <w:sz w:val="26"/>
+              </w:rPr>
+            </w:r>
           </w:p>
         </w:tc>
       </w:tr>
@@ -3257,6 +3318,13 @@
                 <w:szCs w:val="26"/>
               </w:rPr>
             </w:pPr>
+            <w:r>
+              <w:rPr>
+                <w:rFonts w:ascii="Times New Roman" w:hAnsi="Times New Roman" w:cs="Times New Roman"/>
+                <w:sz w:val="26"/>
+                <w:szCs w:val="26"/>
+              </w:rPr>
+            </w:r>
           </w:p>
         </w:tc>
         <w:tc>
@@ -3278,6 +3346,13 @@
                 <w:szCs w:val="26"/>
               </w:rPr>
             </w:pPr>
+            <w:r>
+              <w:rPr>
+                <w:rFonts w:ascii="Times New Roman" w:hAnsi="Times New Roman" w:cs="Times New Roman"/>
+                <w:sz w:val="26"/>
+                <w:szCs w:val="26"/>
+              </w:rPr>
+            </w:r>
           </w:p>
         </w:tc>
         <w:tc>
@@ -3299,6 +3374,13 @@
                 <w:szCs w:val="26"/>
               </w:rPr>
             </w:pPr>
+            <w:r>
+              <w:rPr>
+                <w:rFonts w:ascii="Times New Roman" w:hAnsi="Times New Roman" w:cs="Times New Roman"/>
+                <w:sz w:val="26"/>
+                <w:szCs w:val="26"/>
+              </w:rPr>
+            </w:r>
           </w:p>
         </w:tc>
         <w:tc>
@@ -3320,6 +3402,13 @@
                 <w:szCs w:val="26"/>
               </w:rPr>
             </w:pPr>
+            <w:r>
+              <w:rPr>
+                <w:rFonts w:ascii="Times New Roman" w:hAnsi="Times New Roman" w:cs="Times New Roman"/>
+                <w:sz w:val="26"/>
+                <w:szCs w:val="26"/>
+              </w:rPr>
+            </w:r>
           </w:p>
         </w:tc>
         <w:tc>
@@ -3341,6 +3430,13 @@
                 <w:szCs w:val="26"/>
               </w:rPr>
             </w:pPr>
+            <w:r>
+              <w:rPr>
+                <w:rFonts w:ascii="Times New Roman" w:hAnsi="Times New Roman" w:cs="Times New Roman"/>
+                <w:sz w:val="26"/>
+                <w:szCs w:val="26"/>
+              </w:rPr>
+            </w:r>
           </w:p>
         </w:tc>
       </w:tr>
@@ -3420,6 +3516,13 @@
                 <w:szCs w:val="26"/>
               </w:rPr>
             </w:pPr>
+            <w:r>
+              <w:rPr>
+                <w:rFonts w:ascii="Times New Roman" w:hAnsi="Times New Roman" w:cs="Times New Roman"/>
+                <w:sz w:val="26"/>
+                <w:szCs w:val="26"/>
+              </w:rPr>
+            </w:r>
           </w:p>
         </w:tc>
         <w:tc>
@@ -3441,6 +3544,13 @@
                 <w:szCs w:val="26"/>
               </w:rPr>
             </w:pPr>
+            <w:r>
+              <w:rPr>
+                <w:rFonts w:ascii="Times New Roman" w:hAnsi="Times New Roman" w:cs="Times New Roman"/>
+                <w:sz w:val="26"/>
+                <w:szCs w:val="26"/>
+              </w:rPr>
+            </w:r>
           </w:p>
         </w:tc>
         <w:tc>
@@ -3462,6 +3572,13 @@
                 <w:szCs w:val="26"/>
               </w:rPr>
             </w:pPr>
+            <w:r>
+              <w:rPr>
+                <w:rFonts w:ascii="Times New Roman" w:hAnsi="Times New Roman" w:cs="Times New Roman"/>
+                <w:sz w:val="26"/>
+                <w:szCs w:val="26"/>
+              </w:rPr>
+            </w:r>
           </w:p>
         </w:tc>
         <w:tc>
@@ -3483,6 +3600,13 @@
                 <w:szCs w:val="26"/>
               </w:rPr>
             </w:pPr>
+            <w:r>
+              <w:rPr>
+                <w:rFonts w:ascii="Times New Roman" w:hAnsi="Times New Roman" w:cs="Times New Roman"/>
+                <w:sz w:val="26"/>
+                <w:szCs w:val="26"/>
+              </w:rPr>
+            </w:r>
           </w:p>
         </w:tc>
         <w:tc>
@@ -3504,6 +3628,13 @@
                 <w:szCs w:val="26"/>
               </w:rPr>
             </w:pPr>
+            <w:r>
+              <w:rPr>
+                <w:rFonts w:ascii="Times New Roman" w:hAnsi="Times New Roman" w:cs="Times New Roman"/>
+                <w:sz w:val="26"/>
+                <w:szCs w:val="26"/>
+              </w:rPr>
+            </w:r>
           </w:p>
         </w:tc>
       </w:tr>
@@ -3583,6 +3714,12 @@
                 <w:szCs w:val="26"/>
               </w:rPr>
             </w:pPr>
+            <w:r>
+              <w:rPr>
+                <w:rFonts w:ascii="Times New Roman" w:hAnsi="Times New Roman"/>
+                <w:sz w:val="26"/>
+              </w:rPr>
+            </w:r>
           </w:p>
         </w:tc>
         <w:tc>
@@ -3604,6 +3741,12 @@
                 <w:szCs w:val="26"/>
               </w:rPr>
             </w:pPr>
+            <w:r>
+              <w:rPr>
+                <w:rFonts w:ascii="Times New Roman" w:hAnsi="Times New Roman"/>
+                <w:sz w:val="26"/>
+              </w:rPr>
+            </w:r>
           </w:p>
         </w:tc>
         <w:tc>
@@ -3625,6 +3768,12 @@
                 <w:szCs w:val="26"/>
               </w:rPr>
             </w:pPr>
+            <w:r>
+              <w:rPr>
+                <w:rFonts w:ascii="Times New Roman" w:hAnsi="Times New Roman"/>
+                <w:sz w:val="26"/>
+              </w:rPr>
+            </w:r>
           </w:p>
         </w:tc>
         <w:tc>
@@ -3646,6 +3795,12 @@
                 <w:szCs w:val="26"/>
               </w:rPr>
             </w:pPr>
+            <w:r>
+              <w:rPr>
+                <w:rFonts w:ascii="Times New Roman" w:hAnsi="Times New Roman"/>
+                <w:sz w:val="26"/>
+              </w:rPr>
+            </w:r>
           </w:p>
         </w:tc>
         <w:tc>
@@ -3667,6 +3822,12 @@
                 <w:szCs w:val="26"/>
               </w:rPr>
             </w:pPr>
+            <w:r>
+              <w:rPr>
+                <w:rFonts w:ascii="Times New Roman" w:hAnsi="Times New Roman"/>
+                <w:sz w:val="26"/>
+              </w:rPr>
+            </w:r>
           </w:p>
         </w:tc>
       </w:tr>
@@ -3746,6 +3907,13 @@
                 <w:szCs w:val="26"/>
               </w:rPr>
             </w:pPr>
+            <w:r>
+              <w:rPr>
+                <w:rFonts w:ascii="Times New Roman" w:hAnsi="Times New Roman" w:cs="Times New Roman"/>
+                <w:sz w:val="26"/>
+                <w:szCs w:val="26"/>
+              </w:rPr>
+            </w:r>
           </w:p>
         </w:tc>
         <w:tc>
@@ -3767,6 +3935,13 @@
                 <w:szCs w:val="26"/>
               </w:rPr>
             </w:pPr>
+            <w:r>
+              <w:rPr>
+                <w:rFonts w:ascii="Times New Roman" w:hAnsi="Times New Roman" w:cs="Times New Roman"/>
+                <w:sz w:val="26"/>
+                <w:szCs w:val="26"/>
+              </w:rPr>
+            </w:r>
           </w:p>
         </w:tc>
         <w:tc>
@@ -3788,6 +3963,13 @@
                 <w:szCs w:val="26"/>
               </w:rPr>
             </w:pPr>
+            <w:r>
+              <w:rPr>
+                <w:rFonts w:ascii="Times New Roman" w:hAnsi="Times New Roman" w:cs="Times New Roman"/>
+                <w:sz w:val="26"/>
+                <w:szCs w:val="26"/>
+              </w:rPr>
+            </w:r>
           </w:p>
         </w:tc>
         <w:tc>
@@ -3809,6 +3991,13 @@
                 <w:szCs w:val="26"/>
               </w:rPr>
             </w:pPr>
+            <w:r>
+              <w:rPr>
+                <w:rFonts w:ascii="Times New Roman" w:hAnsi="Times New Roman" w:cs="Times New Roman"/>
+                <w:sz w:val="26"/>
+                <w:szCs w:val="26"/>
+              </w:rPr>
+            </w:r>
           </w:p>
         </w:tc>
         <w:tc>
@@ -3830,6 +4019,13 @@
                 <w:szCs w:val="26"/>
               </w:rPr>
             </w:pPr>
+            <w:r>
+              <w:rPr>
+                <w:rFonts w:ascii="Times New Roman" w:hAnsi="Times New Roman" w:cs="Times New Roman"/>
+                <w:sz w:val="26"/>
+                <w:szCs w:val="26"/>
+              </w:rPr>
+            </w:r>
           </w:p>
         </w:tc>
       </w:tr>
@@ -3909,6 +4105,12 @@
                 <w:szCs w:val="26"/>
               </w:rPr>
             </w:pPr>
+            <w:r>
+              <w:rPr>
+                <w:rFonts w:ascii="Times New Roman" w:hAnsi="Times New Roman"/>
+                <w:sz w:val="26"/>
+              </w:rPr>
+            </w:r>
           </w:p>
         </w:tc>
         <w:tc>
@@ -3930,6 +4132,12 @@
                 <w:szCs w:val="26"/>
               </w:rPr>
             </w:pPr>
+            <w:r>
+              <w:rPr>
+                <w:rFonts w:ascii="Times New Roman" w:hAnsi="Times New Roman"/>
+                <w:sz w:val="26"/>
+              </w:rPr>
+            </w:r>
           </w:p>
         </w:tc>
         <w:tc>
@@ -3951,6 +4159,12 @@
                 <w:szCs w:val="26"/>
               </w:rPr>
             </w:pPr>
+            <w:r>
+              <w:rPr>
+                <w:rFonts w:ascii="Times New Roman" w:hAnsi="Times New Roman"/>
+                <w:sz w:val="26"/>
+              </w:rPr>
+            </w:r>
           </w:p>
         </w:tc>
         <w:tc>
@@ -3972,6 +4186,12 @@
                 <w:szCs w:val="26"/>
               </w:rPr>
             </w:pPr>
+            <w:r>
+              <w:rPr>
+                <w:rFonts w:ascii="Times New Roman" w:hAnsi="Times New Roman"/>
+                <w:sz w:val="26"/>
+              </w:rPr>
+            </w:r>
           </w:p>
         </w:tc>
         <w:tc>
@@ -3993,6 +4213,12 @@
                 <w:szCs w:val="26"/>
               </w:rPr>
             </w:pPr>
+            <w:r>
+              <w:rPr>
+                <w:rFonts w:ascii="Times New Roman" w:hAnsi="Times New Roman"/>
+                <w:sz w:val="26"/>
+              </w:rPr>
+            </w:r>
           </w:p>
         </w:tc>
       </w:tr>
@@ -4076,6 +4302,12 @@
                 <w:szCs w:val="26"/>
               </w:rPr>
             </w:pPr>
+            <w:r>
+              <w:rPr>
+                <w:rFonts w:ascii="Times New Roman" w:hAnsi="Times New Roman"/>
+                <w:sz w:val="26"/>
+              </w:rPr>
+            </w:r>
           </w:p>
         </w:tc>
         <w:tc>
@@ -4097,6 +4329,12 @@
                 <w:szCs w:val="26"/>
               </w:rPr>
             </w:pPr>
+            <w:r>
+              <w:rPr>
+                <w:rFonts w:ascii="Times New Roman" w:hAnsi="Times New Roman"/>
+                <w:sz w:val="26"/>
+              </w:rPr>
+            </w:r>
           </w:p>
         </w:tc>
         <w:tc>
@@ -4118,6 +4356,12 @@
                 <w:szCs w:val="26"/>
               </w:rPr>
             </w:pPr>
+            <w:r>
+              <w:rPr>
+                <w:rFonts w:ascii="Times New Roman" w:hAnsi="Times New Roman"/>
+                <w:sz w:val="26"/>
+              </w:rPr>
+            </w:r>
           </w:p>
         </w:tc>
         <w:tc>
@@ -4139,6 +4383,12 @@
                 <w:szCs w:val="26"/>
               </w:rPr>
             </w:pPr>
+            <w:r>
+              <w:rPr>
+                <w:rFonts w:ascii="Times New Roman" w:hAnsi="Times New Roman"/>
+                <w:sz w:val="26"/>
+              </w:rPr>
+            </w:r>
           </w:p>
         </w:tc>
         <w:tc>
@@ -4160,6 +4410,12 @@
                 <w:szCs w:val="26"/>
               </w:rPr>
             </w:pPr>
+            <w:r>
+              <w:rPr>
+                <w:rFonts w:ascii="Times New Roman" w:hAnsi="Times New Roman"/>
+                <w:sz w:val="26"/>
+              </w:rPr>
+            </w:r>
           </w:p>
         </w:tc>
       </w:tr>
@@ -4236,6 +4492,13 @@
                 <w:szCs w:val="26"/>
               </w:rPr>
             </w:pPr>
+            <w:r>
+              <w:rPr>
+                <w:rFonts w:ascii="Times New Roman" w:hAnsi="Times New Roman" w:cs="Times New Roman"/>
+                <w:sz w:val="26"/>
+                <w:szCs w:val="26"/>
+              </w:rPr>
+            </w:r>
           </w:p>
         </w:tc>
         <w:tc>
@@ -4257,6 +4520,13 @@
                 <w:szCs w:val="26"/>
               </w:rPr>
             </w:pPr>
+            <w:r>
+              <w:rPr>
+                <w:rFonts w:ascii="Times New Roman" w:hAnsi="Times New Roman" w:cs="Times New Roman"/>
+                <w:sz w:val="26"/>
+                <w:szCs w:val="26"/>
+              </w:rPr>
+            </w:r>
           </w:p>
         </w:tc>
         <w:tc>
@@ -4278,6 +4548,13 @@
                 <w:szCs w:val="26"/>
               </w:rPr>
             </w:pPr>
+            <w:r>
+              <w:rPr>
+                <w:rFonts w:ascii="Times New Roman" w:hAnsi="Times New Roman" w:cs="Times New Roman"/>
+                <w:sz w:val="26"/>
+                <w:szCs w:val="26"/>
+              </w:rPr>
+            </w:r>
           </w:p>
         </w:tc>
         <w:tc>
@@ -4299,6 +4576,13 @@
                 <w:szCs w:val="26"/>
               </w:rPr>
             </w:pPr>
+            <w:r>
+              <w:rPr>
+                <w:rFonts w:ascii="Times New Roman" w:hAnsi="Times New Roman" w:cs="Times New Roman"/>
+                <w:sz w:val="26"/>
+                <w:szCs w:val="26"/>
+              </w:rPr>
+            </w:r>
           </w:p>
         </w:tc>
         <w:tc>
@@ -4320,6 +4604,13 @@
                 <w:szCs w:val="26"/>
               </w:rPr>
             </w:pPr>
+            <w:r>
+              <w:rPr>
+                <w:rFonts w:ascii="Times New Roman" w:hAnsi="Times New Roman" w:cs="Times New Roman"/>
+                <w:sz w:val="26"/>
+                <w:szCs w:val="26"/>
+              </w:rPr>
+            </w:r>
           </w:p>
         </w:tc>
       </w:tr>
@@ -4396,6 +4687,13 @@
                 <w:szCs w:val="26"/>
               </w:rPr>
             </w:pPr>
+            <w:r>
+              <w:rPr>
+                <w:rFonts w:ascii="Times New Roman" w:hAnsi="Times New Roman" w:cs="Times New Roman"/>
+                <w:sz w:val="26"/>
+                <w:szCs w:val="26"/>
+              </w:rPr>
+            </w:r>
           </w:p>
         </w:tc>
         <w:tc>
@@ -4417,6 +4715,13 @@
                 <w:szCs w:val="26"/>
               </w:rPr>
             </w:pPr>
+            <w:r>
+              <w:rPr>
+                <w:rFonts w:ascii="Times New Roman" w:hAnsi="Times New Roman" w:cs="Times New Roman"/>
+                <w:sz w:val="26"/>
+                <w:szCs w:val="26"/>
+              </w:rPr>
+            </w:r>
           </w:p>
         </w:tc>
         <w:tc>
@@ -4438,6 +4743,13 @@
                 <w:szCs w:val="26"/>
               </w:rPr>
             </w:pPr>
+            <w:r>
+              <w:rPr>
+                <w:rFonts w:ascii="Times New Roman" w:hAnsi="Times New Roman" w:cs="Times New Roman"/>
+                <w:sz w:val="26"/>
+                <w:szCs w:val="26"/>
+              </w:rPr>
+            </w:r>
           </w:p>
         </w:tc>
         <w:tc>
@@ -4459,6 +4771,13 @@
                 <w:szCs w:val="26"/>
               </w:rPr>
             </w:pPr>
+            <w:r>
+              <w:rPr>
+                <w:rFonts w:ascii="Times New Roman" w:hAnsi="Times New Roman" w:cs="Times New Roman"/>
+                <w:sz w:val="26"/>
+                <w:szCs w:val="26"/>
+              </w:rPr>
+            </w:r>
           </w:p>
         </w:tc>
         <w:tc>
@@ -4480,6 +4799,13 @@
                 <w:szCs w:val="26"/>
               </w:rPr>
             </w:pPr>
+            <w:r>
+              <w:rPr>
+                <w:rFonts w:ascii="Times New Roman" w:hAnsi="Times New Roman" w:cs="Times New Roman"/>
+                <w:sz w:val="26"/>
+                <w:szCs w:val="26"/>
+              </w:rPr>
+            </w:r>
           </w:p>
         </w:tc>
       </w:tr>
@@ -4649,7 +4975,7 @@
                 <w:sz w:val="26"/>
                 <w:szCs w:val="26"/>
               </w:rPr>
-              <w:t>Bài 3. Thông tin trong máy tính</w:t>
+              <w:t>Bài 2. Xử lí thông tin (Tiết 1)</w:t>
             </w:r>
           </w:p>
         </w:tc>
@@ -4849,7 +5175,7 @@
                 <w:sz w:val="26"/>
                 <w:szCs w:val="26"/>
               </w:rPr>
-              <w:t>Bài 4. Mạng máy tính</w:t>
+              <w:t>Bài 2. Xử lí thông tin (Tiết 2)</w:t>
             </w:r>
           </w:p>
         </w:tc>
@@ -5000,72 +5326,39 @@
             </w:pPr>
             <w:r>
               <w:rPr>
-                <w:rFonts w:ascii="Times New Roman" w:hAnsi="Times New Roman" w:cs="Times New Roman"/>
-                <w:sz w:val="26"/>
-                <w:szCs w:val="26"/>
+                <w:rFonts w:ascii="Times New Roman" w:hAnsi="Times New Roman"/>
+                <w:sz w:val="26"/>
               </w:rPr>
               <w:t>Ngày 21 tháng 8 năm 2026</w:t>
-            </w:r>
-            <w:r>
-              <w:rPr>
-                <w:rFonts w:ascii="Times New Roman" w:hAnsi="Times New Roman" w:cs="Times New Roman"/>
-                <w:sz w:val="26"/>
-                <w:szCs w:val="26"/>
-              </w:rPr>
               <w:br/>
+            </w:r>
+            <w:r>
+              <w:rPr>
+                <w:rFonts w:ascii="Times New Roman" w:hAnsi="Times New Roman"/>
+                <w:sz w:val="26"/>
+              </w:rPr>
               <w:t>Tổ trưởng</w:t>
-            </w:r>
-          </w:p>
-          <w:p>
-            <w:pPr>
-              <w:jc w:val="center"/>
-              <w:rPr>
-                <w:rFonts w:ascii="Times New Roman" w:hAnsi="Times New Roman" w:cs="Times New Roman"/>
-                <w:sz w:val="26"/>
-                <w:szCs w:val="26"/>
-              </w:rPr>
-            </w:pPr>
-          </w:p>
-          <w:p>
-            <w:pPr>
-              <w:jc w:val="center"/>
-              <w:rPr>
-                <w:rFonts w:ascii="Times New Roman" w:hAnsi="Times New Roman" w:cs="Times New Roman"/>
-                <w:sz w:val="26"/>
-                <w:szCs w:val="26"/>
-              </w:rPr>
-            </w:pPr>
-          </w:p>
-          <w:p>
-            <w:pPr>
-              <w:jc w:val="center"/>
-              <w:rPr>
-                <w:rFonts w:ascii="Times New Roman" w:hAnsi="Times New Roman" w:cs="Times New Roman"/>
-                <w:sz w:val="26"/>
-                <w:szCs w:val="26"/>
-              </w:rPr>
-            </w:pPr>
-            <w:r>
-              <w:rPr>
-                <w:rFonts w:ascii="Times New Roman" w:hAnsi="Times New Roman" w:cs="Times New Roman"/>
-                <w:sz w:val="26"/>
-                <w:szCs w:val="26"/>
-              </w:rPr>
               <w:br/>
+              <w:br/>
+              <w:br/>
+              <w:br/>
+            </w:r>
+            <w:r>
+              <w:rPr>
+                <w:rFonts w:ascii="Times New Roman" w:hAnsi="Times New Roman"/>
+                <w:sz w:val="26"/>
+              </w:rPr>
               <w:t>Nguyễn Thị Ngọc Ánh</w:t>
-            </w:r>
-            <w:r>
-              <w:rPr>
-                <w:rFonts w:ascii="Times New Roman" w:hAnsi="Times New Roman" w:cs="Times New Roman"/>
-                <w:sz w:val="26"/>
-                <w:szCs w:val="26"/>
-              </w:rPr>
-              <w:br/>
             </w:r>
           </w:p>
         </w:tc>
       </w:tr>
     </w:tbl>
+    <w:p>
+      <w:r>
+        <w:br w:type="page"/>
+      </w:r>
+    </w:p>
     <w:p>
       <w:pPr>
         <w:spacing w:after="0" w:line="240" w:lineRule="auto"/>
@@ -5077,7 +5370,6 @@
         <w:rPr>
           <w:i/>
         </w:rPr>
-        <w:lastRenderedPageBreak/>
         <w:t>Buổi…chiều…..Tuần…04…(Từ ngày…24/08/2026…đến ngày:… 28/08/2026….)</w:t>
       </w:r>
     </w:p>
@@ -5436,6 +5728,12 @@
                 <w:szCs w:val="26"/>
               </w:rPr>
             </w:pPr>
+            <w:r>
+              <w:rPr>
+                <w:rFonts w:ascii="Times New Roman" w:hAnsi="Times New Roman"/>
+                <w:sz w:val="26"/>
+              </w:rPr>
+            </w:r>
           </w:p>
         </w:tc>
         <w:tc>
@@ -5457,6 +5755,12 @@
                 <w:szCs w:val="26"/>
               </w:rPr>
             </w:pPr>
+            <w:r>
+              <w:rPr>
+                <w:rFonts w:ascii="Times New Roman" w:hAnsi="Times New Roman"/>
+                <w:sz w:val="26"/>
+              </w:rPr>
+            </w:r>
           </w:p>
         </w:tc>
         <w:tc>
@@ -5478,6 +5782,12 @@
                 <w:szCs w:val="26"/>
               </w:rPr>
             </w:pPr>
+            <w:r>
+              <w:rPr>
+                <w:rFonts w:ascii="Times New Roman" w:hAnsi="Times New Roman"/>
+                <w:sz w:val="26"/>
+              </w:rPr>
+            </w:r>
           </w:p>
         </w:tc>
         <w:tc>
@@ -5499,6 +5809,12 @@
                 <w:szCs w:val="26"/>
               </w:rPr>
             </w:pPr>
+            <w:r>
+              <w:rPr>
+                <w:rFonts w:ascii="Times New Roman" w:hAnsi="Times New Roman"/>
+                <w:sz w:val="26"/>
+              </w:rPr>
+            </w:r>
           </w:p>
         </w:tc>
         <w:tc>
@@ -5520,6 +5836,12 @@
                 <w:szCs w:val="26"/>
               </w:rPr>
             </w:pPr>
+            <w:r>
+              <w:rPr>
+                <w:rFonts w:ascii="Times New Roman" w:hAnsi="Times New Roman"/>
+                <w:sz w:val="26"/>
+              </w:rPr>
+            </w:r>
           </w:p>
         </w:tc>
       </w:tr>
@@ -5597,6 +5919,12 @@
                 <w:szCs w:val="26"/>
               </w:rPr>
             </w:pPr>
+            <w:r>
+              <w:rPr>
+                <w:rFonts w:ascii="Times New Roman" w:hAnsi="Times New Roman"/>
+                <w:sz w:val="26"/>
+              </w:rPr>
+            </w:r>
           </w:p>
         </w:tc>
         <w:tc>
@@ -5618,6 +5946,12 @@
                 <w:szCs w:val="26"/>
               </w:rPr>
             </w:pPr>
+            <w:r>
+              <w:rPr>
+                <w:rFonts w:ascii="Times New Roman" w:hAnsi="Times New Roman"/>
+                <w:sz w:val="26"/>
+              </w:rPr>
+            </w:r>
           </w:p>
         </w:tc>
         <w:tc>
@@ -5639,6 +5973,12 @@
                 <w:szCs w:val="26"/>
               </w:rPr>
             </w:pPr>
+            <w:r>
+              <w:rPr>
+                <w:rFonts w:ascii="Times New Roman" w:hAnsi="Times New Roman"/>
+                <w:sz w:val="26"/>
+              </w:rPr>
+            </w:r>
           </w:p>
         </w:tc>
         <w:tc>
@@ -5660,6 +6000,12 @@
                 <w:szCs w:val="26"/>
               </w:rPr>
             </w:pPr>
+            <w:r>
+              <w:rPr>
+                <w:rFonts w:ascii="Times New Roman" w:hAnsi="Times New Roman"/>
+                <w:sz w:val="26"/>
+              </w:rPr>
+            </w:r>
           </w:p>
         </w:tc>
         <w:tc>
@@ -5681,6 +6027,12 @@
                 <w:szCs w:val="26"/>
               </w:rPr>
             </w:pPr>
+            <w:r>
+              <w:rPr>
+                <w:rFonts w:ascii="Times New Roman" w:hAnsi="Times New Roman"/>
+                <w:sz w:val="26"/>
+              </w:rPr>
+            </w:r>
           </w:p>
         </w:tc>
       </w:tr>
@@ -5758,6 +6110,12 @@
                 <w:szCs w:val="26"/>
               </w:rPr>
             </w:pPr>
+            <w:r>
+              <w:rPr>
+                <w:rFonts w:ascii="Times New Roman" w:hAnsi="Times New Roman"/>
+                <w:sz w:val="26"/>
+              </w:rPr>
+            </w:r>
           </w:p>
         </w:tc>
         <w:tc>
@@ -5779,6 +6137,12 @@
                 <w:szCs w:val="26"/>
               </w:rPr>
             </w:pPr>
+            <w:r>
+              <w:rPr>
+                <w:rFonts w:ascii="Times New Roman" w:hAnsi="Times New Roman"/>
+                <w:sz w:val="26"/>
+              </w:rPr>
+            </w:r>
           </w:p>
         </w:tc>
         <w:tc>
@@ -5800,6 +6164,12 @@
                 <w:szCs w:val="26"/>
               </w:rPr>
             </w:pPr>
+            <w:r>
+              <w:rPr>
+                <w:rFonts w:ascii="Times New Roman" w:hAnsi="Times New Roman"/>
+                <w:sz w:val="26"/>
+              </w:rPr>
+            </w:r>
           </w:p>
         </w:tc>
         <w:tc>
@@ -5821,6 +6191,12 @@
                 <w:szCs w:val="26"/>
               </w:rPr>
             </w:pPr>
+            <w:r>
+              <w:rPr>
+                <w:rFonts w:ascii="Times New Roman" w:hAnsi="Times New Roman"/>
+                <w:sz w:val="26"/>
+              </w:rPr>
+            </w:r>
           </w:p>
         </w:tc>
         <w:tc>
@@ -5842,6 +6218,12 @@
                 <w:szCs w:val="26"/>
               </w:rPr>
             </w:pPr>
+            <w:r>
+              <w:rPr>
+                <w:rFonts w:ascii="Times New Roman" w:hAnsi="Times New Roman"/>
+                <w:sz w:val="26"/>
+              </w:rPr>
+            </w:r>
           </w:p>
         </w:tc>
       </w:tr>
@@ -5919,6 +6301,12 @@
                 <w:szCs w:val="26"/>
               </w:rPr>
             </w:pPr>
+            <w:r>
+              <w:rPr>
+                <w:rFonts w:ascii="Times New Roman" w:hAnsi="Times New Roman"/>
+                <w:sz w:val="26"/>
+              </w:rPr>
+            </w:r>
           </w:p>
         </w:tc>
         <w:tc>
@@ -5940,6 +6328,12 @@
                 <w:szCs w:val="26"/>
               </w:rPr>
             </w:pPr>
+            <w:r>
+              <w:rPr>
+                <w:rFonts w:ascii="Times New Roman" w:hAnsi="Times New Roman"/>
+                <w:sz w:val="26"/>
+              </w:rPr>
+            </w:r>
           </w:p>
         </w:tc>
         <w:tc>
@@ -5961,6 +6355,12 @@
                 <w:szCs w:val="26"/>
               </w:rPr>
             </w:pPr>
+            <w:r>
+              <w:rPr>
+                <w:rFonts w:ascii="Times New Roman" w:hAnsi="Times New Roman"/>
+                <w:sz w:val="26"/>
+              </w:rPr>
+            </w:r>
           </w:p>
         </w:tc>
         <w:tc>
@@ -5982,6 +6382,12 @@
                 <w:szCs w:val="26"/>
               </w:rPr>
             </w:pPr>
+            <w:r>
+              <w:rPr>
+                <w:rFonts w:ascii="Times New Roman" w:hAnsi="Times New Roman"/>
+                <w:sz w:val="26"/>
+              </w:rPr>
+            </w:r>
           </w:p>
         </w:tc>
         <w:tc>
@@ -6003,6 +6409,12 @@
                 <w:szCs w:val="26"/>
               </w:rPr>
             </w:pPr>
+            <w:r>
+              <w:rPr>
+                <w:rFonts w:ascii="Times New Roman" w:hAnsi="Times New Roman"/>
+                <w:sz w:val="26"/>
+              </w:rPr>
+            </w:r>
           </w:p>
         </w:tc>
       </w:tr>
@@ -6080,6 +6492,12 @@
                 <w:szCs w:val="26"/>
               </w:rPr>
             </w:pPr>
+            <w:r>
+              <w:rPr>
+                <w:rFonts w:ascii="Times New Roman" w:hAnsi="Times New Roman"/>
+                <w:sz w:val="26"/>
+              </w:rPr>
+            </w:r>
           </w:p>
         </w:tc>
         <w:tc>
@@ -6101,6 +6519,12 @@
                 <w:szCs w:val="26"/>
               </w:rPr>
             </w:pPr>
+            <w:r>
+              <w:rPr>
+                <w:rFonts w:ascii="Times New Roman" w:hAnsi="Times New Roman"/>
+                <w:sz w:val="26"/>
+              </w:rPr>
+            </w:r>
           </w:p>
         </w:tc>
         <w:tc>
@@ -6122,6 +6546,12 @@
                 <w:szCs w:val="26"/>
               </w:rPr>
             </w:pPr>
+            <w:r>
+              <w:rPr>
+                <w:rFonts w:ascii="Times New Roman" w:hAnsi="Times New Roman"/>
+                <w:sz w:val="26"/>
+              </w:rPr>
+            </w:r>
           </w:p>
         </w:tc>
         <w:tc>
@@ -6143,6 +6573,12 @@
                 <w:szCs w:val="26"/>
               </w:rPr>
             </w:pPr>
+            <w:r>
+              <w:rPr>
+                <w:rFonts w:ascii="Times New Roman" w:hAnsi="Times New Roman"/>
+                <w:sz w:val="26"/>
+              </w:rPr>
+            </w:r>
           </w:p>
         </w:tc>
         <w:tc>
@@ -6164,6 +6600,12 @@
                 <w:szCs w:val="26"/>
               </w:rPr>
             </w:pPr>
+            <w:r>
+              <w:rPr>
+                <w:rFonts w:ascii="Times New Roman" w:hAnsi="Times New Roman"/>
+                <w:sz w:val="26"/>
+              </w:rPr>
+            </w:r>
           </w:p>
         </w:tc>
       </w:tr>
@@ -6247,6 +6689,13 @@
                 <w:szCs w:val="26"/>
               </w:rPr>
             </w:pPr>
+            <w:r>
+              <w:rPr>
+                <w:rFonts w:ascii="Times New Roman" w:hAnsi="Times New Roman" w:cs="Times New Roman"/>
+                <w:sz w:val="26"/>
+                <w:szCs w:val="26"/>
+              </w:rPr>
+            </w:r>
           </w:p>
         </w:tc>
         <w:tc>
@@ -6268,6 +6717,13 @@
                 <w:szCs w:val="26"/>
               </w:rPr>
             </w:pPr>
+            <w:r>
+              <w:rPr>
+                <w:rFonts w:ascii="Times New Roman" w:hAnsi="Times New Roman" w:cs="Times New Roman"/>
+                <w:sz w:val="26"/>
+                <w:szCs w:val="26"/>
+              </w:rPr>
+            </w:r>
           </w:p>
         </w:tc>
         <w:tc>
@@ -6289,6 +6745,13 @@
                 <w:szCs w:val="26"/>
               </w:rPr>
             </w:pPr>
+            <w:r>
+              <w:rPr>
+                <w:rFonts w:ascii="Times New Roman" w:hAnsi="Times New Roman" w:cs="Times New Roman"/>
+                <w:sz w:val="26"/>
+                <w:szCs w:val="26"/>
+              </w:rPr>
+            </w:r>
           </w:p>
         </w:tc>
         <w:tc>
@@ -6310,6 +6773,13 @@
                 <w:szCs w:val="26"/>
               </w:rPr>
             </w:pPr>
+            <w:r>
+              <w:rPr>
+                <w:rFonts w:ascii="Times New Roman" w:hAnsi="Times New Roman" w:cs="Times New Roman"/>
+                <w:sz w:val="26"/>
+                <w:szCs w:val="26"/>
+              </w:rPr>
+            </w:r>
           </w:p>
         </w:tc>
         <w:tc>
@@ -6331,6 +6801,13 @@
                 <w:szCs w:val="26"/>
               </w:rPr>
             </w:pPr>
+            <w:r>
+              <w:rPr>
+                <w:rFonts w:ascii="Times New Roman" w:hAnsi="Times New Roman" w:cs="Times New Roman"/>
+                <w:sz w:val="26"/>
+                <w:szCs w:val="26"/>
+              </w:rPr>
+            </w:r>
           </w:p>
         </w:tc>
       </w:tr>
@@ -6410,6 +6887,13 @@
                 <w:szCs w:val="26"/>
               </w:rPr>
             </w:pPr>
+            <w:r>
+              <w:rPr>
+                <w:rFonts w:ascii="Times New Roman" w:hAnsi="Times New Roman" w:cs="Times New Roman"/>
+                <w:sz w:val="26"/>
+                <w:szCs w:val="26"/>
+              </w:rPr>
+            </w:r>
           </w:p>
         </w:tc>
         <w:tc>
@@ -6431,6 +6915,13 @@
                 <w:szCs w:val="26"/>
               </w:rPr>
             </w:pPr>
+            <w:r>
+              <w:rPr>
+                <w:rFonts w:ascii="Times New Roman" w:hAnsi="Times New Roman" w:cs="Times New Roman"/>
+                <w:sz w:val="26"/>
+                <w:szCs w:val="26"/>
+              </w:rPr>
+            </w:r>
           </w:p>
         </w:tc>
         <w:tc>
@@ -6452,6 +6943,13 @@
                 <w:szCs w:val="26"/>
               </w:rPr>
             </w:pPr>
+            <w:r>
+              <w:rPr>
+                <w:rFonts w:ascii="Times New Roman" w:hAnsi="Times New Roman" w:cs="Times New Roman"/>
+                <w:sz w:val="26"/>
+                <w:szCs w:val="26"/>
+              </w:rPr>
+            </w:r>
           </w:p>
         </w:tc>
         <w:tc>
@@ -6473,6 +6971,13 @@
                 <w:szCs w:val="26"/>
               </w:rPr>
             </w:pPr>
+            <w:r>
+              <w:rPr>
+                <w:rFonts w:ascii="Times New Roman" w:hAnsi="Times New Roman" w:cs="Times New Roman"/>
+                <w:sz w:val="26"/>
+                <w:szCs w:val="26"/>
+              </w:rPr>
+            </w:r>
           </w:p>
         </w:tc>
         <w:tc>
@@ -6494,6 +6999,13 @@
                 <w:szCs w:val="26"/>
               </w:rPr>
             </w:pPr>
+            <w:r>
+              <w:rPr>
+                <w:rFonts w:ascii="Times New Roman" w:hAnsi="Times New Roman" w:cs="Times New Roman"/>
+                <w:sz w:val="26"/>
+                <w:szCs w:val="26"/>
+              </w:rPr>
+            </w:r>
           </w:p>
         </w:tc>
       </w:tr>
@@ -6666,7 +7178,7 @@
                 <w:sz w:val="26"/>
                 <w:szCs w:val="26"/>
               </w:rPr>
-              <w:t>Bài 3. Quản lý dữ liệu trong máy tính</w:t>
+              <w:t>Bài 2. Phần mềm máy tính (Tiết 1)</w:t>
             </w:r>
           </w:p>
         </w:tc>
@@ -6869,7 +7381,7 @@
                 <w:sz w:val="26"/>
                 <w:szCs w:val="26"/>
               </w:rPr>
-              <w:t>Bài 4. Mạng xã hội và một số kênh trao đổi thông tin trên Internet</w:t>
+              <w:t>Bài 2. Phần mềm máy tính (Tiết 2)</w:t>
             </w:r>
           </w:p>
         </w:tc>
@@ -6979,6 +7491,12 @@
                 <w:szCs w:val="26"/>
               </w:rPr>
             </w:pPr>
+            <w:r>
+              <w:rPr>
+                <w:rFonts w:ascii="Times New Roman" w:hAnsi="Times New Roman"/>
+                <w:sz w:val="26"/>
+              </w:rPr>
+            </w:r>
           </w:p>
         </w:tc>
         <w:tc>
@@ -7000,6 +7518,12 @@
                 <w:szCs w:val="26"/>
               </w:rPr>
             </w:pPr>
+            <w:r>
+              <w:rPr>
+                <w:rFonts w:ascii="Times New Roman" w:hAnsi="Times New Roman"/>
+                <w:sz w:val="26"/>
+              </w:rPr>
+            </w:r>
           </w:p>
         </w:tc>
         <w:tc>
@@ -7021,6 +7545,12 @@
                 <w:szCs w:val="26"/>
               </w:rPr>
             </w:pPr>
+            <w:r>
+              <w:rPr>
+                <w:rFonts w:ascii="Times New Roman" w:hAnsi="Times New Roman"/>
+                <w:sz w:val="26"/>
+              </w:rPr>
+            </w:r>
           </w:p>
         </w:tc>
         <w:tc>
@@ -7042,6 +7572,12 @@
                 <w:szCs w:val="26"/>
               </w:rPr>
             </w:pPr>
+            <w:r>
+              <w:rPr>
+                <w:rFonts w:ascii="Times New Roman" w:hAnsi="Times New Roman"/>
+                <w:sz w:val="26"/>
+              </w:rPr>
+            </w:r>
           </w:p>
         </w:tc>
         <w:tc>
@@ -7063,6 +7599,12 @@
                 <w:szCs w:val="26"/>
               </w:rPr>
             </w:pPr>
+            <w:r>
+              <w:rPr>
+                <w:rFonts w:ascii="Times New Roman" w:hAnsi="Times New Roman"/>
+                <w:sz w:val="26"/>
+              </w:rPr>
+            </w:r>
           </w:p>
         </w:tc>
       </w:tr>
@@ -7146,6 +7688,12 @@
                 <w:szCs w:val="26"/>
               </w:rPr>
             </w:pPr>
+            <w:r>
+              <w:rPr>
+                <w:rFonts w:ascii="Times New Roman" w:hAnsi="Times New Roman"/>
+                <w:sz w:val="26"/>
+              </w:rPr>
+            </w:r>
           </w:p>
         </w:tc>
         <w:tc>
@@ -7167,6 +7715,12 @@
                 <w:szCs w:val="26"/>
               </w:rPr>
             </w:pPr>
+            <w:r>
+              <w:rPr>
+                <w:rFonts w:ascii="Times New Roman" w:hAnsi="Times New Roman"/>
+                <w:sz w:val="26"/>
+              </w:rPr>
+            </w:r>
           </w:p>
         </w:tc>
         <w:tc>
@@ -7188,6 +7742,12 @@
                 <w:szCs w:val="26"/>
               </w:rPr>
             </w:pPr>
+            <w:r>
+              <w:rPr>
+                <w:rFonts w:ascii="Times New Roman" w:hAnsi="Times New Roman"/>
+                <w:sz w:val="26"/>
+              </w:rPr>
+            </w:r>
           </w:p>
         </w:tc>
         <w:tc>
@@ -7209,6 +7769,12 @@
                 <w:szCs w:val="26"/>
               </w:rPr>
             </w:pPr>
+            <w:r>
+              <w:rPr>
+                <w:rFonts w:ascii="Times New Roman" w:hAnsi="Times New Roman"/>
+                <w:sz w:val="26"/>
+              </w:rPr>
+            </w:r>
           </w:p>
         </w:tc>
         <w:tc>
@@ -7230,6 +7796,12 @@
                 <w:szCs w:val="26"/>
               </w:rPr>
             </w:pPr>
+            <w:r>
+              <w:rPr>
+                <w:rFonts w:ascii="Times New Roman" w:hAnsi="Times New Roman"/>
+                <w:sz w:val="26"/>
+              </w:rPr>
+            </w:r>
           </w:p>
         </w:tc>
       </w:tr>
@@ -7309,6 +7881,12 @@
                 <w:szCs w:val="26"/>
               </w:rPr>
             </w:pPr>
+            <w:r>
+              <w:rPr>
+                <w:rFonts w:ascii="Times New Roman" w:hAnsi="Times New Roman"/>
+                <w:sz w:val="26"/>
+              </w:rPr>
+            </w:r>
           </w:p>
         </w:tc>
         <w:tc>
@@ -7330,6 +7908,12 @@
                 <w:szCs w:val="26"/>
               </w:rPr>
             </w:pPr>
+            <w:r>
+              <w:rPr>
+                <w:rFonts w:ascii="Times New Roman" w:hAnsi="Times New Roman"/>
+                <w:sz w:val="26"/>
+              </w:rPr>
+            </w:r>
           </w:p>
         </w:tc>
         <w:tc>
@@ -7351,6 +7935,12 @@
                 <w:szCs w:val="26"/>
               </w:rPr>
             </w:pPr>
+            <w:r>
+              <w:rPr>
+                <w:rFonts w:ascii="Times New Roman" w:hAnsi="Times New Roman"/>
+                <w:sz w:val="26"/>
+              </w:rPr>
+            </w:r>
           </w:p>
         </w:tc>
         <w:tc>
@@ -7372,6 +7962,12 @@
                 <w:szCs w:val="26"/>
               </w:rPr>
             </w:pPr>
+            <w:r>
+              <w:rPr>
+                <w:rFonts w:ascii="Times New Roman" w:hAnsi="Times New Roman"/>
+                <w:sz w:val="26"/>
+              </w:rPr>
+            </w:r>
           </w:p>
         </w:tc>
         <w:tc>
@@ -7393,6 +7989,12 @@
                 <w:szCs w:val="26"/>
               </w:rPr>
             </w:pPr>
+            <w:r>
+              <w:rPr>
+                <w:rFonts w:ascii="Times New Roman" w:hAnsi="Times New Roman"/>
+                <w:sz w:val="26"/>
+              </w:rPr>
+            </w:r>
           </w:p>
         </w:tc>
       </w:tr>
@@ -7472,6 +8074,13 @@
                 <w:szCs w:val="26"/>
               </w:rPr>
             </w:pPr>
+            <w:r>
+              <w:rPr>
+                <w:rFonts w:ascii="Times New Roman" w:hAnsi="Times New Roman" w:cs="Times New Roman"/>
+                <w:sz w:val="26"/>
+                <w:szCs w:val="26"/>
+              </w:rPr>
+            </w:r>
           </w:p>
         </w:tc>
         <w:tc>
@@ -7493,6 +8102,13 @@
                 <w:szCs w:val="26"/>
               </w:rPr>
             </w:pPr>
+            <w:r>
+              <w:rPr>
+                <w:rFonts w:ascii="Times New Roman" w:hAnsi="Times New Roman" w:cs="Times New Roman"/>
+                <w:sz w:val="26"/>
+                <w:szCs w:val="26"/>
+              </w:rPr>
+            </w:r>
           </w:p>
         </w:tc>
         <w:tc>
@@ -7514,6 +8130,13 @@
                 <w:szCs w:val="26"/>
               </w:rPr>
             </w:pPr>
+            <w:r>
+              <w:rPr>
+                <w:rFonts w:ascii="Times New Roman" w:hAnsi="Times New Roman" w:cs="Times New Roman"/>
+                <w:sz w:val="26"/>
+                <w:szCs w:val="26"/>
+              </w:rPr>
+            </w:r>
           </w:p>
         </w:tc>
         <w:tc>
@@ -7535,6 +8158,13 @@
                 <w:szCs w:val="26"/>
               </w:rPr>
             </w:pPr>
+            <w:r>
+              <w:rPr>
+                <w:rFonts w:ascii="Times New Roman" w:hAnsi="Times New Roman" w:cs="Times New Roman"/>
+                <w:sz w:val="26"/>
+                <w:szCs w:val="26"/>
+              </w:rPr>
+            </w:r>
           </w:p>
         </w:tc>
         <w:tc>
@@ -7556,6 +8186,13 @@
                 <w:szCs w:val="26"/>
               </w:rPr>
             </w:pPr>
+            <w:r>
+              <w:rPr>
+                <w:rFonts w:ascii="Times New Roman" w:hAnsi="Times New Roman" w:cs="Times New Roman"/>
+                <w:sz w:val="26"/>
+                <w:szCs w:val="26"/>
+              </w:rPr>
+            </w:r>
           </w:p>
         </w:tc>
       </w:tr>
@@ -7635,6 +8272,13 @@
                 <w:szCs w:val="26"/>
               </w:rPr>
             </w:pPr>
+            <w:r>
+              <w:rPr>
+                <w:rFonts w:ascii="Times New Roman" w:hAnsi="Times New Roman" w:cs="Times New Roman"/>
+                <w:sz w:val="26"/>
+                <w:szCs w:val="26"/>
+              </w:rPr>
+            </w:r>
           </w:p>
         </w:tc>
         <w:tc>
@@ -7656,6 +8300,13 @@
                 <w:szCs w:val="26"/>
               </w:rPr>
             </w:pPr>
+            <w:r>
+              <w:rPr>
+                <w:rFonts w:ascii="Times New Roman" w:hAnsi="Times New Roman" w:cs="Times New Roman"/>
+                <w:sz w:val="26"/>
+                <w:szCs w:val="26"/>
+              </w:rPr>
+            </w:r>
           </w:p>
         </w:tc>
         <w:tc>
@@ -7677,6 +8328,13 @@
                 <w:szCs w:val="26"/>
               </w:rPr>
             </w:pPr>
+            <w:r>
+              <w:rPr>
+                <w:rFonts w:ascii="Times New Roman" w:hAnsi="Times New Roman" w:cs="Times New Roman"/>
+                <w:sz w:val="26"/>
+                <w:szCs w:val="26"/>
+              </w:rPr>
+            </w:r>
           </w:p>
         </w:tc>
         <w:tc>
@@ -7698,6 +8356,13 @@
                 <w:szCs w:val="26"/>
               </w:rPr>
             </w:pPr>
+            <w:r>
+              <w:rPr>
+                <w:rFonts w:ascii="Times New Roman" w:hAnsi="Times New Roman" w:cs="Times New Roman"/>
+                <w:sz w:val="26"/>
+                <w:szCs w:val="26"/>
+              </w:rPr>
+            </w:r>
           </w:p>
         </w:tc>
         <w:tc>
@@ -7719,6 +8384,13 @@
                 <w:szCs w:val="26"/>
               </w:rPr>
             </w:pPr>
+            <w:r>
+              <w:rPr>
+                <w:rFonts w:ascii="Times New Roman" w:hAnsi="Times New Roman" w:cs="Times New Roman"/>
+                <w:sz w:val="26"/>
+                <w:szCs w:val="26"/>
+              </w:rPr>
+            </w:r>
           </w:p>
         </w:tc>
       </w:tr>
@@ -7798,6 +8470,12 @@
                 <w:szCs w:val="26"/>
               </w:rPr>
             </w:pPr>
+            <w:r>
+              <w:rPr>
+                <w:rFonts w:ascii="Times New Roman" w:hAnsi="Times New Roman"/>
+                <w:sz w:val="26"/>
+              </w:rPr>
+            </w:r>
           </w:p>
         </w:tc>
         <w:tc>
@@ -7819,6 +8497,12 @@
                 <w:szCs w:val="26"/>
               </w:rPr>
             </w:pPr>
+            <w:r>
+              <w:rPr>
+                <w:rFonts w:ascii="Times New Roman" w:hAnsi="Times New Roman"/>
+                <w:sz w:val="26"/>
+              </w:rPr>
+            </w:r>
           </w:p>
         </w:tc>
         <w:tc>
@@ -7840,6 +8524,12 @@
                 <w:szCs w:val="26"/>
               </w:rPr>
             </w:pPr>
+            <w:r>
+              <w:rPr>
+                <w:rFonts w:ascii="Times New Roman" w:hAnsi="Times New Roman"/>
+                <w:sz w:val="26"/>
+              </w:rPr>
+            </w:r>
           </w:p>
         </w:tc>
         <w:tc>
@@ -7861,6 +8551,12 @@
                 <w:szCs w:val="26"/>
               </w:rPr>
             </w:pPr>
+            <w:r>
+              <w:rPr>
+                <w:rFonts w:ascii="Times New Roman" w:hAnsi="Times New Roman"/>
+                <w:sz w:val="26"/>
+              </w:rPr>
+            </w:r>
           </w:p>
         </w:tc>
         <w:tc>
@@ -7882,6 +8578,12 @@
                 <w:szCs w:val="26"/>
               </w:rPr>
             </w:pPr>
+            <w:r>
+              <w:rPr>
+                <w:rFonts w:ascii="Times New Roman" w:hAnsi="Times New Roman"/>
+                <w:sz w:val="26"/>
+              </w:rPr>
+            </w:r>
           </w:p>
         </w:tc>
       </w:tr>
@@ -7965,6 +8667,13 @@
                 <w:szCs w:val="26"/>
               </w:rPr>
             </w:pPr>
+            <w:r>
+              <w:rPr>
+                <w:rFonts w:ascii="Times New Roman" w:hAnsi="Times New Roman" w:cs="Times New Roman"/>
+                <w:sz w:val="26"/>
+                <w:szCs w:val="26"/>
+              </w:rPr>
+            </w:r>
           </w:p>
         </w:tc>
         <w:tc>
@@ -7986,6 +8695,13 @@
                 <w:szCs w:val="26"/>
               </w:rPr>
             </w:pPr>
+            <w:r>
+              <w:rPr>
+                <w:rFonts w:ascii="Times New Roman" w:hAnsi="Times New Roman" w:cs="Times New Roman"/>
+                <w:sz w:val="26"/>
+                <w:szCs w:val="26"/>
+              </w:rPr>
+            </w:r>
           </w:p>
         </w:tc>
         <w:tc>
@@ -8007,6 +8723,13 @@
                 <w:szCs w:val="26"/>
               </w:rPr>
             </w:pPr>
+            <w:r>
+              <w:rPr>
+                <w:rFonts w:ascii="Times New Roman" w:hAnsi="Times New Roman" w:cs="Times New Roman"/>
+                <w:sz w:val="26"/>
+                <w:szCs w:val="26"/>
+              </w:rPr>
+            </w:r>
           </w:p>
         </w:tc>
         <w:tc>
@@ -8028,6 +8751,13 @@
                 <w:szCs w:val="26"/>
               </w:rPr>
             </w:pPr>
+            <w:r>
+              <w:rPr>
+                <w:rFonts w:ascii="Times New Roman" w:hAnsi="Times New Roman" w:cs="Times New Roman"/>
+                <w:sz w:val="26"/>
+                <w:szCs w:val="26"/>
+              </w:rPr>
+            </w:r>
           </w:p>
         </w:tc>
         <w:tc>
@@ -8049,6 +8779,13 @@
                 <w:szCs w:val="26"/>
               </w:rPr>
             </w:pPr>
+            <w:r>
+              <w:rPr>
+                <w:rFonts w:ascii="Times New Roman" w:hAnsi="Times New Roman" w:cs="Times New Roman"/>
+                <w:sz w:val="26"/>
+                <w:szCs w:val="26"/>
+              </w:rPr>
+            </w:r>
           </w:p>
         </w:tc>
       </w:tr>
@@ -8128,6 +8865,13 @@
                 <w:szCs w:val="26"/>
               </w:rPr>
             </w:pPr>
+            <w:r>
+              <w:rPr>
+                <w:rFonts w:ascii="Times New Roman" w:hAnsi="Times New Roman" w:cs="Times New Roman"/>
+                <w:sz w:val="26"/>
+                <w:szCs w:val="26"/>
+              </w:rPr>
+            </w:r>
           </w:p>
         </w:tc>
         <w:tc>
@@ -8149,6 +8893,13 @@
                 <w:szCs w:val="26"/>
               </w:rPr>
             </w:pPr>
+            <w:r>
+              <w:rPr>
+                <w:rFonts w:ascii="Times New Roman" w:hAnsi="Times New Roman" w:cs="Times New Roman"/>
+                <w:sz w:val="26"/>
+                <w:szCs w:val="26"/>
+              </w:rPr>
+            </w:r>
           </w:p>
         </w:tc>
         <w:tc>
@@ -8170,6 +8921,13 @@
                 <w:szCs w:val="26"/>
               </w:rPr>
             </w:pPr>
+            <w:r>
+              <w:rPr>
+                <w:rFonts w:ascii="Times New Roman" w:hAnsi="Times New Roman" w:cs="Times New Roman"/>
+                <w:sz w:val="26"/>
+                <w:szCs w:val="26"/>
+              </w:rPr>
+            </w:r>
           </w:p>
         </w:tc>
         <w:tc>
@@ -8191,6 +8949,13 @@
                 <w:szCs w:val="26"/>
               </w:rPr>
             </w:pPr>
+            <w:r>
+              <w:rPr>
+                <w:rFonts w:ascii="Times New Roman" w:hAnsi="Times New Roman" w:cs="Times New Roman"/>
+                <w:sz w:val="26"/>
+                <w:szCs w:val="26"/>
+              </w:rPr>
+            </w:r>
           </w:p>
         </w:tc>
         <w:tc>
@@ -8212,6 +8977,13 @@
                 <w:szCs w:val="26"/>
               </w:rPr>
             </w:pPr>
+            <w:r>
+              <w:rPr>
+                <w:rFonts w:ascii="Times New Roman" w:hAnsi="Times New Roman" w:cs="Times New Roman"/>
+                <w:sz w:val="26"/>
+                <w:szCs w:val="26"/>
+              </w:rPr>
+            </w:r>
           </w:p>
         </w:tc>
       </w:tr>
@@ -8291,6 +9063,13 @@
                 <w:szCs w:val="26"/>
               </w:rPr>
             </w:pPr>
+            <w:r>
+              <w:rPr>
+                <w:rFonts w:ascii="Times New Roman" w:hAnsi="Times New Roman" w:cs="Times New Roman"/>
+                <w:sz w:val="26"/>
+                <w:szCs w:val="26"/>
+              </w:rPr>
+            </w:r>
           </w:p>
         </w:tc>
         <w:tc>
@@ -8312,6 +9091,13 @@
                 <w:szCs w:val="26"/>
               </w:rPr>
             </w:pPr>
+            <w:r>
+              <w:rPr>
+                <w:rFonts w:ascii="Times New Roman" w:hAnsi="Times New Roman" w:cs="Times New Roman"/>
+                <w:sz w:val="26"/>
+                <w:szCs w:val="26"/>
+              </w:rPr>
+            </w:r>
           </w:p>
         </w:tc>
         <w:tc>
@@ -8333,6 +9119,13 @@
                 <w:szCs w:val="26"/>
               </w:rPr>
             </w:pPr>
+            <w:r>
+              <w:rPr>
+                <w:rFonts w:ascii="Times New Roman" w:hAnsi="Times New Roman" w:cs="Times New Roman"/>
+                <w:sz w:val="26"/>
+                <w:szCs w:val="26"/>
+              </w:rPr>
+            </w:r>
           </w:p>
         </w:tc>
         <w:tc>
@@ -8354,6 +9147,13 @@
                 <w:szCs w:val="26"/>
               </w:rPr>
             </w:pPr>
+            <w:r>
+              <w:rPr>
+                <w:rFonts w:ascii="Times New Roman" w:hAnsi="Times New Roman" w:cs="Times New Roman"/>
+                <w:sz w:val="26"/>
+                <w:szCs w:val="26"/>
+              </w:rPr>
+            </w:r>
           </w:p>
         </w:tc>
         <w:tc>
@@ -8375,6 +9175,13 @@
                 <w:szCs w:val="26"/>
               </w:rPr>
             </w:pPr>
+            <w:r>
+              <w:rPr>
+                <w:rFonts w:ascii="Times New Roman" w:hAnsi="Times New Roman" w:cs="Times New Roman"/>
+                <w:sz w:val="26"/>
+                <w:szCs w:val="26"/>
+              </w:rPr>
+            </w:r>
           </w:p>
         </w:tc>
       </w:tr>
@@ -8454,6 +9261,13 @@
                 <w:szCs w:val="26"/>
               </w:rPr>
             </w:pPr>
+            <w:r>
+              <w:rPr>
+                <w:rFonts w:ascii="Times New Roman" w:hAnsi="Times New Roman" w:cs="Times New Roman"/>
+                <w:sz w:val="26"/>
+                <w:szCs w:val="26"/>
+              </w:rPr>
+            </w:r>
           </w:p>
         </w:tc>
         <w:tc>
@@ -8475,6 +9289,13 @@
                 <w:szCs w:val="26"/>
               </w:rPr>
             </w:pPr>
+            <w:r>
+              <w:rPr>
+                <w:rFonts w:ascii="Times New Roman" w:hAnsi="Times New Roman" w:cs="Times New Roman"/>
+                <w:sz w:val="26"/>
+                <w:szCs w:val="26"/>
+              </w:rPr>
+            </w:r>
           </w:p>
         </w:tc>
         <w:tc>
@@ -8496,6 +9317,13 @@
                 <w:szCs w:val="26"/>
               </w:rPr>
             </w:pPr>
+            <w:r>
+              <w:rPr>
+                <w:rFonts w:ascii="Times New Roman" w:hAnsi="Times New Roman" w:cs="Times New Roman"/>
+                <w:sz w:val="26"/>
+                <w:szCs w:val="26"/>
+              </w:rPr>
+            </w:r>
           </w:p>
         </w:tc>
         <w:tc>
@@ -8517,6 +9345,13 @@
                 <w:szCs w:val="26"/>
               </w:rPr>
             </w:pPr>
+            <w:r>
+              <w:rPr>
+                <w:rFonts w:ascii="Times New Roman" w:hAnsi="Times New Roman" w:cs="Times New Roman"/>
+                <w:sz w:val="26"/>
+                <w:szCs w:val="26"/>
+              </w:rPr>
+            </w:r>
           </w:p>
         </w:tc>
         <w:tc>
@@ -8538,6 +9373,13 @@
                 <w:szCs w:val="26"/>
               </w:rPr>
             </w:pPr>
+            <w:r>
+              <w:rPr>
+                <w:rFonts w:ascii="Times New Roman" w:hAnsi="Times New Roman" w:cs="Times New Roman"/>
+                <w:sz w:val="26"/>
+                <w:szCs w:val="26"/>
+              </w:rPr>
+            </w:r>
           </w:p>
         </w:tc>
       </w:tr>
@@ -8617,6 +9459,12 @@
                 <w:szCs w:val="26"/>
               </w:rPr>
             </w:pPr>
+            <w:r>
+              <w:rPr>
+                <w:rFonts w:ascii="Times New Roman" w:hAnsi="Times New Roman"/>
+                <w:sz w:val="26"/>
+              </w:rPr>
+            </w:r>
           </w:p>
         </w:tc>
         <w:tc>
@@ -8638,6 +9486,12 @@
                 <w:szCs w:val="26"/>
               </w:rPr>
             </w:pPr>
+            <w:r>
+              <w:rPr>
+                <w:rFonts w:ascii="Times New Roman" w:hAnsi="Times New Roman"/>
+                <w:sz w:val="26"/>
+              </w:rPr>
+            </w:r>
           </w:p>
         </w:tc>
         <w:tc>
@@ -8659,6 +9513,12 @@
                 <w:szCs w:val="26"/>
               </w:rPr>
             </w:pPr>
+            <w:r>
+              <w:rPr>
+                <w:rFonts w:ascii="Times New Roman" w:hAnsi="Times New Roman"/>
+                <w:sz w:val="26"/>
+              </w:rPr>
+            </w:r>
           </w:p>
         </w:tc>
         <w:tc>
@@ -8680,6 +9540,12 @@
                 <w:szCs w:val="26"/>
               </w:rPr>
             </w:pPr>
+            <w:r>
+              <w:rPr>
+                <w:rFonts w:ascii="Times New Roman" w:hAnsi="Times New Roman"/>
+                <w:sz w:val="26"/>
+              </w:rPr>
+            </w:r>
           </w:p>
         </w:tc>
         <w:tc>
@@ -8701,6 +9567,12 @@
                 <w:szCs w:val="26"/>
               </w:rPr>
             </w:pPr>
+            <w:r>
+              <w:rPr>
+                <w:rFonts w:ascii="Times New Roman" w:hAnsi="Times New Roman"/>
+                <w:sz w:val="26"/>
+              </w:rPr>
+            </w:r>
           </w:p>
         </w:tc>
       </w:tr>
@@ -8877,7 +9749,7 @@
                 <w:sz w:val="26"/>
                 <w:szCs w:val="26"/>
               </w:rPr>
-              <w:t>Bài 3. Thực hành khai thác thông tin số</w:t>
+              <w:t>Bài 2. Thông tin trong môi trường số (Tiết 1)</w:t>
             </w:r>
           </w:p>
         </w:tc>
@@ -9077,7 +9949,7 @@
                 <w:sz w:val="26"/>
                 <w:szCs w:val="26"/>
               </w:rPr>
-              <w:t>Ôn tập Đánh giá định kỳ 1</w:t>
+              <w:t>Bài 2. Thông tin trong môi trường số (Tiết 2)</w:t>
             </w:r>
           </w:p>
         </w:tc>
@@ -9184,6 +10056,13 @@
                 <w:szCs w:val="26"/>
               </w:rPr>
             </w:pPr>
+            <w:r>
+              <w:rPr>
+                <w:rFonts w:ascii="Times New Roman" w:hAnsi="Times New Roman" w:cs="Times New Roman"/>
+                <w:sz w:val="26"/>
+                <w:szCs w:val="26"/>
+              </w:rPr>
+            </w:r>
           </w:p>
         </w:tc>
         <w:tc>
@@ -9205,6 +10084,13 @@
                 <w:szCs w:val="26"/>
               </w:rPr>
             </w:pPr>
+            <w:r>
+              <w:rPr>
+                <w:rFonts w:ascii="Times New Roman" w:hAnsi="Times New Roman" w:cs="Times New Roman"/>
+                <w:sz w:val="26"/>
+                <w:szCs w:val="26"/>
+              </w:rPr>
+            </w:r>
           </w:p>
         </w:tc>
         <w:tc>
@@ -9226,6 +10112,13 @@
                 <w:szCs w:val="26"/>
               </w:rPr>
             </w:pPr>
+            <w:r>
+              <w:rPr>
+                <w:rFonts w:ascii="Times New Roman" w:hAnsi="Times New Roman" w:cs="Times New Roman"/>
+                <w:sz w:val="26"/>
+                <w:szCs w:val="26"/>
+              </w:rPr>
+            </w:r>
           </w:p>
         </w:tc>
         <w:tc>
@@ -9247,6 +10140,13 @@
                 <w:szCs w:val="26"/>
               </w:rPr>
             </w:pPr>
+            <w:r>
+              <w:rPr>
+                <w:rFonts w:ascii="Times New Roman" w:hAnsi="Times New Roman" w:cs="Times New Roman"/>
+                <w:sz w:val="26"/>
+                <w:szCs w:val="26"/>
+              </w:rPr>
+            </w:r>
           </w:p>
         </w:tc>
         <w:tc>
@@ -9268,6 +10168,13 @@
                 <w:szCs w:val="26"/>
               </w:rPr>
             </w:pPr>
+            <w:r>
+              <w:rPr>
+                <w:rFonts w:ascii="Times New Roman" w:hAnsi="Times New Roman" w:cs="Times New Roman"/>
+                <w:sz w:val="26"/>
+                <w:szCs w:val="26"/>
+              </w:rPr>
+            </w:r>
           </w:p>
         </w:tc>
       </w:tr>
@@ -9344,6 +10251,12 @@
                 <w:szCs w:val="26"/>
               </w:rPr>
             </w:pPr>
+            <w:r>
+              <w:rPr>
+                <w:rFonts w:ascii="Times New Roman" w:hAnsi="Times New Roman"/>
+                <w:sz w:val="26"/>
+              </w:rPr>
+            </w:r>
           </w:p>
         </w:tc>
         <w:tc>
@@ -9365,6 +10278,12 @@
                 <w:szCs w:val="26"/>
               </w:rPr>
             </w:pPr>
+            <w:r>
+              <w:rPr>
+                <w:rFonts w:ascii="Times New Roman" w:hAnsi="Times New Roman"/>
+                <w:sz w:val="26"/>
+              </w:rPr>
+            </w:r>
           </w:p>
         </w:tc>
         <w:tc>
@@ -9386,6 +10305,12 @@
                 <w:szCs w:val="26"/>
               </w:rPr>
             </w:pPr>
+            <w:r>
+              <w:rPr>
+                <w:rFonts w:ascii="Times New Roman" w:hAnsi="Times New Roman"/>
+                <w:sz w:val="26"/>
+              </w:rPr>
+            </w:r>
           </w:p>
         </w:tc>
         <w:tc>
@@ -9407,6 +10332,12 @@
                 <w:szCs w:val="26"/>
               </w:rPr>
             </w:pPr>
+            <w:r>
+              <w:rPr>
+                <w:rFonts w:ascii="Times New Roman" w:hAnsi="Times New Roman"/>
+                <w:sz w:val="26"/>
+              </w:rPr>
+            </w:r>
           </w:p>
         </w:tc>
         <w:tc>
@@ -9428,6 +10359,12 @@
                 <w:szCs w:val="26"/>
               </w:rPr>
             </w:pPr>
+            <w:r>
+              <w:rPr>
+                <w:rFonts w:ascii="Times New Roman" w:hAnsi="Times New Roman"/>
+                <w:sz w:val="26"/>
+              </w:rPr>
+            </w:r>
           </w:p>
         </w:tc>
       </w:tr>
@@ -9504,6 +10441,12 @@
                 <w:szCs w:val="26"/>
               </w:rPr>
             </w:pPr>
+            <w:r>
+              <w:rPr>
+                <w:rFonts w:ascii="Times New Roman" w:hAnsi="Times New Roman"/>
+                <w:sz w:val="26"/>
+              </w:rPr>
+            </w:r>
           </w:p>
         </w:tc>
         <w:tc>
@@ -9525,6 +10468,12 @@
                 <w:szCs w:val="26"/>
               </w:rPr>
             </w:pPr>
+            <w:r>
+              <w:rPr>
+                <w:rFonts w:ascii="Times New Roman" w:hAnsi="Times New Roman"/>
+                <w:sz w:val="26"/>
+              </w:rPr>
+            </w:r>
           </w:p>
         </w:tc>
         <w:tc>
@@ -9546,6 +10495,12 @@
                 <w:szCs w:val="26"/>
               </w:rPr>
             </w:pPr>
+            <w:r>
+              <w:rPr>
+                <w:rFonts w:ascii="Times New Roman" w:hAnsi="Times New Roman"/>
+                <w:sz w:val="26"/>
+              </w:rPr>
+            </w:r>
           </w:p>
         </w:tc>
         <w:tc>
@@ -9567,6 +10522,12 @@
                 <w:szCs w:val="26"/>
               </w:rPr>
             </w:pPr>
+            <w:r>
+              <w:rPr>
+                <w:rFonts w:ascii="Times New Roman" w:hAnsi="Times New Roman"/>
+                <w:sz w:val="26"/>
+              </w:rPr>
+            </w:r>
           </w:p>
         </w:tc>
         <w:tc>
@@ -9588,6 +10549,12 @@
                 <w:szCs w:val="26"/>
               </w:rPr>
             </w:pPr>
+            <w:r>
+              <w:rPr>
+                <w:rFonts w:ascii="Times New Roman" w:hAnsi="Times New Roman"/>
+                <w:sz w:val="26"/>
+              </w:rPr>
+            </w:r>
           </w:p>
         </w:tc>
       </w:tr>
@@ -9682,6 +10649,27 @@
               <w:br/>
               <w:t>…………………………………………………………………</w:t>
             </w:r>
+            <w:r>
+              <w:rPr>
+                <w:rFonts w:ascii="Times New Roman" w:hAnsi="Times New Roman" w:cs="Times New Roman"/>
+                <w:sz w:val="26"/>
+                <w:szCs w:val="26"/>
+              </w:rPr>
+            </w:r>
+            <w:r>
+              <w:rPr>
+                <w:rFonts w:ascii="Times New Roman" w:hAnsi="Times New Roman" w:cs="Times New Roman"/>
+                <w:sz w:val="26"/>
+                <w:szCs w:val="26"/>
+              </w:rPr>
+            </w:r>
+            <w:r>
+              <w:rPr>
+                <w:rFonts w:ascii="Times New Roman" w:hAnsi="Times New Roman" w:cs="Times New Roman"/>
+                <w:sz w:val="26"/>
+                <w:szCs w:val="26"/>
+              </w:rPr>
+            </w:r>
           </w:p>
         </w:tc>
         <w:tc>
@@ -9699,2162 +10687,34 @@
             </w:pPr>
             <w:r>
               <w:rPr>
-                <w:rFonts w:ascii="Times New Roman" w:hAnsi="Times New Roman" w:cs="Times New Roman"/>
-                <w:sz w:val="26"/>
-                <w:szCs w:val="26"/>
-              </w:rPr>
-              <w:t>Ngày   tháng  năm 2026</w:t>
-            </w:r>
-            <w:r>
-              <w:rPr>
-                <w:rFonts w:ascii="Times New Roman" w:hAnsi="Times New Roman" w:cs="Times New Roman"/>
-                <w:sz w:val="26"/>
-                <w:szCs w:val="26"/>
-              </w:rPr>
+                <w:rFonts w:ascii="Times New Roman" w:hAnsi="Times New Roman"/>
+                <w:sz w:val="26"/>
+              </w:rPr>
+              <w:t>Ngày 21 tháng 8 năm 2026</w:t>
               <w:br/>
+            </w:r>
+            <w:r>
+              <w:rPr>
+                <w:rFonts w:ascii="Times New Roman" w:hAnsi="Times New Roman"/>
+                <w:sz w:val="26"/>
+              </w:rPr>
               <w:t>Tổ trưởng</w:t>
-            </w:r>
-          </w:p>
-          <w:p>
-            <w:pPr>
-              <w:jc w:val="center"/>
-              <w:rPr>
-                <w:rFonts w:ascii="Times New Roman" w:hAnsi="Times New Roman" w:cs="Times New Roman"/>
-                <w:sz w:val="26"/>
-                <w:szCs w:val="26"/>
-              </w:rPr>
-            </w:pPr>
-          </w:p>
-          <w:p>
-            <w:pPr>
-              <w:jc w:val="center"/>
-              <w:rPr>
-                <w:rFonts w:ascii="Times New Roman" w:hAnsi="Times New Roman" w:cs="Times New Roman"/>
-                <w:sz w:val="26"/>
-                <w:szCs w:val="26"/>
-              </w:rPr>
-            </w:pPr>
-          </w:p>
-          <w:p>
-            <w:pPr>
-              <w:jc w:val="center"/>
-              <w:rPr>
-                <w:rFonts w:ascii="Times New Roman" w:hAnsi="Times New Roman" w:cs="Times New Roman"/>
-                <w:sz w:val="26"/>
-                <w:szCs w:val="26"/>
-              </w:rPr>
-            </w:pPr>
-            <w:r>
-              <w:rPr>
-                <w:rFonts w:ascii="Times New Roman" w:hAnsi="Times New Roman" w:cs="Times New Roman"/>
-                <w:sz w:val="26"/>
-                <w:szCs w:val="26"/>
-              </w:rPr>
               <w:br/>
+              <w:br/>
+              <w:br/>
+              <w:br/>
+            </w:r>
+            <w:r>
+              <w:rPr>
+                <w:rFonts w:ascii="Times New Roman" w:hAnsi="Times New Roman"/>
+                <w:sz w:val="26"/>
+              </w:rPr>
               <w:t>Nguyễn Thị Ngọc Ánh</w:t>
-            </w:r>
-            <w:r>
-              <w:rPr>
-                <w:rFonts w:ascii="Times New Roman" w:hAnsi="Times New Roman" w:cs="Times New Roman"/>
-                <w:sz w:val="26"/>
-                <w:szCs w:val="26"/>
-              </w:rPr>
-              <w:br/>
             </w:r>
           </w:p>
         </w:tc>
       </w:tr>
     </w:tbl>
-    <w:p>
-      <w:r>
-        <w:br w:type="page"/>
-      </w:r>
-    </w:p>
-    <w:p>
-      <w:pPr>
-        <w:spacing w:after="0" w:line="240" w:lineRule="auto"/>
-        <w:rPr>
-          <w:b/>
-          <w:bCs/>
-          <w:color w:val="000000"/>
-          <w:sz w:val="28"/>
-          <w:szCs w:val="28"/>
-        </w:rPr>
-      </w:pPr>
-      <w:r>
-        <w:rPr>
-          <w:b/>
-          <w:bCs/>
-          <w:color w:val="000000"/>
-          <w:szCs w:val="28"/>
-        </w:rPr>
-        <w:lastRenderedPageBreak/>
-        <w:t>Nhận xét của BGH hoặc tổ trưởng chuyên môn về tiến độ thực hiện chương trình</w:t>
-      </w:r>
-    </w:p>
-    <w:p>
-      <w:pPr>
-        <w:spacing w:after="0" w:line="240" w:lineRule="auto"/>
-        <w:rPr>
-          <w:b/>
-          <w:bCs/>
-          <w:color w:val="000000"/>
-          <w:sz w:val="28"/>
-          <w:szCs w:val="28"/>
-        </w:rPr>
-      </w:pPr>
-    </w:p>
-    <w:tbl>
-      <w:tblPr>
-        <w:tblStyle w:val="TableGrid"/>
-        <w:tblW w:w="0" w:type="auto"/>
-        <w:tblBorders>
-          <w:top w:val="single" w:sz="4" w:space="0" w:color="000000"/>
-          <w:left w:val="single" w:sz="4" w:space="0" w:color="000000"/>
-          <w:bottom w:val="single" w:sz="4" w:space="0" w:color="000000"/>
-          <w:right w:val="single" w:sz="4" w:space="0" w:color="000000"/>
-          <w:insideH w:val="single" w:sz="4" w:space="0" w:color="000000"/>
-          <w:insideV w:val="single" w:sz="4" w:space="0" w:color="000000"/>
-        </w:tblBorders>
-        <w:tblLook w:val="04A0" w:firstRow="1" w:lastRow="0" w:firstColumn="1" w:lastColumn="0" w:noHBand="0" w:noVBand="1"/>
-      </w:tblPr>
-      <w:tblGrid>
-        <w:gridCol w:w="1555"/>
-        <w:gridCol w:w="6237"/>
-        <w:gridCol w:w="2208"/>
-      </w:tblGrid>
-      <w:tr>
-        <w:tc>
-          <w:tcPr>
-            <w:tcW w:w="1555" w:type="dxa"/>
-          </w:tcPr>
-          <w:p>
-            <w:pPr>
-              <w:spacing w:line="276" w:lineRule="auto"/>
-              <w:jc w:val="center"/>
-              <w:rPr>
-                <w:rFonts w:cs="Times New Roman"/>
-                <w:b/>
-                <w:bCs/>
-                <w:color w:val="000000"/>
-                <w:szCs w:val="26"/>
-              </w:rPr>
-            </w:pPr>
-            <w:r>
-              <w:rPr>
-                <w:rFonts w:cs="Times New Roman"/>
-                <w:b/>
-                <w:bCs/>
-                <w:color w:val="000000"/>
-                <w:szCs w:val="26"/>
-              </w:rPr>
-              <w:t>Ngày/tháng</w:t>
-            </w:r>
-          </w:p>
-        </w:tc>
-        <w:tc>
-          <w:tcPr>
-            <w:tcW w:w="6237" w:type="dxa"/>
-          </w:tcPr>
-          <w:p>
-            <w:pPr>
-              <w:spacing w:line="276" w:lineRule="auto"/>
-              <w:jc w:val="center"/>
-              <w:rPr>
-                <w:rFonts w:cs="Times New Roman"/>
-                <w:b/>
-                <w:bCs/>
-                <w:color w:val="000000"/>
-                <w:szCs w:val="26"/>
-              </w:rPr>
-            </w:pPr>
-            <w:r>
-              <w:rPr>
-                <w:rFonts w:cs="Times New Roman"/>
-                <w:b/>
-                <w:bCs/>
-                <w:color w:val="000000"/>
-                <w:szCs w:val="26"/>
-              </w:rPr>
-              <w:t>Nhận xét</w:t>
-            </w:r>
-          </w:p>
-        </w:tc>
-        <w:tc>
-          <w:tcPr>
-            <w:tcW w:w="2208" w:type="dxa"/>
-          </w:tcPr>
-          <w:p>
-            <w:pPr>
-              <w:spacing w:line="276" w:lineRule="auto"/>
-              <w:jc w:val="center"/>
-              <w:rPr>
-                <w:rFonts w:cs="Times New Roman"/>
-                <w:b/>
-                <w:bCs/>
-                <w:color w:val="000000"/>
-                <w:szCs w:val="26"/>
-              </w:rPr>
-            </w:pPr>
-            <w:r>
-              <w:rPr>
-                <w:rFonts w:cs="Times New Roman"/>
-                <w:b/>
-                <w:bCs/>
-                <w:color w:val="000000"/>
-                <w:szCs w:val="26"/>
-              </w:rPr>
-              <w:t>Chữ ký</w:t>
-            </w:r>
-          </w:p>
-        </w:tc>
-      </w:tr>
-      <w:tr>
-        <w:tc>
-          <w:tcPr>
-            <w:tcW w:w="1555" w:type="dxa"/>
-          </w:tcPr>
-          <w:p>
-            <w:pPr>
-              <w:spacing w:line="276" w:lineRule="auto"/>
-              <w:rPr>
-                <w:rFonts w:cs="Times New Roman"/>
-                <w:b/>
-                <w:bCs/>
-                <w:color w:val="000000"/>
-                <w:szCs w:val="26"/>
-              </w:rPr>
-            </w:pPr>
-          </w:p>
-        </w:tc>
-        <w:tc>
-          <w:tcPr>
-            <w:tcW w:w="6237" w:type="dxa"/>
-          </w:tcPr>
-          <w:p>
-            <w:pPr>
-              <w:spacing w:line="276" w:lineRule="auto"/>
-              <w:rPr>
-                <w:rFonts w:cs="Times New Roman"/>
-                <w:b/>
-                <w:bCs/>
-                <w:color w:val="000000"/>
-                <w:szCs w:val="26"/>
-              </w:rPr>
-            </w:pPr>
-          </w:p>
-        </w:tc>
-        <w:tc>
-          <w:tcPr>
-            <w:tcW w:w="2208" w:type="dxa"/>
-          </w:tcPr>
-          <w:p>
-            <w:pPr>
-              <w:spacing w:line="276" w:lineRule="auto"/>
-              <w:rPr>
-                <w:rFonts w:cs="Times New Roman"/>
-                <w:b/>
-                <w:bCs/>
-                <w:color w:val="000000"/>
-                <w:szCs w:val="26"/>
-              </w:rPr>
-            </w:pPr>
-          </w:p>
-        </w:tc>
-      </w:tr>
-      <w:tr>
-        <w:tc>
-          <w:tcPr>
-            <w:tcW w:w="1555" w:type="dxa"/>
-          </w:tcPr>
-          <w:p>
-            <w:pPr>
-              <w:spacing w:line="276" w:lineRule="auto"/>
-              <w:rPr>
-                <w:b/>
-                <w:bCs/>
-                <w:color w:val="000000"/>
-              </w:rPr>
-            </w:pPr>
-          </w:p>
-        </w:tc>
-        <w:tc>
-          <w:tcPr>
-            <w:tcW w:w="6237" w:type="dxa"/>
-          </w:tcPr>
-          <w:p>
-            <w:pPr>
-              <w:spacing w:line="276" w:lineRule="auto"/>
-              <w:rPr>
-                <w:b/>
-                <w:bCs/>
-                <w:color w:val="000000"/>
-              </w:rPr>
-            </w:pPr>
-          </w:p>
-        </w:tc>
-        <w:tc>
-          <w:tcPr>
-            <w:tcW w:w="2208" w:type="dxa"/>
-          </w:tcPr>
-          <w:p>
-            <w:pPr>
-              <w:spacing w:line="276" w:lineRule="auto"/>
-              <w:rPr>
-                <w:b/>
-                <w:bCs/>
-                <w:color w:val="000000"/>
-              </w:rPr>
-            </w:pPr>
-          </w:p>
-        </w:tc>
-      </w:tr>
-      <w:tr>
-        <w:tc>
-          <w:tcPr>
-            <w:tcW w:w="1555" w:type="dxa"/>
-          </w:tcPr>
-          <w:p>
-            <w:pPr>
-              <w:spacing w:line="276" w:lineRule="auto"/>
-              <w:rPr>
-                <w:b/>
-                <w:bCs/>
-                <w:color w:val="000000"/>
-              </w:rPr>
-            </w:pPr>
-          </w:p>
-        </w:tc>
-        <w:tc>
-          <w:tcPr>
-            <w:tcW w:w="6237" w:type="dxa"/>
-          </w:tcPr>
-          <w:p>
-            <w:pPr>
-              <w:spacing w:line="276" w:lineRule="auto"/>
-              <w:rPr>
-                <w:b/>
-                <w:bCs/>
-                <w:color w:val="000000"/>
-              </w:rPr>
-            </w:pPr>
-          </w:p>
-        </w:tc>
-        <w:tc>
-          <w:tcPr>
-            <w:tcW w:w="2208" w:type="dxa"/>
-          </w:tcPr>
-          <w:p>
-            <w:pPr>
-              <w:spacing w:line="276" w:lineRule="auto"/>
-              <w:rPr>
-                <w:b/>
-                <w:bCs/>
-                <w:color w:val="000000"/>
-              </w:rPr>
-            </w:pPr>
-          </w:p>
-        </w:tc>
-      </w:tr>
-      <w:tr>
-        <w:tc>
-          <w:tcPr>
-            <w:tcW w:w="1555" w:type="dxa"/>
-          </w:tcPr>
-          <w:p>
-            <w:pPr>
-              <w:spacing w:line="276" w:lineRule="auto"/>
-              <w:rPr>
-                <w:b/>
-                <w:bCs/>
-                <w:color w:val="000000"/>
-              </w:rPr>
-            </w:pPr>
-          </w:p>
-        </w:tc>
-        <w:tc>
-          <w:tcPr>
-            <w:tcW w:w="6237" w:type="dxa"/>
-          </w:tcPr>
-          <w:p>
-            <w:pPr>
-              <w:spacing w:line="276" w:lineRule="auto"/>
-              <w:rPr>
-                <w:b/>
-                <w:bCs/>
-                <w:color w:val="000000"/>
-              </w:rPr>
-            </w:pPr>
-          </w:p>
-        </w:tc>
-        <w:tc>
-          <w:tcPr>
-            <w:tcW w:w="2208" w:type="dxa"/>
-          </w:tcPr>
-          <w:p>
-            <w:pPr>
-              <w:spacing w:line="276" w:lineRule="auto"/>
-              <w:rPr>
-                <w:b/>
-                <w:bCs/>
-                <w:color w:val="000000"/>
-              </w:rPr>
-            </w:pPr>
-          </w:p>
-        </w:tc>
-      </w:tr>
-      <w:tr>
-        <w:tc>
-          <w:tcPr>
-            <w:tcW w:w="1555" w:type="dxa"/>
-          </w:tcPr>
-          <w:p>
-            <w:pPr>
-              <w:spacing w:line="276" w:lineRule="auto"/>
-              <w:rPr>
-                <w:b/>
-                <w:bCs/>
-                <w:color w:val="000000"/>
-              </w:rPr>
-            </w:pPr>
-          </w:p>
-        </w:tc>
-        <w:tc>
-          <w:tcPr>
-            <w:tcW w:w="6237" w:type="dxa"/>
-          </w:tcPr>
-          <w:p>
-            <w:pPr>
-              <w:spacing w:line="276" w:lineRule="auto"/>
-              <w:rPr>
-                <w:b/>
-                <w:bCs/>
-                <w:color w:val="000000"/>
-              </w:rPr>
-            </w:pPr>
-          </w:p>
-        </w:tc>
-        <w:tc>
-          <w:tcPr>
-            <w:tcW w:w="2208" w:type="dxa"/>
-          </w:tcPr>
-          <w:p>
-            <w:pPr>
-              <w:spacing w:line="276" w:lineRule="auto"/>
-              <w:rPr>
-                <w:b/>
-                <w:bCs/>
-                <w:color w:val="000000"/>
-              </w:rPr>
-            </w:pPr>
-          </w:p>
-        </w:tc>
-      </w:tr>
-      <w:tr>
-        <w:tc>
-          <w:tcPr>
-            <w:tcW w:w="1555" w:type="dxa"/>
-          </w:tcPr>
-          <w:p>
-            <w:pPr>
-              <w:spacing w:line="276" w:lineRule="auto"/>
-              <w:rPr>
-                <w:b/>
-                <w:bCs/>
-                <w:color w:val="000000"/>
-              </w:rPr>
-            </w:pPr>
-          </w:p>
-        </w:tc>
-        <w:tc>
-          <w:tcPr>
-            <w:tcW w:w="6237" w:type="dxa"/>
-          </w:tcPr>
-          <w:p>
-            <w:pPr>
-              <w:spacing w:line="276" w:lineRule="auto"/>
-              <w:rPr>
-                <w:b/>
-                <w:bCs/>
-                <w:color w:val="000000"/>
-              </w:rPr>
-            </w:pPr>
-          </w:p>
-        </w:tc>
-        <w:tc>
-          <w:tcPr>
-            <w:tcW w:w="2208" w:type="dxa"/>
-          </w:tcPr>
-          <w:p>
-            <w:pPr>
-              <w:spacing w:line="276" w:lineRule="auto"/>
-              <w:rPr>
-                <w:b/>
-                <w:bCs/>
-                <w:color w:val="000000"/>
-              </w:rPr>
-            </w:pPr>
-          </w:p>
-        </w:tc>
-      </w:tr>
-      <w:tr>
-        <w:tc>
-          <w:tcPr>
-            <w:tcW w:w="1555" w:type="dxa"/>
-          </w:tcPr>
-          <w:p>
-            <w:pPr>
-              <w:spacing w:line="276" w:lineRule="auto"/>
-              <w:rPr>
-                <w:b/>
-                <w:bCs/>
-                <w:color w:val="000000"/>
-              </w:rPr>
-            </w:pPr>
-          </w:p>
-        </w:tc>
-        <w:tc>
-          <w:tcPr>
-            <w:tcW w:w="6237" w:type="dxa"/>
-          </w:tcPr>
-          <w:p>
-            <w:pPr>
-              <w:spacing w:line="276" w:lineRule="auto"/>
-              <w:rPr>
-                <w:b/>
-                <w:bCs/>
-                <w:color w:val="000000"/>
-              </w:rPr>
-            </w:pPr>
-          </w:p>
-        </w:tc>
-        <w:tc>
-          <w:tcPr>
-            <w:tcW w:w="2208" w:type="dxa"/>
-          </w:tcPr>
-          <w:p>
-            <w:pPr>
-              <w:spacing w:line="276" w:lineRule="auto"/>
-              <w:rPr>
-                <w:b/>
-                <w:bCs/>
-                <w:color w:val="000000"/>
-              </w:rPr>
-            </w:pPr>
-          </w:p>
-        </w:tc>
-      </w:tr>
-      <w:tr>
-        <w:tc>
-          <w:tcPr>
-            <w:tcW w:w="1555" w:type="dxa"/>
-          </w:tcPr>
-          <w:p>
-            <w:pPr>
-              <w:spacing w:line="276" w:lineRule="auto"/>
-              <w:rPr>
-                <w:b/>
-                <w:bCs/>
-                <w:color w:val="000000"/>
-              </w:rPr>
-            </w:pPr>
-          </w:p>
-        </w:tc>
-        <w:tc>
-          <w:tcPr>
-            <w:tcW w:w="6237" w:type="dxa"/>
-          </w:tcPr>
-          <w:p>
-            <w:pPr>
-              <w:spacing w:line="276" w:lineRule="auto"/>
-              <w:rPr>
-                <w:b/>
-                <w:bCs/>
-                <w:color w:val="000000"/>
-              </w:rPr>
-            </w:pPr>
-          </w:p>
-        </w:tc>
-        <w:tc>
-          <w:tcPr>
-            <w:tcW w:w="2208" w:type="dxa"/>
-          </w:tcPr>
-          <w:p>
-            <w:pPr>
-              <w:spacing w:line="276" w:lineRule="auto"/>
-              <w:rPr>
-                <w:b/>
-                <w:bCs/>
-                <w:color w:val="000000"/>
-              </w:rPr>
-            </w:pPr>
-          </w:p>
-        </w:tc>
-      </w:tr>
-      <w:tr>
-        <w:tc>
-          <w:tcPr>
-            <w:tcW w:w="1555" w:type="dxa"/>
-          </w:tcPr>
-          <w:p>
-            <w:pPr>
-              <w:spacing w:line="276" w:lineRule="auto"/>
-              <w:rPr>
-                <w:b/>
-                <w:bCs/>
-                <w:color w:val="000000"/>
-              </w:rPr>
-            </w:pPr>
-          </w:p>
-        </w:tc>
-        <w:tc>
-          <w:tcPr>
-            <w:tcW w:w="6237" w:type="dxa"/>
-          </w:tcPr>
-          <w:p>
-            <w:pPr>
-              <w:spacing w:line="276" w:lineRule="auto"/>
-              <w:rPr>
-                <w:b/>
-                <w:bCs/>
-                <w:color w:val="000000"/>
-              </w:rPr>
-            </w:pPr>
-          </w:p>
-        </w:tc>
-        <w:tc>
-          <w:tcPr>
-            <w:tcW w:w="2208" w:type="dxa"/>
-          </w:tcPr>
-          <w:p>
-            <w:pPr>
-              <w:spacing w:line="276" w:lineRule="auto"/>
-              <w:rPr>
-                <w:b/>
-                <w:bCs/>
-                <w:color w:val="000000"/>
-              </w:rPr>
-            </w:pPr>
-          </w:p>
-        </w:tc>
-      </w:tr>
-      <w:tr>
-        <w:tc>
-          <w:tcPr>
-            <w:tcW w:w="1555" w:type="dxa"/>
-          </w:tcPr>
-          <w:p>
-            <w:pPr>
-              <w:spacing w:line="276" w:lineRule="auto"/>
-              <w:rPr>
-                <w:b/>
-                <w:bCs/>
-                <w:color w:val="000000"/>
-              </w:rPr>
-            </w:pPr>
-          </w:p>
-        </w:tc>
-        <w:tc>
-          <w:tcPr>
-            <w:tcW w:w="6237" w:type="dxa"/>
-          </w:tcPr>
-          <w:p>
-            <w:pPr>
-              <w:spacing w:line="276" w:lineRule="auto"/>
-              <w:rPr>
-                <w:b/>
-                <w:bCs/>
-                <w:color w:val="000000"/>
-              </w:rPr>
-            </w:pPr>
-          </w:p>
-        </w:tc>
-        <w:tc>
-          <w:tcPr>
-            <w:tcW w:w="2208" w:type="dxa"/>
-          </w:tcPr>
-          <w:p>
-            <w:pPr>
-              <w:spacing w:line="276" w:lineRule="auto"/>
-              <w:rPr>
-                <w:b/>
-                <w:bCs/>
-                <w:color w:val="000000"/>
-              </w:rPr>
-            </w:pPr>
-          </w:p>
-        </w:tc>
-      </w:tr>
-      <w:tr>
-        <w:tc>
-          <w:tcPr>
-            <w:tcW w:w="1555" w:type="dxa"/>
-          </w:tcPr>
-          <w:p>
-            <w:pPr>
-              <w:spacing w:line="276" w:lineRule="auto"/>
-              <w:rPr>
-                <w:b/>
-                <w:bCs/>
-                <w:color w:val="000000"/>
-              </w:rPr>
-            </w:pPr>
-          </w:p>
-        </w:tc>
-        <w:tc>
-          <w:tcPr>
-            <w:tcW w:w="6237" w:type="dxa"/>
-          </w:tcPr>
-          <w:p>
-            <w:pPr>
-              <w:spacing w:line="276" w:lineRule="auto"/>
-              <w:rPr>
-                <w:b/>
-                <w:bCs/>
-                <w:color w:val="000000"/>
-              </w:rPr>
-            </w:pPr>
-          </w:p>
-        </w:tc>
-        <w:tc>
-          <w:tcPr>
-            <w:tcW w:w="2208" w:type="dxa"/>
-          </w:tcPr>
-          <w:p>
-            <w:pPr>
-              <w:spacing w:line="276" w:lineRule="auto"/>
-              <w:rPr>
-                <w:b/>
-                <w:bCs/>
-                <w:color w:val="000000"/>
-              </w:rPr>
-            </w:pPr>
-          </w:p>
-        </w:tc>
-      </w:tr>
-      <w:tr>
-        <w:tc>
-          <w:tcPr>
-            <w:tcW w:w="1555" w:type="dxa"/>
-          </w:tcPr>
-          <w:p>
-            <w:pPr>
-              <w:spacing w:line="276" w:lineRule="auto"/>
-              <w:rPr>
-                <w:b/>
-                <w:bCs/>
-                <w:color w:val="000000"/>
-              </w:rPr>
-            </w:pPr>
-          </w:p>
-        </w:tc>
-        <w:tc>
-          <w:tcPr>
-            <w:tcW w:w="6237" w:type="dxa"/>
-          </w:tcPr>
-          <w:p>
-            <w:pPr>
-              <w:spacing w:line="276" w:lineRule="auto"/>
-              <w:rPr>
-                <w:b/>
-                <w:bCs/>
-                <w:color w:val="000000"/>
-              </w:rPr>
-            </w:pPr>
-          </w:p>
-        </w:tc>
-        <w:tc>
-          <w:tcPr>
-            <w:tcW w:w="2208" w:type="dxa"/>
-          </w:tcPr>
-          <w:p>
-            <w:pPr>
-              <w:spacing w:line="276" w:lineRule="auto"/>
-              <w:rPr>
-                <w:b/>
-                <w:bCs/>
-                <w:color w:val="000000"/>
-              </w:rPr>
-            </w:pPr>
-          </w:p>
-        </w:tc>
-      </w:tr>
-      <w:tr>
-        <w:tc>
-          <w:tcPr>
-            <w:tcW w:w="1555" w:type="dxa"/>
-          </w:tcPr>
-          <w:p>
-            <w:pPr>
-              <w:spacing w:line="276" w:lineRule="auto"/>
-              <w:rPr>
-                <w:b/>
-                <w:bCs/>
-                <w:color w:val="000000"/>
-              </w:rPr>
-            </w:pPr>
-          </w:p>
-        </w:tc>
-        <w:tc>
-          <w:tcPr>
-            <w:tcW w:w="6237" w:type="dxa"/>
-          </w:tcPr>
-          <w:p>
-            <w:pPr>
-              <w:spacing w:line="276" w:lineRule="auto"/>
-              <w:rPr>
-                <w:b/>
-                <w:bCs/>
-                <w:color w:val="000000"/>
-              </w:rPr>
-            </w:pPr>
-          </w:p>
-        </w:tc>
-        <w:tc>
-          <w:tcPr>
-            <w:tcW w:w="2208" w:type="dxa"/>
-          </w:tcPr>
-          <w:p>
-            <w:pPr>
-              <w:spacing w:line="276" w:lineRule="auto"/>
-              <w:rPr>
-                <w:b/>
-                <w:bCs/>
-                <w:color w:val="000000"/>
-              </w:rPr>
-            </w:pPr>
-          </w:p>
-        </w:tc>
-      </w:tr>
-      <w:tr>
-        <w:tc>
-          <w:tcPr>
-            <w:tcW w:w="1555" w:type="dxa"/>
-          </w:tcPr>
-          <w:p>
-            <w:pPr>
-              <w:spacing w:line="276" w:lineRule="auto"/>
-              <w:rPr>
-                <w:b/>
-                <w:bCs/>
-                <w:color w:val="000000"/>
-              </w:rPr>
-            </w:pPr>
-          </w:p>
-        </w:tc>
-        <w:tc>
-          <w:tcPr>
-            <w:tcW w:w="6237" w:type="dxa"/>
-          </w:tcPr>
-          <w:p>
-            <w:pPr>
-              <w:spacing w:line="276" w:lineRule="auto"/>
-              <w:rPr>
-                <w:b/>
-                <w:bCs/>
-                <w:color w:val="000000"/>
-              </w:rPr>
-            </w:pPr>
-          </w:p>
-        </w:tc>
-        <w:tc>
-          <w:tcPr>
-            <w:tcW w:w="2208" w:type="dxa"/>
-          </w:tcPr>
-          <w:p>
-            <w:pPr>
-              <w:spacing w:line="276" w:lineRule="auto"/>
-              <w:rPr>
-                <w:b/>
-                <w:bCs/>
-                <w:color w:val="000000"/>
-              </w:rPr>
-            </w:pPr>
-          </w:p>
-        </w:tc>
-      </w:tr>
-      <w:tr>
-        <w:tc>
-          <w:tcPr>
-            <w:tcW w:w="1555" w:type="dxa"/>
-          </w:tcPr>
-          <w:p>
-            <w:pPr>
-              <w:spacing w:line="276" w:lineRule="auto"/>
-              <w:rPr>
-                <w:b/>
-                <w:bCs/>
-                <w:color w:val="000000"/>
-              </w:rPr>
-            </w:pPr>
-          </w:p>
-        </w:tc>
-        <w:tc>
-          <w:tcPr>
-            <w:tcW w:w="6237" w:type="dxa"/>
-          </w:tcPr>
-          <w:p>
-            <w:pPr>
-              <w:spacing w:line="276" w:lineRule="auto"/>
-              <w:rPr>
-                <w:b/>
-                <w:bCs/>
-                <w:color w:val="000000"/>
-              </w:rPr>
-            </w:pPr>
-          </w:p>
-        </w:tc>
-        <w:tc>
-          <w:tcPr>
-            <w:tcW w:w="2208" w:type="dxa"/>
-          </w:tcPr>
-          <w:p>
-            <w:pPr>
-              <w:spacing w:line="276" w:lineRule="auto"/>
-              <w:rPr>
-                <w:b/>
-                <w:bCs/>
-                <w:color w:val="000000"/>
-              </w:rPr>
-            </w:pPr>
-          </w:p>
-        </w:tc>
-      </w:tr>
-      <w:tr>
-        <w:tc>
-          <w:tcPr>
-            <w:tcW w:w="1555" w:type="dxa"/>
-          </w:tcPr>
-          <w:p>
-            <w:pPr>
-              <w:spacing w:line="276" w:lineRule="auto"/>
-              <w:rPr>
-                <w:b/>
-                <w:bCs/>
-                <w:color w:val="000000"/>
-              </w:rPr>
-            </w:pPr>
-          </w:p>
-        </w:tc>
-        <w:tc>
-          <w:tcPr>
-            <w:tcW w:w="6237" w:type="dxa"/>
-          </w:tcPr>
-          <w:p>
-            <w:pPr>
-              <w:spacing w:line="276" w:lineRule="auto"/>
-              <w:rPr>
-                <w:b/>
-                <w:bCs/>
-                <w:color w:val="000000"/>
-              </w:rPr>
-            </w:pPr>
-          </w:p>
-        </w:tc>
-        <w:tc>
-          <w:tcPr>
-            <w:tcW w:w="2208" w:type="dxa"/>
-          </w:tcPr>
-          <w:p>
-            <w:pPr>
-              <w:spacing w:line="276" w:lineRule="auto"/>
-              <w:rPr>
-                <w:b/>
-                <w:bCs/>
-                <w:color w:val="000000"/>
-              </w:rPr>
-            </w:pPr>
-          </w:p>
-        </w:tc>
-      </w:tr>
-      <w:tr>
-        <w:tc>
-          <w:tcPr>
-            <w:tcW w:w="1555" w:type="dxa"/>
-          </w:tcPr>
-          <w:p>
-            <w:pPr>
-              <w:spacing w:line="276" w:lineRule="auto"/>
-              <w:rPr>
-                <w:b/>
-                <w:bCs/>
-                <w:color w:val="000000"/>
-              </w:rPr>
-            </w:pPr>
-          </w:p>
-        </w:tc>
-        <w:tc>
-          <w:tcPr>
-            <w:tcW w:w="6237" w:type="dxa"/>
-          </w:tcPr>
-          <w:p>
-            <w:pPr>
-              <w:spacing w:line="276" w:lineRule="auto"/>
-              <w:rPr>
-                <w:b/>
-                <w:bCs/>
-                <w:color w:val="000000"/>
-              </w:rPr>
-            </w:pPr>
-          </w:p>
-        </w:tc>
-        <w:tc>
-          <w:tcPr>
-            <w:tcW w:w="2208" w:type="dxa"/>
-          </w:tcPr>
-          <w:p>
-            <w:pPr>
-              <w:spacing w:line="276" w:lineRule="auto"/>
-              <w:rPr>
-                <w:b/>
-                <w:bCs/>
-                <w:color w:val="000000"/>
-              </w:rPr>
-            </w:pPr>
-          </w:p>
-        </w:tc>
-      </w:tr>
-      <w:tr>
-        <w:tc>
-          <w:tcPr>
-            <w:tcW w:w="1555" w:type="dxa"/>
-          </w:tcPr>
-          <w:p>
-            <w:pPr>
-              <w:spacing w:line="276" w:lineRule="auto"/>
-              <w:rPr>
-                <w:b/>
-                <w:bCs/>
-                <w:color w:val="000000"/>
-              </w:rPr>
-            </w:pPr>
-          </w:p>
-        </w:tc>
-        <w:tc>
-          <w:tcPr>
-            <w:tcW w:w="6237" w:type="dxa"/>
-          </w:tcPr>
-          <w:p>
-            <w:pPr>
-              <w:spacing w:line="276" w:lineRule="auto"/>
-              <w:rPr>
-                <w:b/>
-                <w:bCs/>
-                <w:color w:val="000000"/>
-              </w:rPr>
-            </w:pPr>
-          </w:p>
-        </w:tc>
-        <w:tc>
-          <w:tcPr>
-            <w:tcW w:w="2208" w:type="dxa"/>
-          </w:tcPr>
-          <w:p>
-            <w:pPr>
-              <w:spacing w:line="276" w:lineRule="auto"/>
-              <w:rPr>
-                <w:b/>
-                <w:bCs/>
-                <w:color w:val="000000"/>
-              </w:rPr>
-            </w:pPr>
-          </w:p>
-        </w:tc>
-      </w:tr>
-      <w:tr>
-        <w:tc>
-          <w:tcPr>
-            <w:tcW w:w="1555" w:type="dxa"/>
-          </w:tcPr>
-          <w:p>
-            <w:pPr>
-              <w:spacing w:line="276" w:lineRule="auto"/>
-              <w:rPr>
-                <w:b/>
-                <w:bCs/>
-                <w:color w:val="000000"/>
-              </w:rPr>
-            </w:pPr>
-          </w:p>
-        </w:tc>
-        <w:tc>
-          <w:tcPr>
-            <w:tcW w:w="6237" w:type="dxa"/>
-          </w:tcPr>
-          <w:p>
-            <w:pPr>
-              <w:spacing w:line="276" w:lineRule="auto"/>
-              <w:rPr>
-                <w:b/>
-                <w:bCs/>
-                <w:color w:val="000000"/>
-              </w:rPr>
-            </w:pPr>
-          </w:p>
-        </w:tc>
-        <w:tc>
-          <w:tcPr>
-            <w:tcW w:w="2208" w:type="dxa"/>
-          </w:tcPr>
-          <w:p>
-            <w:pPr>
-              <w:spacing w:line="276" w:lineRule="auto"/>
-              <w:rPr>
-                <w:b/>
-                <w:bCs/>
-                <w:color w:val="000000"/>
-              </w:rPr>
-            </w:pPr>
-          </w:p>
-        </w:tc>
-      </w:tr>
-      <w:tr>
-        <w:tc>
-          <w:tcPr>
-            <w:tcW w:w="1555" w:type="dxa"/>
-          </w:tcPr>
-          <w:p>
-            <w:pPr>
-              <w:spacing w:line="276" w:lineRule="auto"/>
-              <w:rPr>
-                <w:b/>
-                <w:bCs/>
-                <w:color w:val="000000"/>
-              </w:rPr>
-            </w:pPr>
-          </w:p>
-        </w:tc>
-        <w:tc>
-          <w:tcPr>
-            <w:tcW w:w="6237" w:type="dxa"/>
-          </w:tcPr>
-          <w:p>
-            <w:pPr>
-              <w:spacing w:line="276" w:lineRule="auto"/>
-              <w:rPr>
-                <w:b/>
-                <w:bCs/>
-                <w:color w:val="000000"/>
-              </w:rPr>
-            </w:pPr>
-          </w:p>
-        </w:tc>
-        <w:tc>
-          <w:tcPr>
-            <w:tcW w:w="2208" w:type="dxa"/>
-          </w:tcPr>
-          <w:p>
-            <w:pPr>
-              <w:spacing w:line="276" w:lineRule="auto"/>
-              <w:rPr>
-                <w:b/>
-                <w:bCs/>
-                <w:color w:val="000000"/>
-              </w:rPr>
-            </w:pPr>
-          </w:p>
-        </w:tc>
-      </w:tr>
-      <w:tr>
-        <w:tc>
-          <w:tcPr>
-            <w:tcW w:w="1555" w:type="dxa"/>
-          </w:tcPr>
-          <w:p>
-            <w:pPr>
-              <w:spacing w:line="276" w:lineRule="auto"/>
-              <w:rPr>
-                <w:b/>
-                <w:bCs/>
-                <w:color w:val="000000"/>
-              </w:rPr>
-            </w:pPr>
-          </w:p>
-        </w:tc>
-        <w:tc>
-          <w:tcPr>
-            <w:tcW w:w="6237" w:type="dxa"/>
-          </w:tcPr>
-          <w:p>
-            <w:pPr>
-              <w:spacing w:line="276" w:lineRule="auto"/>
-              <w:rPr>
-                <w:b/>
-                <w:bCs/>
-                <w:color w:val="000000"/>
-              </w:rPr>
-            </w:pPr>
-          </w:p>
-        </w:tc>
-        <w:tc>
-          <w:tcPr>
-            <w:tcW w:w="2208" w:type="dxa"/>
-          </w:tcPr>
-          <w:p>
-            <w:pPr>
-              <w:spacing w:line="276" w:lineRule="auto"/>
-              <w:rPr>
-                <w:b/>
-                <w:bCs/>
-                <w:color w:val="000000"/>
-              </w:rPr>
-            </w:pPr>
-          </w:p>
-        </w:tc>
-      </w:tr>
-      <w:tr>
-        <w:tc>
-          <w:tcPr>
-            <w:tcW w:w="1555" w:type="dxa"/>
-          </w:tcPr>
-          <w:p>
-            <w:pPr>
-              <w:spacing w:line="276" w:lineRule="auto"/>
-              <w:rPr>
-                <w:b/>
-                <w:bCs/>
-                <w:color w:val="000000"/>
-              </w:rPr>
-            </w:pPr>
-          </w:p>
-        </w:tc>
-        <w:tc>
-          <w:tcPr>
-            <w:tcW w:w="6237" w:type="dxa"/>
-          </w:tcPr>
-          <w:p>
-            <w:pPr>
-              <w:spacing w:line="276" w:lineRule="auto"/>
-              <w:rPr>
-                <w:b/>
-                <w:bCs/>
-                <w:color w:val="000000"/>
-              </w:rPr>
-            </w:pPr>
-          </w:p>
-        </w:tc>
-        <w:tc>
-          <w:tcPr>
-            <w:tcW w:w="2208" w:type="dxa"/>
-          </w:tcPr>
-          <w:p>
-            <w:pPr>
-              <w:spacing w:line="276" w:lineRule="auto"/>
-              <w:rPr>
-                <w:b/>
-                <w:bCs/>
-                <w:color w:val="000000"/>
-              </w:rPr>
-            </w:pPr>
-          </w:p>
-        </w:tc>
-      </w:tr>
-      <w:tr>
-        <w:tc>
-          <w:tcPr>
-            <w:tcW w:w="1555" w:type="dxa"/>
-          </w:tcPr>
-          <w:p>
-            <w:pPr>
-              <w:spacing w:line="276" w:lineRule="auto"/>
-              <w:rPr>
-                <w:b/>
-                <w:bCs/>
-                <w:color w:val="000000"/>
-              </w:rPr>
-            </w:pPr>
-          </w:p>
-        </w:tc>
-        <w:tc>
-          <w:tcPr>
-            <w:tcW w:w="6237" w:type="dxa"/>
-          </w:tcPr>
-          <w:p>
-            <w:pPr>
-              <w:spacing w:line="276" w:lineRule="auto"/>
-              <w:rPr>
-                <w:b/>
-                <w:bCs/>
-                <w:color w:val="000000"/>
-              </w:rPr>
-            </w:pPr>
-          </w:p>
-        </w:tc>
-        <w:tc>
-          <w:tcPr>
-            <w:tcW w:w="2208" w:type="dxa"/>
-          </w:tcPr>
-          <w:p>
-            <w:pPr>
-              <w:spacing w:line="276" w:lineRule="auto"/>
-              <w:rPr>
-                <w:b/>
-                <w:bCs/>
-                <w:color w:val="000000"/>
-              </w:rPr>
-            </w:pPr>
-          </w:p>
-        </w:tc>
-      </w:tr>
-      <w:tr>
-        <w:tc>
-          <w:tcPr>
-            <w:tcW w:w="1555" w:type="dxa"/>
-          </w:tcPr>
-          <w:p>
-            <w:pPr>
-              <w:spacing w:line="276" w:lineRule="auto"/>
-              <w:rPr>
-                <w:b/>
-                <w:bCs/>
-                <w:color w:val="000000"/>
-              </w:rPr>
-            </w:pPr>
-          </w:p>
-        </w:tc>
-        <w:tc>
-          <w:tcPr>
-            <w:tcW w:w="6237" w:type="dxa"/>
-          </w:tcPr>
-          <w:p>
-            <w:pPr>
-              <w:spacing w:line="276" w:lineRule="auto"/>
-              <w:rPr>
-                <w:b/>
-                <w:bCs/>
-                <w:color w:val="000000"/>
-              </w:rPr>
-            </w:pPr>
-          </w:p>
-        </w:tc>
-        <w:tc>
-          <w:tcPr>
-            <w:tcW w:w="2208" w:type="dxa"/>
-          </w:tcPr>
-          <w:p>
-            <w:pPr>
-              <w:spacing w:line="276" w:lineRule="auto"/>
-              <w:rPr>
-                <w:b/>
-                <w:bCs/>
-                <w:color w:val="000000"/>
-              </w:rPr>
-            </w:pPr>
-          </w:p>
-        </w:tc>
-      </w:tr>
-      <w:tr>
-        <w:tc>
-          <w:tcPr>
-            <w:tcW w:w="1555" w:type="dxa"/>
-          </w:tcPr>
-          <w:p>
-            <w:pPr>
-              <w:spacing w:line="276" w:lineRule="auto"/>
-              <w:rPr>
-                <w:b/>
-                <w:bCs/>
-                <w:color w:val="000000"/>
-              </w:rPr>
-            </w:pPr>
-          </w:p>
-        </w:tc>
-        <w:tc>
-          <w:tcPr>
-            <w:tcW w:w="6237" w:type="dxa"/>
-          </w:tcPr>
-          <w:p>
-            <w:pPr>
-              <w:spacing w:line="276" w:lineRule="auto"/>
-              <w:rPr>
-                <w:b/>
-                <w:bCs/>
-                <w:color w:val="000000"/>
-              </w:rPr>
-            </w:pPr>
-          </w:p>
-        </w:tc>
-        <w:tc>
-          <w:tcPr>
-            <w:tcW w:w="2208" w:type="dxa"/>
-          </w:tcPr>
-          <w:p>
-            <w:pPr>
-              <w:spacing w:line="276" w:lineRule="auto"/>
-              <w:rPr>
-                <w:b/>
-                <w:bCs/>
-                <w:color w:val="000000"/>
-              </w:rPr>
-            </w:pPr>
-          </w:p>
-        </w:tc>
-      </w:tr>
-      <w:tr>
-        <w:tc>
-          <w:tcPr>
-            <w:tcW w:w="1555" w:type="dxa"/>
-          </w:tcPr>
-          <w:p>
-            <w:pPr>
-              <w:spacing w:line="276" w:lineRule="auto"/>
-              <w:rPr>
-                <w:b/>
-                <w:bCs/>
-                <w:color w:val="000000"/>
-              </w:rPr>
-            </w:pPr>
-          </w:p>
-        </w:tc>
-        <w:tc>
-          <w:tcPr>
-            <w:tcW w:w="6237" w:type="dxa"/>
-          </w:tcPr>
-          <w:p>
-            <w:pPr>
-              <w:spacing w:line="276" w:lineRule="auto"/>
-              <w:rPr>
-                <w:b/>
-                <w:bCs/>
-                <w:color w:val="000000"/>
-              </w:rPr>
-            </w:pPr>
-          </w:p>
-        </w:tc>
-        <w:tc>
-          <w:tcPr>
-            <w:tcW w:w="2208" w:type="dxa"/>
-          </w:tcPr>
-          <w:p>
-            <w:pPr>
-              <w:spacing w:line="276" w:lineRule="auto"/>
-              <w:rPr>
-                <w:b/>
-                <w:bCs/>
-                <w:color w:val="000000"/>
-              </w:rPr>
-            </w:pPr>
-          </w:p>
-        </w:tc>
-      </w:tr>
-      <w:tr>
-        <w:tc>
-          <w:tcPr>
-            <w:tcW w:w="1555" w:type="dxa"/>
-          </w:tcPr>
-          <w:p>
-            <w:pPr>
-              <w:spacing w:line="276" w:lineRule="auto"/>
-              <w:rPr>
-                <w:b/>
-                <w:bCs/>
-                <w:color w:val="000000"/>
-              </w:rPr>
-            </w:pPr>
-          </w:p>
-        </w:tc>
-        <w:tc>
-          <w:tcPr>
-            <w:tcW w:w="6237" w:type="dxa"/>
-          </w:tcPr>
-          <w:p>
-            <w:pPr>
-              <w:spacing w:line="276" w:lineRule="auto"/>
-              <w:rPr>
-                <w:b/>
-                <w:bCs/>
-                <w:color w:val="000000"/>
-              </w:rPr>
-            </w:pPr>
-          </w:p>
-        </w:tc>
-        <w:tc>
-          <w:tcPr>
-            <w:tcW w:w="2208" w:type="dxa"/>
-          </w:tcPr>
-          <w:p>
-            <w:pPr>
-              <w:spacing w:line="276" w:lineRule="auto"/>
-              <w:rPr>
-                <w:b/>
-                <w:bCs/>
-                <w:color w:val="000000"/>
-              </w:rPr>
-            </w:pPr>
-          </w:p>
-        </w:tc>
-      </w:tr>
-      <w:tr>
-        <w:tc>
-          <w:tcPr>
-            <w:tcW w:w="1555" w:type="dxa"/>
-          </w:tcPr>
-          <w:p>
-            <w:pPr>
-              <w:spacing w:line="276" w:lineRule="auto"/>
-              <w:rPr>
-                <w:b/>
-                <w:bCs/>
-                <w:color w:val="000000"/>
-              </w:rPr>
-            </w:pPr>
-          </w:p>
-        </w:tc>
-        <w:tc>
-          <w:tcPr>
-            <w:tcW w:w="6237" w:type="dxa"/>
-          </w:tcPr>
-          <w:p>
-            <w:pPr>
-              <w:spacing w:line="276" w:lineRule="auto"/>
-              <w:rPr>
-                <w:b/>
-                <w:bCs/>
-                <w:color w:val="000000"/>
-              </w:rPr>
-            </w:pPr>
-          </w:p>
-        </w:tc>
-        <w:tc>
-          <w:tcPr>
-            <w:tcW w:w="2208" w:type="dxa"/>
-          </w:tcPr>
-          <w:p>
-            <w:pPr>
-              <w:spacing w:line="276" w:lineRule="auto"/>
-              <w:rPr>
-                <w:b/>
-                <w:bCs/>
-                <w:color w:val="000000"/>
-              </w:rPr>
-            </w:pPr>
-          </w:p>
-        </w:tc>
-      </w:tr>
-      <w:tr>
-        <w:tc>
-          <w:tcPr>
-            <w:tcW w:w="1555" w:type="dxa"/>
-          </w:tcPr>
-          <w:p>
-            <w:pPr>
-              <w:spacing w:line="276" w:lineRule="auto"/>
-              <w:rPr>
-                <w:b/>
-                <w:bCs/>
-                <w:color w:val="000000"/>
-              </w:rPr>
-            </w:pPr>
-          </w:p>
-        </w:tc>
-        <w:tc>
-          <w:tcPr>
-            <w:tcW w:w="6237" w:type="dxa"/>
-          </w:tcPr>
-          <w:p>
-            <w:pPr>
-              <w:spacing w:line="276" w:lineRule="auto"/>
-              <w:rPr>
-                <w:b/>
-                <w:bCs/>
-                <w:color w:val="000000"/>
-              </w:rPr>
-            </w:pPr>
-          </w:p>
-        </w:tc>
-        <w:tc>
-          <w:tcPr>
-            <w:tcW w:w="2208" w:type="dxa"/>
-          </w:tcPr>
-          <w:p>
-            <w:pPr>
-              <w:spacing w:line="276" w:lineRule="auto"/>
-              <w:rPr>
-                <w:b/>
-                <w:bCs/>
-                <w:color w:val="000000"/>
-              </w:rPr>
-            </w:pPr>
-          </w:p>
-        </w:tc>
-      </w:tr>
-      <w:tr>
-        <w:tc>
-          <w:tcPr>
-            <w:tcW w:w="1555" w:type="dxa"/>
-          </w:tcPr>
-          <w:p>
-            <w:pPr>
-              <w:spacing w:line="276" w:lineRule="auto"/>
-              <w:rPr>
-                <w:b/>
-                <w:bCs/>
-                <w:color w:val="000000"/>
-              </w:rPr>
-            </w:pPr>
-          </w:p>
-        </w:tc>
-        <w:tc>
-          <w:tcPr>
-            <w:tcW w:w="6237" w:type="dxa"/>
-          </w:tcPr>
-          <w:p>
-            <w:pPr>
-              <w:spacing w:line="276" w:lineRule="auto"/>
-              <w:rPr>
-                <w:b/>
-                <w:bCs/>
-                <w:color w:val="000000"/>
-              </w:rPr>
-            </w:pPr>
-          </w:p>
-        </w:tc>
-        <w:tc>
-          <w:tcPr>
-            <w:tcW w:w="2208" w:type="dxa"/>
-          </w:tcPr>
-          <w:p>
-            <w:pPr>
-              <w:spacing w:line="276" w:lineRule="auto"/>
-              <w:rPr>
-                <w:b/>
-                <w:bCs/>
-                <w:color w:val="000000"/>
-              </w:rPr>
-            </w:pPr>
-          </w:p>
-        </w:tc>
-      </w:tr>
-      <w:tr>
-        <w:tc>
-          <w:tcPr>
-            <w:tcW w:w="1555" w:type="dxa"/>
-          </w:tcPr>
-          <w:p>
-            <w:pPr>
-              <w:spacing w:line="276" w:lineRule="auto"/>
-              <w:rPr>
-                <w:b/>
-                <w:bCs/>
-                <w:color w:val="000000"/>
-              </w:rPr>
-            </w:pPr>
-          </w:p>
-        </w:tc>
-        <w:tc>
-          <w:tcPr>
-            <w:tcW w:w="6237" w:type="dxa"/>
-          </w:tcPr>
-          <w:p>
-            <w:pPr>
-              <w:spacing w:line="276" w:lineRule="auto"/>
-              <w:rPr>
-                <w:b/>
-                <w:bCs/>
-                <w:color w:val="000000"/>
-              </w:rPr>
-            </w:pPr>
-          </w:p>
-        </w:tc>
-        <w:tc>
-          <w:tcPr>
-            <w:tcW w:w="2208" w:type="dxa"/>
-          </w:tcPr>
-          <w:p>
-            <w:pPr>
-              <w:spacing w:line="276" w:lineRule="auto"/>
-              <w:rPr>
-                <w:b/>
-                <w:bCs/>
-                <w:color w:val="000000"/>
-              </w:rPr>
-            </w:pPr>
-          </w:p>
-        </w:tc>
-      </w:tr>
-      <w:tr>
-        <w:tc>
-          <w:tcPr>
-            <w:tcW w:w="1555" w:type="dxa"/>
-          </w:tcPr>
-          <w:p>
-            <w:pPr>
-              <w:spacing w:line="276" w:lineRule="auto"/>
-              <w:rPr>
-                <w:b/>
-                <w:bCs/>
-                <w:color w:val="000000"/>
-              </w:rPr>
-            </w:pPr>
-          </w:p>
-        </w:tc>
-        <w:tc>
-          <w:tcPr>
-            <w:tcW w:w="6237" w:type="dxa"/>
-          </w:tcPr>
-          <w:p>
-            <w:pPr>
-              <w:spacing w:line="276" w:lineRule="auto"/>
-              <w:rPr>
-                <w:b/>
-                <w:bCs/>
-                <w:color w:val="000000"/>
-              </w:rPr>
-            </w:pPr>
-          </w:p>
-        </w:tc>
-        <w:tc>
-          <w:tcPr>
-            <w:tcW w:w="2208" w:type="dxa"/>
-          </w:tcPr>
-          <w:p>
-            <w:pPr>
-              <w:spacing w:line="276" w:lineRule="auto"/>
-              <w:rPr>
-                <w:b/>
-                <w:bCs/>
-                <w:color w:val="000000"/>
-              </w:rPr>
-            </w:pPr>
-          </w:p>
-        </w:tc>
-      </w:tr>
-      <w:tr>
-        <w:tc>
-          <w:tcPr>
-            <w:tcW w:w="1555" w:type="dxa"/>
-          </w:tcPr>
-          <w:p>
-            <w:pPr>
-              <w:spacing w:line="276" w:lineRule="auto"/>
-              <w:rPr>
-                <w:b/>
-                <w:bCs/>
-                <w:color w:val="000000"/>
-              </w:rPr>
-            </w:pPr>
-          </w:p>
-        </w:tc>
-        <w:tc>
-          <w:tcPr>
-            <w:tcW w:w="6237" w:type="dxa"/>
-          </w:tcPr>
-          <w:p>
-            <w:pPr>
-              <w:spacing w:line="276" w:lineRule="auto"/>
-              <w:rPr>
-                <w:b/>
-                <w:bCs/>
-                <w:color w:val="000000"/>
-              </w:rPr>
-            </w:pPr>
-          </w:p>
-        </w:tc>
-        <w:tc>
-          <w:tcPr>
-            <w:tcW w:w="2208" w:type="dxa"/>
-          </w:tcPr>
-          <w:p>
-            <w:pPr>
-              <w:spacing w:line="276" w:lineRule="auto"/>
-              <w:rPr>
-                <w:b/>
-                <w:bCs/>
-                <w:color w:val="000000"/>
-              </w:rPr>
-            </w:pPr>
-          </w:p>
-        </w:tc>
-      </w:tr>
-      <w:tr>
-        <w:tc>
-          <w:tcPr>
-            <w:tcW w:w="1555" w:type="dxa"/>
-          </w:tcPr>
-          <w:p>
-            <w:pPr>
-              <w:spacing w:line="276" w:lineRule="auto"/>
-              <w:rPr>
-                <w:b/>
-                <w:bCs/>
-                <w:color w:val="000000"/>
-              </w:rPr>
-            </w:pPr>
-          </w:p>
-        </w:tc>
-        <w:tc>
-          <w:tcPr>
-            <w:tcW w:w="6237" w:type="dxa"/>
-          </w:tcPr>
-          <w:p>
-            <w:pPr>
-              <w:spacing w:line="276" w:lineRule="auto"/>
-              <w:rPr>
-                <w:b/>
-                <w:bCs/>
-                <w:color w:val="000000"/>
-              </w:rPr>
-            </w:pPr>
-          </w:p>
-        </w:tc>
-        <w:tc>
-          <w:tcPr>
-            <w:tcW w:w="2208" w:type="dxa"/>
-          </w:tcPr>
-          <w:p>
-            <w:pPr>
-              <w:spacing w:line="276" w:lineRule="auto"/>
-              <w:rPr>
-                <w:b/>
-                <w:bCs/>
-                <w:color w:val="000000"/>
-              </w:rPr>
-            </w:pPr>
-          </w:p>
-        </w:tc>
-      </w:tr>
-      <w:tr>
-        <w:tc>
-          <w:tcPr>
-            <w:tcW w:w="1555" w:type="dxa"/>
-          </w:tcPr>
-          <w:p>
-            <w:pPr>
-              <w:spacing w:line="276" w:lineRule="auto"/>
-              <w:rPr>
-                <w:b/>
-                <w:bCs/>
-                <w:color w:val="000000"/>
-              </w:rPr>
-            </w:pPr>
-          </w:p>
-        </w:tc>
-        <w:tc>
-          <w:tcPr>
-            <w:tcW w:w="6237" w:type="dxa"/>
-          </w:tcPr>
-          <w:p>
-            <w:pPr>
-              <w:spacing w:line="276" w:lineRule="auto"/>
-              <w:rPr>
-                <w:b/>
-                <w:bCs/>
-                <w:color w:val="000000"/>
-              </w:rPr>
-            </w:pPr>
-          </w:p>
-        </w:tc>
-        <w:tc>
-          <w:tcPr>
-            <w:tcW w:w="2208" w:type="dxa"/>
-          </w:tcPr>
-          <w:p>
-            <w:pPr>
-              <w:spacing w:line="276" w:lineRule="auto"/>
-              <w:rPr>
-                <w:b/>
-                <w:bCs/>
-                <w:color w:val="000000"/>
-              </w:rPr>
-            </w:pPr>
-          </w:p>
-        </w:tc>
-      </w:tr>
-      <w:tr>
-        <w:tc>
-          <w:tcPr>
-            <w:tcW w:w="1555" w:type="dxa"/>
-          </w:tcPr>
-          <w:p>
-            <w:pPr>
-              <w:spacing w:line="276" w:lineRule="auto"/>
-              <w:rPr>
-                <w:b/>
-                <w:bCs/>
-                <w:color w:val="000000"/>
-              </w:rPr>
-            </w:pPr>
-          </w:p>
-        </w:tc>
-        <w:tc>
-          <w:tcPr>
-            <w:tcW w:w="6237" w:type="dxa"/>
-          </w:tcPr>
-          <w:p>
-            <w:pPr>
-              <w:spacing w:line="276" w:lineRule="auto"/>
-              <w:rPr>
-                <w:b/>
-                <w:bCs/>
-                <w:color w:val="000000"/>
-              </w:rPr>
-            </w:pPr>
-          </w:p>
-        </w:tc>
-        <w:tc>
-          <w:tcPr>
-            <w:tcW w:w="2208" w:type="dxa"/>
-          </w:tcPr>
-          <w:p>
-            <w:pPr>
-              <w:spacing w:line="276" w:lineRule="auto"/>
-              <w:rPr>
-                <w:b/>
-                <w:bCs/>
-                <w:color w:val="000000"/>
-              </w:rPr>
-            </w:pPr>
-          </w:p>
-        </w:tc>
-      </w:tr>
-      <w:tr>
-        <w:tc>
-          <w:tcPr>
-            <w:tcW w:w="1555" w:type="dxa"/>
-          </w:tcPr>
-          <w:p>
-            <w:pPr>
-              <w:spacing w:line="276" w:lineRule="auto"/>
-              <w:rPr>
-                <w:b/>
-                <w:bCs/>
-                <w:color w:val="000000"/>
-              </w:rPr>
-            </w:pPr>
-          </w:p>
-        </w:tc>
-        <w:tc>
-          <w:tcPr>
-            <w:tcW w:w="6237" w:type="dxa"/>
-          </w:tcPr>
-          <w:p>
-            <w:pPr>
-              <w:spacing w:line="276" w:lineRule="auto"/>
-              <w:rPr>
-                <w:b/>
-                <w:bCs/>
-                <w:color w:val="000000"/>
-              </w:rPr>
-            </w:pPr>
-          </w:p>
-        </w:tc>
-        <w:tc>
-          <w:tcPr>
-            <w:tcW w:w="2208" w:type="dxa"/>
-          </w:tcPr>
-          <w:p>
-            <w:pPr>
-              <w:spacing w:line="276" w:lineRule="auto"/>
-              <w:rPr>
-                <w:b/>
-                <w:bCs/>
-                <w:color w:val="000000"/>
-              </w:rPr>
-            </w:pPr>
-          </w:p>
-        </w:tc>
-      </w:tr>
-      <w:tr>
-        <w:tc>
-          <w:tcPr>
-            <w:tcW w:w="1555" w:type="dxa"/>
-          </w:tcPr>
-          <w:p>
-            <w:pPr>
-              <w:spacing w:line="276" w:lineRule="auto"/>
-              <w:rPr>
-                <w:b/>
-                <w:bCs/>
-                <w:color w:val="000000"/>
-              </w:rPr>
-            </w:pPr>
-          </w:p>
-        </w:tc>
-        <w:tc>
-          <w:tcPr>
-            <w:tcW w:w="6237" w:type="dxa"/>
-          </w:tcPr>
-          <w:p>
-            <w:pPr>
-              <w:spacing w:line="276" w:lineRule="auto"/>
-              <w:rPr>
-                <w:b/>
-                <w:bCs/>
-                <w:color w:val="000000"/>
-              </w:rPr>
-            </w:pPr>
-          </w:p>
-        </w:tc>
-        <w:tc>
-          <w:tcPr>
-            <w:tcW w:w="2208" w:type="dxa"/>
-          </w:tcPr>
-          <w:p>
-            <w:pPr>
-              <w:spacing w:line="276" w:lineRule="auto"/>
-              <w:rPr>
-                <w:b/>
-                <w:bCs/>
-                <w:color w:val="000000"/>
-              </w:rPr>
-            </w:pPr>
-          </w:p>
-        </w:tc>
-      </w:tr>
-      <w:tr>
-        <w:tc>
-          <w:tcPr>
-            <w:tcW w:w="1555" w:type="dxa"/>
-          </w:tcPr>
-          <w:p>
-            <w:pPr>
-              <w:spacing w:line="276" w:lineRule="auto"/>
-              <w:rPr>
-                <w:b/>
-                <w:bCs/>
-                <w:color w:val="000000"/>
-              </w:rPr>
-            </w:pPr>
-          </w:p>
-        </w:tc>
-        <w:tc>
-          <w:tcPr>
-            <w:tcW w:w="6237" w:type="dxa"/>
-          </w:tcPr>
-          <w:p>
-            <w:pPr>
-              <w:spacing w:line="276" w:lineRule="auto"/>
-              <w:rPr>
-                <w:b/>
-                <w:bCs/>
-                <w:color w:val="000000"/>
-              </w:rPr>
-            </w:pPr>
-          </w:p>
-        </w:tc>
-        <w:tc>
-          <w:tcPr>
-            <w:tcW w:w="2208" w:type="dxa"/>
-          </w:tcPr>
-          <w:p>
-            <w:pPr>
-              <w:spacing w:line="276" w:lineRule="auto"/>
-              <w:rPr>
-                <w:b/>
-                <w:bCs/>
-                <w:color w:val="000000"/>
-              </w:rPr>
-            </w:pPr>
-          </w:p>
-        </w:tc>
-      </w:tr>
-      <w:tr>
-        <w:tc>
-          <w:tcPr>
-            <w:tcW w:w="1555" w:type="dxa"/>
-          </w:tcPr>
-          <w:p>
-            <w:pPr>
-              <w:spacing w:line="276" w:lineRule="auto"/>
-              <w:rPr>
-                <w:b/>
-                <w:bCs/>
-                <w:color w:val="000000"/>
-              </w:rPr>
-            </w:pPr>
-          </w:p>
-        </w:tc>
-        <w:tc>
-          <w:tcPr>
-            <w:tcW w:w="6237" w:type="dxa"/>
-          </w:tcPr>
-          <w:p>
-            <w:pPr>
-              <w:spacing w:line="276" w:lineRule="auto"/>
-              <w:rPr>
-                <w:b/>
-                <w:bCs/>
-                <w:color w:val="000000"/>
-              </w:rPr>
-            </w:pPr>
-          </w:p>
-        </w:tc>
-        <w:tc>
-          <w:tcPr>
-            <w:tcW w:w="2208" w:type="dxa"/>
-          </w:tcPr>
-          <w:p>
-            <w:pPr>
-              <w:spacing w:line="276" w:lineRule="auto"/>
-              <w:rPr>
-                <w:b/>
-                <w:bCs/>
-                <w:color w:val="000000"/>
-              </w:rPr>
-            </w:pPr>
-          </w:p>
-        </w:tc>
-      </w:tr>
-      <w:tr>
-        <w:tc>
-          <w:tcPr>
-            <w:tcW w:w="1555" w:type="dxa"/>
-          </w:tcPr>
-          <w:p>
-            <w:pPr>
-              <w:spacing w:line="276" w:lineRule="auto"/>
-              <w:rPr>
-                <w:b/>
-                <w:bCs/>
-                <w:color w:val="000000"/>
-              </w:rPr>
-            </w:pPr>
-          </w:p>
-        </w:tc>
-        <w:tc>
-          <w:tcPr>
-            <w:tcW w:w="6237" w:type="dxa"/>
-          </w:tcPr>
-          <w:p>
-            <w:pPr>
-              <w:spacing w:line="276" w:lineRule="auto"/>
-              <w:rPr>
-                <w:b/>
-                <w:bCs/>
-                <w:color w:val="000000"/>
-              </w:rPr>
-            </w:pPr>
-          </w:p>
-        </w:tc>
-        <w:tc>
-          <w:tcPr>
-            <w:tcW w:w="2208" w:type="dxa"/>
-          </w:tcPr>
-          <w:p>
-            <w:pPr>
-              <w:spacing w:line="276" w:lineRule="auto"/>
-              <w:rPr>
-                <w:b/>
-                <w:bCs/>
-                <w:color w:val="000000"/>
-              </w:rPr>
-            </w:pPr>
-          </w:p>
-        </w:tc>
-      </w:tr>
-    </w:tbl>
-    <w:p>
-      <w:pPr>
-        <w:spacing w:after="0" w:line="240" w:lineRule="auto"/>
-        <w:rPr>
-          <w:b/>
-          <w:bCs/>
-          <w:color w:val="000000"/>
-          <w:sz w:val="28"/>
-          <w:szCs w:val="28"/>
-        </w:rPr>
-      </w:pPr>
-    </w:p>
     <w:sectPr>
       <w:headerReference w:type="default" r:id="rId7"/>
       <w:footerReference w:type="default" r:id="rId8"/>
